--- a/paper/chinese/chapters/chapter5_transparent_evaluation.docx
+++ b/paper/chinese/chapters/chapter5_transparent_evaluation.docx
@@ -42,7 +42,7 @@
           <w:rFonts w:ascii="Times New Roman" w:eastAsia="SimSun" w:hAnsi="Times New Roman"/>
           <w:sz w:val="24"/>
         </w:rPr>
-        <w:t xml:space="preserve">第4章完成了多水位工况下的渗流计算，得到了渗透坡降、浸润线和边坡稳定安全系数；第2章介绍了红外探测渗漏和目标识别的基本原理。但计算结果和巡检图像本身还不是结论：管理人员需要知道某一堤段在当前水位下是否安全、风险主要来自哪类破坏、依据是什么、还缺哪些资料。本章对应第1章提出的第二个关键科学问题，研究如何把渗流计算结果与无人机巡检发现的病害信息融合为依据清楚、可随资料更新的安全评价结论。</w:t>
+        <w:t xml:space="preserve">第4章用有限体积法完成了洞庭湖某垸堤防五种水位下的二维、三维渗流计算，得到了水头场、出流量、背水侧法向出逸梯度和潜在管涌通道及其出口等级；第2章介绍了红外探测渗漏和目标识别的基本原理。但计算结果和巡检图像本身还不是结论：管理人员需要知道某一堤段在当前水位下是否安全、风险主要来自哪类破坏、依据是什么、还缺哪些资料。本章对应第1章提出的第二个关键科学问题，研究如何把渗流计算结果与无人机巡检发现的病害信息融合为依据清楚、可随资料更新的安全评价结论。</w:t>
       </w:r>
     </w:p>
     <w:p>
@@ -71,7 +71,7 @@
           <w:rFonts w:ascii="Times New Roman" w:eastAsia="SimSun" w:hAnsi="Times New Roman"/>
           <w:sz w:val="24"/>
         </w:rPr>
-        <w:t xml:space="preserve">。常用的“指标打分—加权汇总—按分定级”方法有两个容易被忽视的问题：一是加权平均可能把个别达到临界的指标“平均掉”；二是评价表往往不能区分“检查过、未发现问题”和“没有检查”，也不能区分“算法认为可疑”和“现场确认是管涌”。本章依次回答评价什么（5.2节）、用哪些指标（5.3节）、巡检证据如何获取并进入评价（5.4节）、如何评价（5.5节，含四项创新方法）、按什么标准定级（5.6节），最后给出评价流程与五个算例（5.7节）并讨论适用条件（5.8节）。需要预先说明，本章的定量对比主要基于受控合成情景，用于检验方法本身的行为，在取得独立现场标签之前不代表真实堤防上的预测精度。</w:t>
+        <w:t xml:space="preserve">。常用的“指标打分—加权汇总—按分定级”方法有两个容易被忽视的问题：一是加权平均可能把个别达到临界的指标“平均掉”；二是评价表往往不能区分“检查过、未发现问题”和“没有检查”，也不能区分“算法认为可疑”和“现场确认是管涌”。本章依次回答评价什么（5.2节）、用哪些指标（5.3节）、巡检证据如何获取并进入评价（5.4节）、如何评价（5.5节，含四项创新方法）、按什么标准定级（5.6节），最后给出评价流程与六个算例（5.7节）并讨论适用条件（5.8节）。需要预先说明，本章的定量对比主要基于受控合成情景，用于检验方法本身的行为，在取得独立现场标签之前不代表真实堤防上的预测精度。</w:t>
       </w:r>
     </w:p>
     <w:p>
@@ -446,7 +446,7 @@
           <w:rFonts w:ascii="Times New Roman" w:eastAsia="SimSun" w:hAnsi="Times New Roman"/>
           <w:sz w:val="24"/>
         </w:rPr>
-        <w:t xml:space="preserve">评价总体框架如图5.1所示，按数据流向分为六层。数据来源层汇集第3章的地层与土性参数、第4章的坡降比和安全系数、5.4节的巡检候选与复核结论，以及工程台账和运行管理资料。证据层登记每条资料的来源、时间和适用范围并判断其状态，只有“可采纳”的资料才进入指标层。指标层把资料转换为29项指标，并对应到五类失效模式。模型层由物理规则链、随机森林决策层、序数物理下限和复核门组成，其运行参数由离线的多目标策略评价选定。标准层规定等级划分、门控阈值、巡检证据判定和预警分级。输出层给出等级、主控失效模式、依据和待办事项，并推送到第6章的数字孪生平台。</w:t>
+        <w:t xml:space="preserve">评价总体框架如图5.1所示，按数据流向分为六层。数据来源层汇集第3章的地层与土性参数、第4章的水头场与出逸梯度、5.4节的巡检候选与复核结论，以及工程台账（含边坡稳定复核）和运行管理资料。证据层登记每条资料的来源、时间和适用范围并判断其状态，只有“可采纳”的资料才进入指标层。指标层把资料转换为29项指标，并对应到五类失效模式。模型层由物理规则链、随机森林决策层、序数物理下限和复核门组成，其运行参数由离线的多目标策略评价选定。标准层规定等级划分、门控阈值、巡检证据判定和预警分级。输出层给出等级、主控失效模式、依据和待办事项，并推送到第6章的数字孪生平台。</w:t>
       </w:r>
     </w:p>
     <w:p>
@@ -696,7 +696,7 @@
           <w:rFonts w:ascii="Times New Roman" w:eastAsia="SimSun" w:hAnsi="Times New Roman"/>
           <w:sz w:val="24"/>
         </w:rPr>
-        <w:t xml:space="preserve">各指标的名称见图5.2，量化方式和数据来源见表5.2：C1、C4、C5三项渗流指标和D1、D2两项抗滑稳定指标由第4章计算直接提供，C3由5.4节的无人机巡检、人工巡查和险情记录提供，其余主要来自设计、检测和管理台账。</w:t>
+        <w:t xml:space="preserve">各指标的名称见图5.2，量化方式和数据来源见表5.2：C1、C4、C5三项渗流指标由第4章渗流计算提供，D1、D2两项抗滑稳定指标取自边坡稳定复核（可采用第4章的水头场作为孔隙水压力输入），C3由5.4节的无人机巡检、人工巡查和险情记录提供，其余主要来自设计、检测和管理台账。</w:t>
       </w:r>
     </w:p>
     <w:p>
@@ -1464,7 +1464,7 @@
                 <w:rFonts w:ascii="Times New Roman" w:eastAsia="SimSun" w:hAnsi="Times New Roman"/>
                 <w:sz w:val="21"/>
               </w:rPr>
-              <w:t xml:space="preserve">第4章稳定计算</w:t>
+              <w:t xml:space="preserve">边坡稳定复核</w:t>
             </w:r>
           </w:p>
         </w:tc>
@@ -2258,7 +2258,69 @@
           <w:rFonts w:ascii="Times New Roman" w:eastAsia="SimSun" w:hAnsi="Times New Roman"/>
           <w:sz w:val="24"/>
         </w:rPr>
-        <w:t xml:space="preserve"> 即达到临界值的80%。从第4章渗流场提取C1、C4、C5时，出口指标取出逸区出流边界上的法向坡降，不以全场最大坡降代替，并记录峰值所在土层与位置。抗滑稳定指标D1、D2以规范允许值（背水坡1.35、临水坡1.25）和极限平衡值1.0为界分段线性评分。第三类是分档赋分，适用于填土质量、隐患和运行管理等定性指标。应评价但未取得资料的指标不默认赋100分，而按“缺失”处理（5.5.2节）。</w:t>
+        <w:t xml:space="preserve"> 即达到临界值的80%。式（5-1）中的 </w:t>
+      </w:r>
+      <w:r>
+        <w:rPr>
+          <w:rFonts w:ascii="Times New Roman" w:eastAsia="SimSun" w:hAnsi="Times New Roman"/>
+          <w:i/>
+          <w:sz w:val="24"/>
+        </w:rPr>
+        <w:t xml:space="preserve">i</w:t>
+      </w:r>
+      <w:r>
+        <w:rPr>
+          <w:rFonts w:ascii="Times New Roman" w:eastAsia="SimSun" w:hAnsi="Times New Roman"/>
+          <w:sz w:val="24"/>
+          <w:vertAlign w:val="subscript"/>
+        </w:rPr>
+        <w:t xml:space="preserve">cr</w:t>
+      </w:r>
+      <w:r>
+        <w:rPr>
+          <w:rFonts w:ascii="Times New Roman" w:eastAsia="SimSun" w:hAnsi="Times New Roman"/>
+          <w:sz w:val="24"/>
+        </w:rPr>
+        <w:t xml:space="preserve"> 与第4章式（4-44）的临界梯度相同，风险比 </w:t>
+      </w:r>
+      <w:r>
+        <w:rPr>
+          <w:rFonts w:ascii="Times New Roman" w:eastAsia="SimSun" w:hAnsi="Times New Roman"/>
+          <w:i/>
+          <w:sz w:val="24"/>
+        </w:rPr>
+        <w:t xml:space="preserve">R</w:t>
+      </w:r>
+      <w:r>
+        <w:rPr>
+          <w:rFonts w:ascii="Times New Roman" w:eastAsia="SimSun" w:hAnsi="Times New Roman"/>
+          <w:sz w:val="24"/>
+        </w:rPr>
+        <w:t xml:space="preserve"> 即该式临界梯度比 </w:t>
+      </w:r>
+      <w:r>
+        <w:rPr>
+          <w:rFonts w:ascii="Times New Roman" w:eastAsia="SimSun" w:hAnsi="Times New Roman"/>
+          <w:i/>
+          <w:sz w:val="24"/>
+        </w:rPr>
+        <w:t xml:space="preserve">F</w:t>
+      </w:r>
+      <w:r>
+        <w:rPr>
+          <w:rFonts w:ascii="Times New Roman" w:eastAsia="SimSun" w:hAnsi="Times New Roman"/>
+          <w:i/>
+          <w:sz w:val="24"/>
+          <w:vertAlign w:val="subscript"/>
+        </w:rPr>
+        <w:t xml:space="preserve">h</w:t>
+      </w:r>
+      <w:r>
+        <w:rPr>
+          <w:rFonts w:ascii="Times New Roman" w:eastAsia="SimSun" w:hAnsi="Times New Roman"/>
+          <w:sz w:val="24"/>
+        </w:rPr>
+        <w:t xml:space="preserve"> 的倒数。从第4章渗流场提取C1、C4、C5时，出口指标取按式（4-43）由守恒边界流量计算的法向出逸梯度，不以全场最大坡降代替，并记录峰值所在土层与位置。抗滑稳定指标D1、D2以规范允许值（背水坡1.35、临水坡1.25）和极限平衡值1.0为界分段线性评分。第三类是分档赋分，适用于填土质量、隐患和运行管理等定性指标。应评价但未取得资料的指标不默认赋100分，而按“缺失”处理（5.5.2节）。</w:t>
       </w:r>
     </w:p>
     <w:p>
@@ -2737,7 +2799,7 @@
           <w:rFonts w:ascii="Times New Roman" w:eastAsia="SimSun" w:hAnsi="Times New Roman"/>
           <w:sz w:val="24"/>
         </w:rPr>
-        <w:t xml:space="preserve">渗流计算给出的是内部坡降与稳定性，但不能直接反映已出现的病害；无人机巡检能快速发现背水坡、坡脚和坑塘边缘的渗水、湿斑、冒水和管涌出口，却看不到内部渗流通道。二者互为补充：计算回答“按地质和水位条件会不会出问题”，巡检回答“现场是否已出现迹象”。巡检结果要进入评价须满足三项要求：可定位，即能落到确定的桩号区间；可追溯，即保留采集时间、设备参数和复核记录；可区分，即把算法检出、人工复核和巡检覆盖范围分开记录。</w:t>
+        <w:t xml:space="preserve">渗流计算给出的是内部水头、坡降和出逸状态，但不能直接反映已出现的病害；无人机巡检能快速发现背水坡、坡脚和坑塘边缘的渗水、湿斑、冒水和管涌出口，却看不到内部渗流通道。二者互为补充：计算回答“按地质和水位条件会不会出问题”，巡检回答“现场是否已出现迹象”。巡检结果要进入评价须满足三项要求：可定位，即能落到确定的桩号区间；可追溯，即保留采集时间、设备参数和复核记录；可区分，即把算法检出、人工复核和巡检覆盖范围分开记录。</w:t>
       </w:r>
     </w:p>
     <w:p>
@@ -2765,7 +2827,7 @@
           <w:rFonts w:ascii="Times New Roman" w:eastAsia="SimSun" w:hAnsi="Times New Roman"/>
           <w:sz w:val="24"/>
         </w:rPr>
-        <w:t xml:space="preserve">本研究采用M300 RTK无人机搭载禅思H20T载荷，其红外相机分辨率为640×512像素、焦距13.5 mm，工作于8—14 μm长波红外波段，噪声等效温差不大于50 mK，约可分辨0.05 ℃的温差（2.5.1节）。采集时段宜选在夜间或凌晨，并安排在高水位期间及退水初期：夜间没有日照干扰，渗水区因热容量大降温较慢，与干燥土体的温差最明显，而白天水体边缘和植被阴影容易形成与渗水相似的冷区。航线沿堤顶、背水坡、坡脚及可能出逸区布设，出逸区可参考第4章计算的出逸位置和历史险情位置。飞行高度由地面分辨率决定，地面分辨率即一个像素对应的地面尺寸：</w:t>
+        <w:t xml:space="preserve">本研究采用M300 RTK无人机搭载禅思H20T载荷，其红外相机分辨率为640×512像素、焦距13.5 mm，工作于8—14 μm长波红外波段，噪声等效温差不大于50 mK，约可分辨0.05 ℃的温差（2.5.1节）。采集时段宜选在夜间或凌晨，并安排在高水位期间及退水初期：夜间没有日照干扰，渗水区因热容量大降温较慢，与干燥土体的温差最明显，而白天水体边缘和植被阴影容易形成与渗水相似的冷区。航线沿堤顶、背水坡、坡脚及可能出逸区布设，出逸区依据第4章4.5节识别的潜在管涌通道出口和出逸梯度大于0.825的高梯度出逸面确定，并叠加历史险情位置。飞行高度由地面分辨率决定，地面分辨率即一个像素对应的地面尺寸：</w:t>
       </w:r>
     </w:p>
     <w:p>
@@ -5711,7 +5773,7 @@
           <w:rFonts w:ascii="Times New Roman" w:eastAsia="SimSun" w:hAnsi="Times New Roman"/>
           <w:sz w:val="24"/>
         </w:rPr>
-        <w:t xml:space="preserve">图像记录的GPS坐标是无人机机位，而不是病害位置。把候选落到评价单元需三步：把卫星定位的经纬度坐标（WGS84）转换为与第3章地质输入一致的工程平面坐标；依据飞行高度、相机姿态和DEM把检测框投影为地面上的一块区域，即地面足迹 </w:t>
+        <w:t xml:space="preserve">图像记录的GPS坐标是无人机机位，而不是病害位置。把候选落到评价单元需三步：把卫星定位的经纬度坐标（WGS84）转换为与第3、4章地质模型和渗流计算一致的工程平面坐标（第4章式（4-38）的局部坐标）；依据飞行高度、相机姿态和DEM把检测框投影为地面上的一块区域，即地面足迹 </w:t>
       </w:r>
       <w:r>
         <w:rPr>
@@ -14238,6 +14300,666 @@
     </w:tbl>
     <w:p>
       <w:pPr>
+        <w:spacing w:after="0" w:line="360" w:lineRule="auto"/>
+        <w:ind w:firstLine="480"/>
+        <w:jc w:val="both"/>
+      </w:pPr>
+      <w:r>
+        <w:rPr>
+          <w:rFonts w:ascii="Times New Roman" w:eastAsia="SimSun" w:hAnsi="Times New Roman"/>
+          <w:sz w:val="24"/>
+        </w:rPr>
+        <w:t xml:space="preserve">第4章按出口向上出逸梯度 </w:t>
+      </w:r>
+      <w:r>
+        <w:rPr>
+          <w:rFonts w:ascii="Times New Roman" w:eastAsia="SimSun" w:hAnsi="Times New Roman"/>
+          <w:i/>
+          <w:sz w:val="24"/>
+        </w:rPr>
+        <w:t xml:space="preserve">i</w:t>
+      </w:r>
+      <w:r>
+        <w:rPr>
+          <w:rFonts w:ascii="Times New Roman" w:eastAsia="SimSun" w:hAnsi="Times New Roman"/>
+          <w:sz w:val="24"/>
+          <w:vertAlign w:val="subscript"/>
+        </w:rPr>
+        <w:t xml:space="preserve">up</w:t>
+      </w:r>
+      <w:r>
+        <w:rPr>
+          <w:rFonts w:ascii="Times New Roman" w:eastAsia="SimSun" w:hAnsi="Times New Roman"/>
+          <w:sz w:val="24"/>
+        </w:rPr>
+        <w:t xml:space="preserve"> 把潜在管涌通道分为Ⅰ级（</w:t>
+      </w:r>
+      <w:r>
+        <w:rPr>
+          <w:rFonts w:ascii="Times New Roman" w:eastAsia="SimSun" w:hAnsi="Times New Roman"/>
+          <w:i/>
+          <w:sz w:val="24"/>
+        </w:rPr>
+        <w:t xml:space="preserve">i</w:t>
+      </w:r>
+      <w:r>
+        <w:rPr>
+          <w:rFonts w:ascii="Times New Roman" w:eastAsia="SimSun" w:hAnsi="Times New Roman"/>
+          <w:sz w:val="24"/>
+          <w:vertAlign w:val="subscript"/>
+        </w:rPr>
+        <w:t xml:space="preserve">up</w:t>
+      </w:r>
+      <w:r>
+        <w:rPr>
+          <w:rFonts w:ascii="Times New Roman" w:eastAsia="SimSun" w:hAnsi="Times New Roman"/>
+          <w:sz w:val="24"/>
+        </w:rPr>
+        <w:t xml:space="preserve"> &lt; </w:t>
+      </w:r>
+      <w:r>
+        <w:rPr>
+          <w:rFonts w:ascii="Times New Roman" w:eastAsia="SimSun" w:hAnsi="Times New Roman"/>
+          <w:sz w:val="24"/>
+        </w:rPr>
+        <w:t xml:space="preserve">0</w:t>
+      </w:r>
+      <w:r>
+        <w:rPr>
+          <w:rFonts w:ascii="Times New Roman" w:eastAsia="SimSun" w:hAnsi="Times New Roman"/>
+          <w:sz w:val="24"/>
+        </w:rPr>
+        <w:t xml:space="preserve">.</w:t>
+      </w:r>
+      <w:r>
+        <w:rPr>
+          <w:rFonts w:ascii="Times New Roman" w:eastAsia="SimSun" w:hAnsi="Times New Roman"/>
+          <w:sz w:val="24"/>
+        </w:rPr>
+        <w:t xml:space="preserve">8</w:t>
+      </w:r>
+      <w:r>
+        <w:rPr>
+          <w:rFonts w:ascii="Times New Roman" w:eastAsia="SimSun" w:hAnsi="Times New Roman"/>
+          <w:sz w:val="24"/>
+        </w:rPr>
+        <w:t xml:space="preserve">2</w:t>
+      </w:r>
+      <w:r>
+        <w:rPr>
+          <w:rFonts w:ascii="Times New Roman" w:eastAsia="SimSun" w:hAnsi="Times New Roman"/>
+          <w:sz w:val="24"/>
+        </w:rPr>
+        <w:t xml:space="preserve">5</w:t>
+      </w:r>
+      <w:r>
+        <w:rPr>
+          <w:rFonts w:ascii="Times New Roman" w:eastAsia="SimSun" w:hAnsi="Times New Roman"/>
+          <w:sz w:val="24"/>
+        </w:rPr>
+        <w:t xml:space="preserve">）、Ⅱ级（</w:t>
+      </w:r>
+      <w:r>
+        <w:rPr>
+          <w:rFonts w:ascii="Times New Roman" w:eastAsia="SimSun" w:hAnsi="Times New Roman"/>
+          <w:sz w:val="24"/>
+        </w:rPr>
+        <w:t xml:space="preserve">0</w:t>
+      </w:r>
+      <w:r>
+        <w:rPr>
+          <w:rFonts w:ascii="Times New Roman" w:eastAsia="SimSun" w:hAnsi="Times New Roman"/>
+          <w:sz w:val="24"/>
+        </w:rPr>
+        <w:t xml:space="preserve">.</w:t>
+      </w:r>
+      <w:r>
+        <w:rPr>
+          <w:rFonts w:ascii="Times New Roman" w:eastAsia="SimSun" w:hAnsi="Times New Roman"/>
+          <w:sz w:val="24"/>
+        </w:rPr>
+        <w:t xml:space="preserve">8</w:t>
+      </w:r>
+      <w:r>
+        <w:rPr>
+          <w:rFonts w:ascii="Times New Roman" w:eastAsia="SimSun" w:hAnsi="Times New Roman"/>
+          <w:sz w:val="24"/>
+        </w:rPr>
+        <w:t xml:space="preserve">2</w:t>
+      </w:r>
+      <w:r>
+        <w:rPr>
+          <w:rFonts w:ascii="Times New Roman" w:eastAsia="SimSun" w:hAnsi="Times New Roman"/>
+          <w:sz w:val="24"/>
+        </w:rPr>
+        <w:t xml:space="preserve">5</w:t>
+      </w:r>
+      <w:r>
+        <w:rPr>
+          <w:rFonts w:ascii="Times New Roman" w:eastAsia="SimSun" w:hAnsi="Times New Roman"/>
+          <w:sz w:val="24"/>
+        </w:rPr>
+        <w:t xml:space="preserve"> ≤ </w:t>
+      </w:r>
+      <w:r>
+        <w:rPr>
+          <w:rFonts w:ascii="Times New Roman" w:eastAsia="SimSun" w:hAnsi="Times New Roman"/>
+          <w:i/>
+          <w:sz w:val="24"/>
+        </w:rPr>
+        <w:t xml:space="preserve">i</w:t>
+      </w:r>
+      <w:r>
+        <w:rPr>
+          <w:rFonts w:ascii="Times New Roman" w:eastAsia="SimSun" w:hAnsi="Times New Roman"/>
+          <w:sz w:val="24"/>
+          <w:vertAlign w:val="subscript"/>
+        </w:rPr>
+        <w:t xml:space="preserve">up</w:t>
+      </w:r>
+      <w:r>
+        <w:rPr>
+          <w:rFonts w:ascii="Times New Roman" w:eastAsia="SimSun" w:hAnsi="Times New Roman"/>
+          <w:sz w:val="24"/>
+        </w:rPr>
+        <w:t xml:space="preserve"> &lt; </w:t>
+      </w:r>
+      <w:r>
+        <w:rPr>
+          <w:rFonts w:ascii="Times New Roman" w:eastAsia="SimSun" w:hAnsi="Times New Roman"/>
+          <w:sz w:val="24"/>
+        </w:rPr>
+        <w:t xml:space="preserve">1</w:t>
+      </w:r>
+      <w:r>
+        <w:rPr>
+          <w:rFonts w:ascii="Times New Roman" w:eastAsia="SimSun" w:hAnsi="Times New Roman"/>
+          <w:sz w:val="24"/>
+        </w:rPr>
+        <w:t xml:space="preserve">.</w:t>
+      </w:r>
+      <w:r>
+        <w:rPr>
+          <w:rFonts w:ascii="Times New Roman" w:eastAsia="SimSun" w:hAnsi="Times New Roman"/>
+          <w:sz w:val="24"/>
+        </w:rPr>
+        <w:t xml:space="preserve">0</w:t>
+      </w:r>
+      <w:r>
+        <w:rPr>
+          <w:rFonts w:ascii="Times New Roman" w:eastAsia="SimSun" w:hAnsi="Times New Roman"/>
+          <w:sz w:val="24"/>
+        </w:rPr>
+        <w:t xml:space="preserve">3</w:t>
+      </w:r>
+      <w:r>
+        <w:rPr>
+          <w:rFonts w:ascii="Times New Roman" w:eastAsia="SimSun" w:hAnsi="Times New Roman"/>
+          <w:sz w:val="24"/>
+        </w:rPr>
+        <w:t xml:space="preserve">1</w:t>
+      </w:r>
+      <w:r>
+        <w:rPr>
+          <w:rFonts w:ascii="Times New Roman" w:eastAsia="SimSun" w:hAnsi="Times New Roman"/>
+          <w:sz w:val="24"/>
+        </w:rPr>
+        <w:t xml:space="preserve">2</w:t>
+      </w:r>
+      <w:r>
+        <w:rPr>
+          <w:rFonts w:ascii="Times New Roman" w:eastAsia="SimSun" w:hAnsi="Times New Roman"/>
+          <w:sz w:val="24"/>
+        </w:rPr>
+        <w:t xml:space="preserve">5</w:t>
+      </w:r>
+      <w:r>
+        <w:rPr>
+          <w:rFonts w:ascii="Times New Roman" w:eastAsia="SimSun" w:hAnsi="Times New Roman"/>
+          <w:sz w:val="24"/>
+        </w:rPr>
+        <w:t xml:space="preserve">）和Ⅲ级（</w:t>
+      </w:r>
+      <w:r>
+        <w:rPr>
+          <w:rFonts w:ascii="Times New Roman" w:eastAsia="SimSun" w:hAnsi="Times New Roman"/>
+          <w:i/>
+          <w:sz w:val="24"/>
+        </w:rPr>
+        <w:t xml:space="preserve">i</w:t>
+      </w:r>
+      <w:r>
+        <w:rPr>
+          <w:rFonts w:ascii="Times New Roman" w:eastAsia="SimSun" w:hAnsi="Times New Roman"/>
+          <w:sz w:val="24"/>
+          <w:vertAlign w:val="subscript"/>
+        </w:rPr>
+        <w:t xml:space="preserve">up</w:t>
+      </w:r>
+      <w:r>
+        <w:rPr>
+          <w:rFonts w:ascii="Times New Roman" w:eastAsia="SimSun" w:hAnsi="Times New Roman"/>
+          <w:sz w:val="24"/>
+        </w:rPr>
+        <w:t xml:space="preserve"> ≥ </w:t>
+      </w:r>
+      <w:r>
+        <w:rPr>
+          <w:rFonts w:ascii="Times New Roman" w:eastAsia="SimSun" w:hAnsi="Times New Roman"/>
+          <w:sz w:val="24"/>
+        </w:rPr>
+        <w:t xml:space="preserve">1</w:t>
+      </w:r>
+      <w:r>
+        <w:rPr>
+          <w:rFonts w:ascii="Times New Roman" w:eastAsia="SimSun" w:hAnsi="Times New Roman"/>
+          <w:sz w:val="24"/>
+        </w:rPr>
+        <w:t xml:space="preserve">.</w:t>
+      </w:r>
+      <w:r>
+        <w:rPr>
+          <w:rFonts w:ascii="Times New Roman" w:eastAsia="SimSun" w:hAnsi="Times New Roman"/>
+          <w:sz w:val="24"/>
+        </w:rPr>
+        <w:t xml:space="preserve">0</w:t>
+      </w:r>
+      <w:r>
+        <w:rPr>
+          <w:rFonts w:ascii="Times New Roman" w:eastAsia="SimSun" w:hAnsi="Times New Roman"/>
+          <w:sz w:val="24"/>
+        </w:rPr>
+        <w:t xml:space="preserve">3</w:t>
+      </w:r>
+      <w:r>
+        <w:rPr>
+          <w:rFonts w:ascii="Times New Roman" w:eastAsia="SimSun" w:hAnsi="Times New Roman"/>
+          <w:sz w:val="24"/>
+        </w:rPr>
+        <w:t xml:space="preserve">1</w:t>
+      </w:r>
+      <w:r>
+        <w:rPr>
+          <w:rFonts w:ascii="Times New Roman" w:eastAsia="SimSun" w:hAnsi="Times New Roman"/>
+          <w:sz w:val="24"/>
+        </w:rPr>
+        <w:t xml:space="preserve">2</w:t>
+      </w:r>
+      <w:r>
+        <w:rPr>
+          <w:rFonts w:ascii="Times New Roman" w:eastAsia="SimSun" w:hAnsi="Times New Roman"/>
+          <w:sz w:val="24"/>
+        </w:rPr>
+        <w:t xml:space="preserve">5</w:t>
+      </w:r>
+      <w:r>
+        <w:rPr>
+          <w:rFonts w:ascii="Times New Roman" w:eastAsia="SimSun" w:hAnsi="Times New Roman"/>
+          <w:sz w:val="24"/>
+        </w:rPr>
+        <w:t xml:space="preserve">），区间端点对应 </w:t>
+      </w:r>
+      <w:r>
+        <w:rPr>
+          <w:rFonts w:ascii="Times New Roman" w:eastAsia="SimSun" w:hAnsi="Times New Roman"/>
+          <w:i/>
+          <w:sz w:val="24"/>
+        </w:rPr>
+        <w:t xml:space="preserve">G</w:t>
+      </w:r>
+      <w:r>
+        <w:rPr>
+          <w:rFonts w:ascii="Times New Roman" w:eastAsia="SimSun" w:hAnsi="Times New Roman"/>
+          <w:i/>
+          <w:sz w:val="24"/>
+          <w:vertAlign w:val="subscript"/>
+        </w:rPr>
+        <w:t xml:space="preserve">s</w:t>
+      </w:r>
+      <w:r>
+        <w:rPr>
+          <w:rFonts w:ascii="Times New Roman" w:eastAsia="SimSun" w:hAnsi="Times New Roman"/>
+          <w:sz w:val="24"/>
+        </w:rPr>
+        <w:t xml:space="preserve"> = </w:t>
+      </w:r>
+      <w:r>
+        <w:rPr>
+          <w:rFonts w:ascii="Times New Roman" w:eastAsia="SimSun" w:hAnsi="Times New Roman"/>
+          <w:sz w:val="24"/>
+        </w:rPr>
+        <w:t xml:space="preserve">2</w:t>
+      </w:r>
+      <w:r>
+        <w:rPr>
+          <w:rFonts w:ascii="Times New Roman" w:eastAsia="SimSun" w:hAnsi="Times New Roman"/>
+          <w:sz w:val="24"/>
+        </w:rPr>
+        <w:t xml:space="preserve">.</w:t>
+      </w:r>
+      <w:r>
+        <w:rPr>
+          <w:rFonts w:ascii="Times New Roman" w:eastAsia="SimSun" w:hAnsi="Times New Roman"/>
+          <w:sz w:val="24"/>
+        </w:rPr>
+        <w:t xml:space="preserve">6</w:t>
+      </w:r>
+      <w:r>
+        <w:rPr>
+          <w:rFonts w:ascii="Times New Roman" w:eastAsia="SimSun" w:hAnsi="Times New Roman"/>
+          <w:sz w:val="24"/>
+        </w:rPr>
+        <w:t xml:space="preserve">5</w:t>
+      </w:r>
+      <w:r>
+        <w:rPr>
+          <w:rFonts w:ascii="Times New Roman" w:eastAsia="SimSun" w:hAnsi="Times New Roman"/>
+          <w:sz w:val="24"/>
+        </w:rPr>
+        <w:t xml:space="preserve">、</w:t>
+      </w:r>
+      <w:r>
+        <w:rPr>
+          <w:rFonts w:ascii="Times New Roman" w:eastAsia="SimSun" w:hAnsi="Times New Roman"/>
+          <w:i/>
+          <w:sz w:val="24"/>
+        </w:rPr>
+        <w:t xml:space="preserve">e</w:t>
+      </w:r>
+      <w:r>
+        <w:rPr>
+          <w:rFonts w:ascii="Times New Roman" w:eastAsia="SimSun" w:hAnsi="Times New Roman"/>
+          <w:sz w:val="24"/>
+        </w:rPr>
+        <w:t xml:space="preserve"> = </w:t>
+      </w:r>
+      <w:r>
+        <w:rPr>
+          <w:rFonts w:ascii="Times New Roman" w:eastAsia="SimSun" w:hAnsi="Times New Roman"/>
+          <w:sz w:val="24"/>
+        </w:rPr>
+        <w:t xml:space="preserve">0</w:t>
+      </w:r>
+      <w:r>
+        <w:rPr>
+          <w:rFonts w:ascii="Times New Roman" w:eastAsia="SimSun" w:hAnsi="Times New Roman"/>
+          <w:sz w:val="24"/>
+        </w:rPr>
+        <w:t xml:space="preserve">.</w:t>
+      </w:r>
+      <w:r>
+        <w:rPr>
+          <w:rFonts w:ascii="Times New Roman" w:eastAsia="SimSun" w:hAnsi="Times New Roman"/>
+          <w:sz w:val="24"/>
+        </w:rPr>
+        <w:t xml:space="preserve">6</w:t>
+      </w:r>
+      <w:r>
+        <w:rPr>
+          <w:rFonts w:ascii="Times New Roman" w:eastAsia="SimSun" w:hAnsi="Times New Roman"/>
+          <w:sz w:val="24"/>
+        </w:rPr>
+        <w:t xml:space="preserve">—1.0时的临界梯度。由于 </w:t>
+      </w:r>
+      <w:r>
+        <w:rPr>
+          <w:rFonts w:ascii="Times New Roman" w:eastAsia="SimSun" w:hAnsi="Times New Roman"/>
+          <w:sz w:val="24"/>
+        </w:rPr>
+        <w:t xml:space="preserve">0</w:t>
+      </w:r>
+      <w:r>
+        <w:rPr>
+          <w:rFonts w:ascii="Times New Roman" w:eastAsia="SimSun" w:hAnsi="Times New Roman"/>
+          <w:sz w:val="24"/>
+        </w:rPr>
+        <w:t xml:space="preserve">.</w:t>
+      </w:r>
+      <w:r>
+        <w:rPr>
+          <w:rFonts w:ascii="Times New Roman" w:eastAsia="SimSun" w:hAnsi="Times New Roman"/>
+          <w:sz w:val="24"/>
+        </w:rPr>
+        <w:t xml:space="preserve">8</w:t>
+      </w:r>
+      <w:r>
+        <w:rPr>
+          <w:rFonts w:ascii="Times New Roman" w:eastAsia="SimSun" w:hAnsi="Times New Roman"/>
+          <w:sz w:val="24"/>
+        </w:rPr>
+        <w:t xml:space="preserve">2</w:t>
+      </w:r>
+      <w:r>
+        <w:rPr>
+          <w:rFonts w:ascii="Times New Roman" w:eastAsia="SimSun" w:hAnsi="Times New Roman"/>
+          <w:sz w:val="24"/>
+        </w:rPr>
+        <w:t xml:space="preserve">5</w:t>
+      </w:r>
+      <w:r>
+        <w:rPr>
+          <w:rFonts w:ascii="Times New Roman" w:eastAsia="SimSun" w:hAnsi="Times New Roman"/>
+          <w:sz w:val="24"/>
+        </w:rPr>
+        <w:t xml:space="preserve">/</w:t>
+      </w:r>
+      <w:r>
+        <w:rPr>
+          <w:rFonts w:ascii="Times New Roman" w:eastAsia="SimSun" w:hAnsi="Times New Roman"/>
+          <w:sz w:val="24"/>
+        </w:rPr>
+        <w:t xml:space="preserve">1</w:t>
+      </w:r>
+      <w:r>
+        <w:rPr>
+          <w:rFonts w:ascii="Times New Roman" w:eastAsia="SimSun" w:hAnsi="Times New Roman"/>
+          <w:sz w:val="24"/>
+        </w:rPr>
+        <w:t xml:space="preserve">.</w:t>
+      </w:r>
+      <w:r>
+        <w:rPr>
+          <w:rFonts w:ascii="Times New Roman" w:eastAsia="SimSun" w:hAnsi="Times New Roman"/>
+          <w:sz w:val="24"/>
+        </w:rPr>
+        <w:t xml:space="preserve">0</w:t>
+      </w:r>
+      <w:r>
+        <w:rPr>
+          <w:rFonts w:ascii="Times New Roman" w:eastAsia="SimSun" w:hAnsi="Times New Roman"/>
+          <w:sz w:val="24"/>
+        </w:rPr>
+        <w:t xml:space="preserve">3</w:t>
+      </w:r>
+      <w:r>
+        <w:rPr>
+          <w:rFonts w:ascii="Times New Roman" w:eastAsia="SimSun" w:hAnsi="Times New Roman"/>
+          <w:sz w:val="24"/>
+        </w:rPr>
+        <w:t xml:space="preserve">1</w:t>
+      </w:r>
+      <w:r>
+        <w:rPr>
+          <w:rFonts w:ascii="Times New Roman" w:eastAsia="SimSun" w:hAnsi="Times New Roman"/>
+          <w:sz w:val="24"/>
+        </w:rPr>
+        <w:t xml:space="preserve">2</w:t>
+      </w:r>
+      <w:r>
+        <w:rPr>
+          <w:rFonts w:ascii="Times New Roman" w:eastAsia="SimSun" w:hAnsi="Times New Roman"/>
+          <w:sz w:val="24"/>
+        </w:rPr>
+        <w:t xml:space="preserve">5</w:t>
+      </w:r>
+      <w:r>
+        <w:rPr>
+          <w:rFonts w:ascii="Times New Roman" w:eastAsia="SimSun" w:hAnsi="Times New Roman"/>
+          <w:sz w:val="24"/>
+        </w:rPr>
+        <w:t xml:space="preserve"> = </w:t>
+      </w:r>
+      <w:r>
+        <w:rPr>
+          <w:rFonts w:ascii="Times New Roman" w:eastAsia="SimSun" w:hAnsi="Times New Roman"/>
+          <w:sz w:val="24"/>
+        </w:rPr>
+        <w:t xml:space="preserve">0</w:t>
+      </w:r>
+      <w:r>
+        <w:rPr>
+          <w:rFonts w:ascii="Times New Roman" w:eastAsia="SimSun" w:hAnsi="Times New Roman"/>
+          <w:sz w:val="24"/>
+        </w:rPr>
+        <w:t xml:space="preserve">.</w:t>
+      </w:r>
+      <w:r>
+        <w:rPr>
+          <w:rFonts w:ascii="Times New Roman" w:eastAsia="SimSun" w:hAnsi="Times New Roman"/>
+          <w:sz w:val="24"/>
+        </w:rPr>
+        <w:t xml:space="preserve">8</w:t>
+      </w:r>
+      <w:r>
+        <w:rPr>
+          <w:rFonts w:ascii="Times New Roman" w:eastAsia="SimSun" w:hAnsi="Times New Roman"/>
+          <w:sz w:val="24"/>
+        </w:rPr>
+        <w:t xml:space="preserve">，这一分级可直接换算为C1门控：Ⅲ级出口无论孔隙比取区间内何值都有 </w:t>
+      </w:r>
+      <w:r>
+        <w:rPr>
+          <w:rFonts w:ascii="Times New Roman" w:eastAsia="SimSun" w:hAnsi="Times New Roman"/>
+          <w:i/>
+          <w:sz w:val="24"/>
+        </w:rPr>
+        <w:t xml:space="preserve">R</w:t>
+      </w:r>
+      <w:r>
+        <w:rPr>
+          <w:rFonts w:ascii="Times New Roman" w:eastAsia="SimSun" w:hAnsi="Times New Roman"/>
+          <w:sz w:val="24"/>
+        </w:rPr>
+        <w:t xml:space="preserve"> ≥ </w:t>
+      </w:r>
+      <w:r>
+        <w:rPr>
+          <w:rFonts w:ascii="Times New Roman" w:eastAsia="SimSun" w:hAnsi="Times New Roman"/>
+          <w:sz w:val="24"/>
+        </w:rPr>
+        <w:t xml:space="preserve">1</w:t>
+      </w:r>
+      <w:r>
+        <w:rPr>
+          <w:rFonts w:ascii="Times New Roman" w:eastAsia="SimSun" w:hAnsi="Times New Roman"/>
+          <w:sz w:val="24"/>
+        </w:rPr>
+        <w:t xml:space="preserve">，确定触发C级门控；Ⅱ级出口确定有 </w:t>
+      </w:r>
+      <w:r>
+        <w:rPr>
+          <w:rFonts w:ascii="Times New Roman" w:eastAsia="SimSun" w:hAnsi="Times New Roman"/>
+          <w:i/>
+          <w:sz w:val="24"/>
+        </w:rPr>
+        <w:t xml:space="preserve">R</w:t>
+      </w:r>
+      <w:r>
+        <w:rPr>
+          <w:rFonts w:ascii="Times New Roman" w:eastAsia="SimSun" w:hAnsi="Times New Roman"/>
+          <w:sz w:val="24"/>
+        </w:rPr>
+        <w:t xml:space="preserve"> ≥ </w:t>
+      </w:r>
+      <w:r>
+        <w:rPr>
+          <w:rFonts w:ascii="Times New Roman" w:eastAsia="SimSun" w:hAnsi="Times New Roman"/>
+          <w:sz w:val="24"/>
+        </w:rPr>
+        <w:t xml:space="preserve">0</w:t>
+      </w:r>
+      <w:r>
+        <w:rPr>
+          <w:rFonts w:ascii="Times New Roman" w:eastAsia="SimSun" w:hAnsi="Times New Roman"/>
+          <w:sz w:val="24"/>
+        </w:rPr>
+        <w:t xml:space="preserve">.</w:t>
+      </w:r>
+      <w:r>
+        <w:rPr>
+          <w:rFonts w:ascii="Times New Roman" w:eastAsia="SimSun" w:hAnsi="Times New Roman"/>
+          <w:sz w:val="24"/>
+        </w:rPr>
+        <w:t xml:space="preserve">8</w:t>
+      </w:r>
+      <w:r>
+        <w:rPr>
+          <w:rFonts w:ascii="Times New Roman" w:eastAsia="SimSun" w:hAnsi="Times New Roman"/>
+          <w:sz w:val="24"/>
+        </w:rPr>
+        <w:t xml:space="preserve">，触发B级门控，并可能达到C级；Ⅰ级出口不会触发C级门控，但在 </w:t>
+      </w:r>
+      <w:r>
+        <w:rPr>
+          <w:rFonts w:ascii="Times New Roman" w:eastAsia="SimSun" w:hAnsi="Times New Roman"/>
+          <w:i/>
+          <w:sz w:val="24"/>
+        </w:rPr>
+        <w:t xml:space="preserve">i</w:t>
+      </w:r>
+      <w:r>
+        <w:rPr>
+          <w:rFonts w:ascii="Times New Roman" w:eastAsia="SimSun" w:hAnsi="Times New Roman"/>
+          <w:sz w:val="24"/>
+          <w:vertAlign w:val="subscript"/>
+        </w:rPr>
+        <w:t xml:space="preserve">up</w:t>
+      </w:r>
+      <w:r>
+        <w:rPr>
+          <w:rFonts w:ascii="Times New Roman" w:eastAsia="SimSun" w:hAnsi="Times New Roman"/>
+          <w:sz w:val="24"/>
+        </w:rPr>
+        <w:t xml:space="preserve"> ≥ </w:t>
+      </w:r>
+      <w:r>
+        <w:rPr>
+          <w:rFonts w:ascii="Times New Roman" w:eastAsia="SimSun" w:hAnsi="Times New Roman"/>
+          <w:sz w:val="24"/>
+        </w:rPr>
+        <w:t xml:space="preserve">0</w:t>
+      </w:r>
+      <w:r>
+        <w:rPr>
+          <w:rFonts w:ascii="Times New Roman" w:eastAsia="SimSun" w:hAnsi="Times New Roman"/>
+          <w:sz w:val="24"/>
+        </w:rPr>
+        <w:t xml:space="preserve">.</w:t>
+      </w:r>
+      <w:r>
+        <w:rPr>
+          <w:rFonts w:ascii="Times New Roman" w:eastAsia="SimSun" w:hAnsi="Times New Roman"/>
+          <w:sz w:val="24"/>
+        </w:rPr>
+        <w:t xml:space="preserve">6</w:t>
+      </w:r>
+      <w:r>
+        <w:rPr>
+          <w:rFonts w:ascii="Times New Roman" w:eastAsia="SimSun" w:hAnsi="Times New Roman"/>
+          <w:sz w:val="24"/>
+        </w:rPr>
+        <w:t xml:space="preserve">6</w:t>
+      </w:r>
+      <w:r>
+        <w:rPr>
+          <w:rFonts w:ascii="Times New Roman" w:eastAsia="SimSun" w:hAnsi="Times New Roman"/>
+          <w:sz w:val="24"/>
+        </w:rPr>
+        <w:t xml:space="preserve"> 时可能触发B级门控。取得出口土层的实测孔隙比后，“可能”部分即转为确定部分。</w:t>
+      </w:r>
+    </w:p>
+    <w:p>
+      <w:pPr>
         <w:keepNext/>
         <w:spacing w:before="120" w:after="120" w:line="360" w:lineRule="auto"/>
       </w:pPr>
@@ -14715,7 +15437,7 @@
           <w:rFonts w:ascii="Times New Roman" w:eastAsia="SimSun" w:hAnsi="Times New Roman"/>
           <w:sz w:val="24"/>
         </w:rPr>
-        <w:t xml:space="preserve">前面各节分别给出了框架、指标、方法和标准，本节把它们串成可操作的流程，并通过五个算例检验方法、展示过程、比较结果。</w:t>
+        <w:t xml:space="preserve">前面各节分别给出了框架、指标、方法和标准，本节把它们串成可操作的流程，并通过六个算例检验方法、展示过程、比较结果。</w:t>
       </w:r>
     </w:p>
     <w:p>
@@ -15674,7 +16396,7 @@
           <w:rFonts w:ascii="Times New Roman" w:eastAsia="SimSun" w:hAnsi="Times New Roman"/>
           <w:sz w:val="24"/>
         </w:rPr>
-        <w:t xml:space="preserve">估计。结果见表5.12和图5.7。</w:t>
+        <w:t xml:space="preserve">估计。结果见表5.12。</w:t>
       </w:r>
     </w:p>
     <w:p>
@@ -15703,16 +16425,16 @@
         <w:tblLook w:val="04A0" w:firstRow="1" w:lastRow="0" w:firstColumn="1" w:lastColumn="0" w:noHBand="0" w:noVBand="1"/>
       </w:tblPr>
       <w:tblGrid>
-        <w:gridCol w:w="2596"/>
-        <w:gridCol w:w="850"/>
-        <w:gridCol w:w="760"/>
-        <w:gridCol w:w="880"/>
-        <w:gridCol w:w="880"/>
-        <w:gridCol w:w="640"/>
-        <w:gridCol w:w="640"/>
-        <w:gridCol w:w="700"/>
-        <w:gridCol w:w="700"/>
-        <w:gridCol w:w="760"/>
+        <w:gridCol w:w="2206"/>
+        <w:gridCol w:w="800"/>
+        <w:gridCol w:w="800"/>
+        <w:gridCol w:w="800"/>
+        <w:gridCol w:w="800"/>
+        <w:gridCol w:w="800"/>
+        <w:gridCol w:w="800"/>
+        <w:gridCol w:w="800"/>
+        <w:gridCol w:w="800"/>
+        <w:gridCol w:w="800"/>
       </w:tblGrid>
       <w:tr>
         <w:trPr>
@@ -15722,7 +16444,7 @@
         </w:trPr>
         <w:tc>
           <w:tcPr>
-            <w:tcW w:w="2596" w:type="dxa"/>
+            <w:tcW w:w="2206" w:type="dxa"/>
             <w:tcBorders>
               <w:bottom w:val="single" w:sz="6" w:space="0" w:color="000000"/>
             </w:tcBorders>
@@ -15746,7 +16468,7 @@
         </w:tc>
         <w:tc>
           <w:tcPr>
-            <w:tcW w:w="850" w:type="dxa"/>
+            <w:tcW w:w="800" w:type="dxa"/>
             <w:tcBorders>
               <w:bottom w:val="single" w:sz="6" w:space="0" w:color="000000"/>
             </w:tcBorders>
@@ -15770,7 +16492,7 @@
         </w:tc>
         <w:tc>
           <w:tcPr>
-            <w:tcW w:w="760" w:type="dxa"/>
+            <w:tcW w:w="800" w:type="dxa"/>
             <w:tcBorders>
               <w:bottom w:val="single" w:sz="6" w:space="0" w:color="000000"/>
             </w:tcBorders>
@@ -15794,7 +16516,7 @@
         </w:tc>
         <w:tc>
           <w:tcPr>
-            <w:tcW w:w="880" w:type="dxa"/>
+            <w:tcW w:w="800" w:type="dxa"/>
             <w:tcBorders>
               <w:bottom w:val="single" w:sz="6" w:space="0" w:color="000000"/>
             </w:tcBorders>
@@ -15818,7 +16540,7 @@
         </w:tc>
         <w:tc>
           <w:tcPr>
-            <w:tcW w:w="880" w:type="dxa"/>
+            <w:tcW w:w="800" w:type="dxa"/>
             <w:tcBorders>
               <w:bottom w:val="single" w:sz="6" w:space="0" w:color="000000"/>
             </w:tcBorders>
@@ -15842,7 +16564,7 @@
         </w:tc>
         <w:tc>
           <w:tcPr>
-            <w:tcW w:w="640" w:type="dxa"/>
+            <w:tcW w:w="800" w:type="dxa"/>
             <w:tcBorders>
               <w:bottom w:val="single" w:sz="6" w:space="0" w:color="000000"/>
             </w:tcBorders>
@@ -15866,7 +16588,7 @@
         </w:tc>
         <w:tc>
           <w:tcPr>
-            <w:tcW w:w="640" w:type="dxa"/>
+            <w:tcW w:w="800" w:type="dxa"/>
             <w:tcBorders>
               <w:bottom w:val="single" w:sz="6" w:space="0" w:color="000000"/>
             </w:tcBorders>
@@ -15884,13 +16606,13 @@
                 <w:b/>
                 <w:sz w:val="21"/>
               </w:rPr>
-              <w:t xml:space="preserve">C→B</w:t>
-            </w:r>
-          </w:p>
-        </w:tc>
-        <w:tc>
-          <w:tcPr>
-            <w:tcW w:w="700" w:type="dxa"/>
+              <w:t xml:space="preserve">安全损失</w:t>
+            </w:r>
+          </w:p>
+        </w:tc>
+        <w:tc>
+          <w:tcPr>
+            <w:tcW w:w="800" w:type="dxa"/>
             <w:tcBorders>
               <w:bottom w:val="single" w:sz="6" w:space="0" w:color="000000"/>
             </w:tcBorders>
@@ -15908,13 +16630,13 @@
                 <w:b/>
                 <w:sz w:val="21"/>
               </w:rPr>
-              <w:t xml:space="preserve">安全损失</w:t>
-            </w:r>
-          </w:p>
-        </w:tc>
-        <w:tc>
-          <w:tcPr>
-            <w:tcW w:w="700" w:type="dxa"/>
+              <w:t xml:space="preserve">A类高估</w:t>
+            </w:r>
+          </w:p>
+        </w:tc>
+        <w:tc>
+          <w:tcPr>
+            <w:tcW w:w="800" w:type="dxa"/>
             <w:tcBorders>
               <w:bottom w:val="single" w:sz="6" w:space="0" w:color="000000"/>
             </w:tcBorders>
@@ -15932,13 +16654,13 @@
                 <w:b/>
                 <w:sz w:val="21"/>
               </w:rPr>
-              <w:t xml:space="preserve">A类高估</w:t>
-            </w:r>
-          </w:p>
-        </w:tc>
-        <w:tc>
-          <w:tcPr>
-            <w:tcW w:w="760" w:type="dxa"/>
+              <w:t xml:space="preserve">低于规则</w:t>
+            </w:r>
+          </w:p>
+        </w:tc>
+        <w:tc>
+          <w:tcPr>
+            <w:tcW w:w="800" w:type="dxa"/>
             <w:tcBorders>
               <w:bottom w:val="single" w:sz="6" w:space="0" w:color="000000"/>
             </w:tcBorders>
@@ -15956,7 +16678,7 @@
                 <w:b/>
                 <w:sz w:val="21"/>
               </w:rPr>
-              <w:t xml:space="preserve">升级率</w:t>
+              <w:t xml:space="preserve">新增错误</w:t>
             </w:r>
           </w:p>
         </w:tc>
@@ -15968,7 +16690,7 @@
         </w:trPr>
         <w:tc>
           <w:tcPr>
-            <w:tcW w:w="2596" w:type="dxa"/>
+            <w:tcW w:w="2206" w:type="dxa"/>
             <w:vAlign w:val="center"/>
           </w:tcPr>
           <w:p>
@@ -15987,7 +16709,7 @@
         </w:tc>
         <w:tc>
           <w:tcPr>
-            <w:tcW w:w="850" w:type="dxa"/>
+            <w:tcW w:w="800" w:type="dxa"/>
             <w:vAlign w:val="center"/>
           </w:tcPr>
           <w:p>
@@ -16006,7 +16728,7 @@
         </w:tc>
         <w:tc>
           <w:tcPr>
-            <w:tcW w:w="760" w:type="dxa"/>
+            <w:tcW w:w="800" w:type="dxa"/>
             <w:vAlign w:val="center"/>
           </w:tcPr>
           <w:p>
@@ -16025,7 +16747,7 @@
         </w:tc>
         <w:tc>
           <w:tcPr>
-            <w:tcW w:w="880" w:type="dxa"/>
+            <w:tcW w:w="800" w:type="dxa"/>
             <w:vAlign w:val="center"/>
           </w:tcPr>
           <w:p>
@@ -16044,7 +16766,7 @@
         </w:tc>
         <w:tc>
           <w:tcPr>
-            <w:tcW w:w="880" w:type="dxa"/>
+            <w:tcW w:w="800" w:type="dxa"/>
             <w:vAlign w:val="center"/>
           </w:tcPr>
           <w:p>
@@ -16063,7 +16785,7 @@
         </w:tc>
         <w:tc>
           <w:tcPr>
-            <w:tcW w:w="640" w:type="dxa"/>
+            <w:tcW w:w="800" w:type="dxa"/>
             <w:vAlign w:val="center"/>
           </w:tcPr>
           <w:p>
@@ -16082,7 +16804,7 @@
         </w:tc>
         <w:tc>
           <w:tcPr>
-            <w:tcW w:w="640" w:type="dxa"/>
+            <w:tcW w:w="800" w:type="dxa"/>
             <w:vAlign w:val="center"/>
           </w:tcPr>
           <w:p>
@@ -16101,7 +16823,7 @@
         </w:tc>
         <w:tc>
           <w:tcPr>
-            <w:tcW w:w="700" w:type="dxa"/>
+            <w:tcW w:w="800" w:type="dxa"/>
             <w:vAlign w:val="center"/>
           </w:tcPr>
           <w:p>
@@ -16114,13 +16836,13 @@
                 <w:rFonts w:ascii="Times New Roman" w:eastAsia="SimSun" w:hAnsi="Times New Roman"/>
                 <w:sz w:val="21"/>
               </w:rPr>
-              <w:t xml:space="preserve">57</w:t>
-            </w:r>
-          </w:p>
-        </w:tc>
-        <w:tc>
-          <w:tcPr>
-            <w:tcW w:w="700" w:type="dxa"/>
+              <w:t xml:space="preserve">54</w:t>
+            </w:r>
+          </w:p>
+        </w:tc>
+        <w:tc>
+          <w:tcPr>
+            <w:tcW w:w="800" w:type="dxa"/>
             <w:vAlign w:val="center"/>
           </w:tcPr>
           <w:p>
@@ -16133,13 +16855,13 @@
                 <w:rFonts w:ascii="Times New Roman" w:eastAsia="SimSun" w:hAnsi="Times New Roman"/>
                 <w:sz w:val="21"/>
               </w:rPr>
-              <w:t xml:space="preserve">54</w:t>
-            </w:r>
-          </w:p>
-        </w:tc>
-        <w:tc>
-          <w:tcPr>
-            <w:tcW w:w="760" w:type="dxa"/>
+              <w:t xml:space="preserve">0</w:t>
+            </w:r>
+          </w:p>
+        </w:tc>
+        <w:tc>
+          <w:tcPr>
+            <w:tcW w:w="800" w:type="dxa"/>
             <w:vAlign w:val="center"/>
           </w:tcPr>
           <w:p>
@@ -16152,7 +16874,7 @@
                 <w:rFonts w:ascii="Times New Roman" w:eastAsia="SimSun" w:hAnsi="Times New Roman"/>
                 <w:sz w:val="21"/>
               </w:rPr>
-              <w:t xml:space="preserve">0.335</w:t>
+              <w:t xml:space="preserve">—</w:t>
             </w:r>
           </w:p>
         </w:tc>
@@ -16164,7 +16886,7 @@
         </w:trPr>
         <w:tc>
           <w:tcPr>
-            <w:tcW w:w="2596" w:type="dxa"/>
+            <w:tcW w:w="2206" w:type="dxa"/>
             <w:vAlign w:val="center"/>
           </w:tcPr>
           <w:p>
@@ -16183,7 +16905,7 @@
         </w:tc>
         <w:tc>
           <w:tcPr>
-            <w:tcW w:w="850" w:type="dxa"/>
+            <w:tcW w:w="800" w:type="dxa"/>
             <w:vAlign w:val="center"/>
           </w:tcPr>
           <w:p>
@@ -16202,7 +16924,7 @@
         </w:tc>
         <w:tc>
           <w:tcPr>
-            <w:tcW w:w="760" w:type="dxa"/>
+            <w:tcW w:w="800" w:type="dxa"/>
             <w:vAlign w:val="center"/>
           </w:tcPr>
           <w:p>
@@ -16221,7 +16943,7 @@
         </w:tc>
         <w:tc>
           <w:tcPr>
-            <w:tcW w:w="880" w:type="dxa"/>
+            <w:tcW w:w="800" w:type="dxa"/>
             <w:vAlign w:val="center"/>
           </w:tcPr>
           <w:p>
@@ -16240,7 +16962,7 @@
         </w:tc>
         <w:tc>
           <w:tcPr>
-            <w:tcW w:w="880" w:type="dxa"/>
+            <w:tcW w:w="800" w:type="dxa"/>
             <w:vAlign w:val="center"/>
           </w:tcPr>
           <w:p>
@@ -16259,7 +16981,7 @@
         </w:tc>
         <w:tc>
           <w:tcPr>
-            <w:tcW w:w="640" w:type="dxa"/>
+            <w:tcW w:w="800" w:type="dxa"/>
             <w:vAlign w:val="center"/>
           </w:tcPr>
           <w:p>
@@ -16278,7 +17000,7 @@
         </w:tc>
         <w:tc>
           <w:tcPr>
-            <w:tcW w:w="640" w:type="dxa"/>
+            <w:tcW w:w="800" w:type="dxa"/>
             <w:vAlign w:val="center"/>
           </w:tcPr>
           <w:p>
@@ -16291,13 +17013,32 @@
                 <w:rFonts w:ascii="Times New Roman" w:eastAsia="SimSun" w:hAnsi="Times New Roman"/>
                 <w:sz w:val="21"/>
               </w:rPr>
+              <w:t xml:space="preserve">102</w:t>
+            </w:r>
+          </w:p>
+        </w:tc>
+        <w:tc>
+          <w:tcPr>
+            <w:tcW w:w="800" w:type="dxa"/>
+            <w:vAlign w:val="center"/>
+          </w:tcPr>
+          <w:p>
+            <w:pPr>
+              <w:spacing w:before="20" w:after="20" w:line="240" w:lineRule="auto"/>
+              <w:jc w:val="center"/>
+            </w:pPr>
+            <w:r>
+              <w:rPr>
+                <w:rFonts w:ascii="Times New Roman" w:eastAsia="SimSun" w:hAnsi="Times New Roman"/>
+                <w:sz w:val="21"/>
+              </w:rPr>
               <w:t xml:space="preserve">0</w:t>
             </w:r>
           </w:p>
         </w:tc>
         <w:tc>
           <w:tcPr>
-            <w:tcW w:w="700" w:type="dxa"/>
+            <w:tcW w:w="800" w:type="dxa"/>
             <w:vAlign w:val="center"/>
           </w:tcPr>
           <w:p>
@@ -16310,13 +17051,13 @@
                 <w:rFonts w:ascii="Times New Roman" w:eastAsia="SimSun" w:hAnsi="Times New Roman"/>
                 <w:sz w:val="21"/>
               </w:rPr>
-              <w:t xml:space="preserve">102</w:t>
-            </w:r>
-          </w:p>
-        </w:tc>
-        <w:tc>
-          <w:tcPr>
-            <w:tcW w:w="700" w:type="dxa"/>
+              <w:t xml:space="preserve">179</w:t>
+            </w:r>
+          </w:p>
+        </w:tc>
+        <w:tc>
+          <w:tcPr>
+            <w:tcW w:w="800" w:type="dxa"/>
             <w:vAlign w:val="center"/>
           </w:tcPr>
           <w:p>
@@ -16329,26 +17070,7 @@
                 <w:rFonts w:ascii="Times New Roman" w:eastAsia="SimSun" w:hAnsi="Times New Roman"/>
                 <w:sz w:val="21"/>
               </w:rPr>
-              <w:t xml:space="preserve">0</w:t>
-            </w:r>
-          </w:p>
-        </w:tc>
-        <w:tc>
-          <w:tcPr>
-            <w:tcW w:w="760" w:type="dxa"/>
-            <w:vAlign w:val="center"/>
-          </w:tcPr>
-          <w:p>
-            <w:pPr>
-              <w:spacing w:before="20" w:after="20" w:line="240" w:lineRule="auto"/>
-              <w:jc w:val="center"/>
-            </w:pPr>
-            <w:r>
-              <w:rPr>
-                <w:rFonts w:ascii="Times New Roman" w:eastAsia="SimSun" w:hAnsi="Times New Roman"/>
-                <w:sz w:val="21"/>
-              </w:rPr>
-              <w:t xml:space="preserve">0.342</w:t>
+              <w:t xml:space="preserve">124</w:t>
             </w:r>
           </w:p>
         </w:tc>
@@ -16360,7 +17082,7 @@
         </w:trPr>
         <w:tc>
           <w:tcPr>
-            <w:tcW w:w="2596" w:type="dxa"/>
+            <w:tcW w:w="2206" w:type="dxa"/>
             <w:vAlign w:val="center"/>
           </w:tcPr>
           <w:p>
@@ -16379,7 +17101,7 @@
         </w:tc>
         <w:tc>
           <w:tcPr>
-            <w:tcW w:w="850" w:type="dxa"/>
+            <w:tcW w:w="800" w:type="dxa"/>
             <w:vAlign w:val="center"/>
           </w:tcPr>
           <w:p>
@@ -16398,7 +17120,7 @@
         </w:tc>
         <w:tc>
           <w:tcPr>
-            <w:tcW w:w="760" w:type="dxa"/>
+            <w:tcW w:w="800" w:type="dxa"/>
             <w:vAlign w:val="center"/>
           </w:tcPr>
           <w:p>
@@ -16417,7 +17139,7 @@
         </w:tc>
         <w:tc>
           <w:tcPr>
-            <w:tcW w:w="880" w:type="dxa"/>
+            <w:tcW w:w="800" w:type="dxa"/>
             <w:vAlign w:val="center"/>
           </w:tcPr>
           <w:p>
@@ -16436,7 +17158,7 @@
         </w:tc>
         <w:tc>
           <w:tcPr>
-            <w:tcW w:w="880" w:type="dxa"/>
+            <w:tcW w:w="800" w:type="dxa"/>
             <w:vAlign w:val="center"/>
           </w:tcPr>
           <w:p>
@@ -16455,7 +17177,7 @@
         </w:tc>
         <w:tc>
           <w:tcPr>
-            <w:tcW w:w="640" w:type="dxa"/>
+            <w:tcW w:w="800" w:type="dxa"/>
             <w:vAlign w:val="center"/>
           </w:tcPr>
           <w:p>
@@ -16474,7 +17196,7 @@
         </w:tc>
         <w:tc>
           <w:tcPr>
-            <w:tcW w:w="640" w:type="dxa"/>
+            <w:tcW w:w="800" w:type="dxa"/>
             <w:vAlign w:val="center"/>
           </w:tcPr>
           <w:p>
@@ -16487,13 +17209,32 @@
                 <w:rFonts w:ascii="Times New Roman" w:eastAsia="SimSun" w:hAnsi="Times New Roman"/>
                 <w:sz w:val="21"/>
               </w:rPr>
+              <w:t xml:space="preserve">100</w:t>
+            </w:r>
+          </w:p>
+        </w:tc>
+        <w:tc>
+          <w:tcPr>
+            <w:tcW w:w="800" w:type="dxa"/>
+            <w:vAlign w:val="center"/>
+          </w:tcPr>
+          <w:p>
+            <w:pPr>
+              <w:spacing w:before="20" w:after="20" w:line="240" w:lineRule="auto"/>
+              <w:jc w:val="center"/>
+            </w:pPr>
+            <w:r>
+              <w:rPr>
+                <w:rFonts w:ascii="Times New Roman" w:eastAsia="SimSun" w:hAnsi="Times New Roman"/>
+                <w:sz w:val="21"/>
+              </w:rPr>
               <w:t xml:space="preserve">0</w:t>
             </w:r>
           </w:p>
         </w:tc>
         <w:tc>
           <w:tcPr>
-            <w:tcW w:w="700" w:type="dxa"/>
+            <w:tcW w:w="800" w:type="dxa"/>
             <w:vAlign w:val="center"/>
           </w:tcPr>
           <w:p>
@@ -16506,45 +17247,26 @@
                 <w:rFonts w:ascii="Times New Roman" w:eastAsia="SimSun" w:hAnsi="Times New Roman"/>
                 <w:sz w:val="21"/>
               </w:rPr>
+              <w:t xml:space="preserve">154</w:t>
+            </w:r>
+          </w:p>
+        </w:tc>
+        <w:tc>
+          <w:tcPr>
+            <w:tcW w:w="800" w:type="dxa"/>
+            <w:vAlign w:val="center"/>
+          </w:tcPr>
+          <w:p>
+            <w:pPr>
+              <w:spacing w:before="20" w:after="20" w:line="240" w:lineRule="auto"/>
+              <w:jc w:val="center"/>
+            </w:pPr>
+            <w:r>
+              <w:rPr>
+                <w:rFonts w:ascii="Times New Roman" w:eastAsia="SimSun" w:hAnsi="Times New Roman"/>
+                <w:sz w:val="21"/>
+              </w:rPr>
               <w:t xml:space="preserve">100</w:t>
-            </w:r>
-          </w:p>
-        </w:tc>
-        <w:tc>
-          <w:tcPr>
-            <w:tcW w:w="700" w:type="dxa"/>
-            <w:vAlign w:val="center"/>
-          </w:tcPr>
-          <w:p>
-            <w:pPr>
-              <w:spacing w:before="20" w:after="20" w:line="240" w:lineRule="auto"/>
-              <w:jc w:val="center"/>
-            </w:pPr>
-            <w:r>
-              <w:rPr>
-                <w:rFonts w:ascii="Times New Roman" w:eastAsia="SimSun" w:hAnsi="Times New Roman"/>
-                <w:sz w:val="21"/>
-              </w:rPr>
-              <w:t xml:space="preserve">0</w:t>
-            </w:r>
-          </w:p>
-        </w:tc>
-        <w:tc>
-          <w:tcPr>
-            <w:tcW w:w="760" w:type="dxa"/>
-            <w:vAlign w:val="center"/>
-          </w:tcPr>
-          <w:p>
-            <w:pPr>
-              <w:spacing w:before="20" w:after="20" w:line="240" w:lineRule="auto"/>
-              <w:jc w:val="center"/>
-            </w:pPr>
-            <w:r>
-              <w:rPr>
-                <w:rFonts w:ascii="Times New Roman" w:eastAsia="SimSun" w:hAnsi="Times New Roman"/>
-                <w:sz w:val="21"/>
-              </w:rPr>
-              <w:t xml:space="preserve">0.343</w:t>
             </w:r>
           </w:p>
         </w:tc>
@@ -16556,7 +17278,7 @@
         </w:trPr>
         <w:tc>
           <w:tcPr>
-            <w:tcW w:w="2596" w:type="dxa"/>
+            <w:tcW w:w="2206" w:type="dxa"/>
             <w:vAlign w:val="center"/>
           </w:tcPr>
           <w:p>
@@ -16569,13 +17291,13 @@
                 <w:rFonts w:ascii="Times New Roman" w:eastAsia="SimSun" w:hAnsi="Times New Roman"/>
                 <w:sz w:val="21"/>
               </w:rPr>
-              <w:t xml:space="preserve">RF+C-only下限</w:t>
-            </w:r>
-          </w:p>
-        </w:tc>
-        <w:tc>
-          <w:tcPr>
-            <w:tcW w:w="850" w:type="dxa"/>
+              <w:t xml:space="preserve">GBDT</w:t>
+            </w:r>
+          </w:p>
+        </w:tc>
+        <w:tc>
+          <w:tcPr>
+            <w:tcW w:w="800" w:type="dxa"/>
             <w:vAlign w:val="center"/>
           </w:tcPr>
           <w:p>
@@ -16588,13 +17310,13 @@
                 <w:rFonts w:ascii="Times New Roman" w:eastAsia="SimSun" w:hAnsi="Times New Roman"/>
                 <w:sz w:val="21"/>
               </w:rPr>
-              <w:t xml:space="preserve">0.930</w:t>
-            </w:r>
-          </w:p>
-        </w:tc>
-        <w:tc>
-          <w:tcPr>
-            <w:tcW w:w="760" w:type="dxa"/>
+              <w:t xml:space="preserve">0.906</w:t>
+            </w:r>
+          </w:p>
+        </w:tc>
+        <w:tc>
+          <w:tcPr>
+            <w:tcW w:w="800" w:type="dxa"/>
             <w:vAlign w:val="center"/>
           </w:tcPr>
           <w:p>
@@ -16607,13 +17329,13 @@
                 <w:rFonts w:ascii="Times New Roman" w:eastAsia="SimSun" w:hAnsi="Times New Roman"/>
                 <w:sz w:val="21"/>
               </w:rPr>
-              <w:t xml:space="preserve">0.903</w:t>
-            </w:r>
-          </w:p>
-        </w:tc>
-        <w:tc>
-          <w:tcPr>
-            <w:tcW w:w="880" w:type="dxa"/>
+              <w:t xml:space="preserve">0.906</w:t>
+            </w:r>
+          </w:p>
+        </w:tc>
+        <w:tc>
+          <w:tcPr>
+            <w:tcW w:w="800" w:type="dxa"/>
             <w:vAlign w:val="center"/>
           </w:tcPr>
           <w:p>
@@ -16626,13 +17348,13 @@
                 <w:rFonts w:ascii="Times New Roman" w:eastAsia="SimSun" w:hAnsi="Times New Roman"/>
                 <w:sz w:val="21"/>
               </w:rPr>
-              <w:t xml:space="preserve">0.884</w:t>
-            </w:r>
-          </w:p>
-        </w:tc>
-        <w:tc>
-          <w:tcPr>
-            <w:tcW w:w="880" w:type="dxa"/>
+              <w:t xml:space="preserve">0.895</w:t>
+            </w:r>
+          </w:p>
+        </w:tc>
+        <w:tc>
+          <w:tcPr>
+            <w:tcW w:w="800" w:type="dxa"/>
             <w:vAlign w:val="center"/>
           </w:tcPr>
           <w:p>
@@ -16645,13 +17367,13 @@
                 <w:rFonts w:ascii="Times New Roman" w:eastAsia="SimSun" w:hAnsi="Times New Roman"/>
                 <w:sz w:val="21"/>
               </w:rPr>
-              <w:t xml:space="preserve">1.000</w:t>
-            </w:r>
-          </w:p>
-        </w:tc>
-        <w:tc>
-          <w:tcPr>
-            <w:tcW w:w="640" w:type="dxa"/>
+              <w:t xml:space="preserve">0.851</w:t>
+            </w:r>
+          </w:p>
+        </w:tc>
+        <w:tc>
+          <w:tcPr>
+            <w:tcW w:w="800" w:type="dxa"/>
             <w:vAlign w:val="center"/>
           </w:tcPr>
           <w:p>
@@ -16664,13 +17386,13 @@
                 <w:rFonts w:ascii="Times New Roman" w:eastAsia="SimSun" w:hAnsi="Times New Roman"/>
                 <w:sz w:val="21"/>
               </w:rPr>
-              <w:t xml:space="preserve">0</w:t>
-            </w:r>
-          </w:p>
-        </w:tc>
-        <w:tc>
-          <w:tcPr>
-            <w:tcW w:w="640" w:type="dxa"/>
+              <w:t xml:space="preserve">50</w:t>
+            </w:r>
+          </w:p>
+        </w:tc>
+        <w:tc>
+          <w:tcPr>
+            <w:tcW w:w="800" w:type="dxa"/>
             <w:vAlign w:val="center"/>
           </w:tcPr>
           <w:p>
@@ -16683,13 +17405,13 @@
                 <w:rFonts w:ascii="Times New Roman" w:eastAsia="SimSun" w:hAnsi="Times New Roman"/>
                 <w:sz w:val="21"/>
               </w:rPr>
-              <w:t xml:space="preserve">0</w:t>
-            </w:r>
-          </w:p>
-        </w:tc>
-        <w:tc>
-          <w:tcPr>
-            <w:tcW w:w="700" w:type="dxa"/>
+              <w:t xml:space="preserve">102</w:t>
+            </w:r>
+          </w:p>
+        </w:tc>
+        <w:tc>
+          <w:tcPr>
+            <w:tcW w:w="800" w:type="dxa"/>
             <w:vAlign w:val="center"/>
           </w:tcPr>
           <w:p>
@@ -16702,13 +17424,13 @@
                 <w:rFonts w:ascii="Times New Roman" w:eastAsia="SimSun" w:hAnsi="Times New Roman"/>
                 <w:sz w:val="21"/>
               </w:rPr>
-              <w:t xml:space="preserve">0</w:t>
-            </w:r>
-          </w:p>
-        </w:tc>
-        <w:tc>
-          <w:tcPr>
-            <w:tcW w:w="700" w:type="dxa"/>
+              <w:t xml:space="preserve">2</w:t>
+            </w:r>
+          </w:p>
+        </w:tc>
+        <w:tc>
+          <w:tcPr>
+            <w:tcW w:w="800" w:type="dxa"/>
             <w:vAlign w:val="center"/>
           </w:tcPr>
           <w:p>
@@ -16721,13 +17443,13 @@
                 <w:rFonts w:ascii="Times New Roman" w:eastAsia="SimSun" w:hAnsi="Times New Roman"/>
                 <w:sz w:val="21"/>
               </w:rPr>
-              <w:t xml:space="preserve">0</w:t>
-            </w:r>
-          </w:p>
-        </w:tc>
-        <w:tc>
-          <w:tcPr>
-            <w:tcW w:w="760" w:type="dxa"/>
+              <w:t xml:space="preserve">130</w:t>
+            </w:r>
+          </w:p>
+        </w:tc>
+        <w:tc>
+          <w:tcPr>
+            <w:tcW w:w="800" w:type="dxa"/>
             <w:vAlign w:val="center"/>
           </w:tcPr>
           <w:p>
@@ -16740,7 +17462,7 @@
                 <w:rFonts w:ascii="Times New Roman" w:eastAsia="SimSun" w:hAnsi="Times New Roman"/>
                 <w:sz w:val="21"/>
               </w:rPr>
-              <w:t xml:space="preserve">0.400</w:t>
+              <w:t xml:space="preserve">78</w:t>
             </w:r>
           </w:p>
         </w:tc>
@@ -16752,7 +17474,7 @@
         </w:trPr>
         <w:tc>
           <w:tcPr>
-            <w:tcW w:w="2596" w:type="dxa"/>
+            <w:tcW w:w="2206" w:type="dxa"/>
             <w:vAlign w:val="center"/>
           </w:tcPr>
           <w:p>
@@ -16765,13 +17487,405 @@
                 <w:rFonts w:ascii="Times New Roman" w:eastAsia="SimSun" w:hAnsi="Times New Roman"/>
                 <w:sz w:val="21"/>
               </w:rPr>
+              <w:t xml:space="preserve">堆叠RF</w:t>
+            </w:r>
+          </w:p>
+        </w:tc>
+        <w:tc>
+          <w:tcPr>
+            <w:tcW w:w="800" w:type="dxa"/>
+            <w:vAlign w:val="center"/>
+          </w:tcPr>
+          <w:p>
+            <w:pPr>
+              <w:spacing w:before="20" w:after="20" w:line="240" w:lineRule="auto"/>
+              <w:jc w:val="center"/>
+            </w:pPr>
+            <w:r>
+              <w:rPr>
+                <w:rFonts w:ascii="Times New Roman" w:eastAsia="SimSun" w:hAnsi="Times New Roman"/>
+                <w:sz w:val="21"/>
+              </w:rPr>
+              <w:t xml:space="preserve">0.994</w:t>
+            </w:r>
+          </w:p>
+        </w:tc>
+        <w:tc>
+          <w:tcPr>
+            <w:tcW w:w="800" w:type="dxa"/>
+            <w:vAlign w:val="center"/>
+          </w:tcPr>
+          <w:p>
+            <w:pPr>
+              <w:spacing w:before="20" w:after="20" w:line="240" w:lineRule="auto"/>
+              <w:jc w:val="center"/>
+            </w:pPr>
+            <w:r>
+              <w:rPr>
+                <w:rFonts w:ascii="Times New Roman" w:eastAsia="SimSun" w:hAnsi="Times New Roman"/>
+                <w:sz w:val="21"/>
+              </w:rPr>
+              <w:t xml:space="preserve">0.993</w:t>
+            </w:r>
+          </w:p>
+        </w:tc>
+        <w:tc>
+          <w:tcPr>
+            <w:tcW w:w="800" w:type="dxa"/>
+            <w:vAlign w:val="center"/>
+          </w:tcPr>
+          <w:p>
+            <w:pPr>
+              <w:spacing w:before="20" w:after="20" w:line="240" w:lineRule="auto"/>
+              <w:jc w:val="center"/>
+            </w:pPr>
+            <w:r>
+              <w:rPr>
+                <w:rFonts w:ascii="Times New Roman" w:eastAsia="SimSun" w:hAnsi="Times New Roman"/>
+                <w:sz w:val="21"/>
+              </w:rPr>
+              <w:t xml:space="preserve">0.994</w:t>
+            </w:r>
+          </w:p>
+        </w:tc>
+        <w:tc>
+          <w:tcPr>
+            <w:tcW w:w="800" w:type="dxa"/>
+            <w:vAlign w:val="center"/>
+          </w:tcPr>
+          <w:p>
+            <w:pPr>
+              <w:spacing w:before="20" w:after="20" w:line="240" w:lineRule="auto"/>
+              <w:jc w:val="center"/>
+            </w:pPr>
+            <w:r>
+              <w:rPr>
+                <w:rFonts w:ascii="Times New Roman" w:eastAsia="SimSun" w:hAnsi="Times New Roman"/>
+                <w:sz w:val="21"/>
+              </w:rPr>
+              <w:t xml:space="preserve">1.000</w:t>
+            </w:r>
+          </w:p>
+        </w:tc>
+        <w:tc>
+          <w:tcPr>
+            <w:tcW w:w="800" w:type="dxa"/>
+            <w:vAlign w:val="center"/>
+          </w:tcPr>
+          <w:p>
+            <w:pPr>
+              <w:spacing w:before="20" w:after="20" w:line="240" w:lineRule="auto"/>
+              <w:jc w:val="center"/>
+            </w:pPr>
+            <w:r>
+              <w:rPr>
+                <w:rFonts w:ascii="Times New Roman" w:eastAsia="SimSun" w:hAnsi="Times New Roman"/>
+                <w:sz w:val="21"/>
+              </w:rPr>
+              <w:t xml:space="preserve">0</w:t>
+            </w:r>
+          </w:p>
+        </w:tc>
+        <w:tc>
+          <w:tcPr>
+            <w:tcW w:w="800" w:type="dxa"/>
+            <w:vAlign w:val="center"/>
+          </w:tcPr>
+          <w:p>
+            <w:pPr>
+              <w:spacing w:before="20" w:after="20" w:line="240" w:lineRule="auto"/>
+              <w:jc w:val="center"/>
+            </w:pPr>
+            <w:r>
+              <w:rPr>
+                <w:rFonts w:ascii="Times New Roman" w:eastAsia="SimSun" w:hAnsi="Times New Roman"/>
+                <w:sz w:val="21"/>
+              </w:rPr>
+              <w:t xml:space="preserve">0</w:t>
+            </w:r>
+          </w:p>
+        </w:tc>
+        <w:tc>
+          <w:tcPr>
+            <w:tcW w:w="800" w:type="dxa"/>
+            <w:vAlign w:val="center"/>
+          </w:tcPr>
+          <w:p>
+            <w:pPr>
+              <w:spacing w:before="20" w:after="20" w:line="240" w:lineRule="auto"/>
+              <w:jc w:val="center"/>
+            </w:pPr>
+            <w:r>
+              <w:rPr>
+                <w:rFonts w:ascii="Times New Roman" w:eastAsia="SimSun" w:hAnsi="Times New Roman"/>
+                <w:sz w:val="21"/>
+              </w:rPr>
+              <w:t xml:space="preserve">4</w:t>
+            </w:r>
+          </w:p>
+        </w:tc>
+        <w:tc>
+          <w:tcPr>
+            <w:tcW w:w="800" w:type="dxa"/>
+            <w:vAlign w:val="center"/>
+          </w:tcPr>
+          <w:p>
+            <w:pPr>
+              <w:spacing w:before="20" w:after="20" w:line="240" w:lineRule="auto"/>
+              <w:jc w:val="center"/>
+            </w:pPr>
+            <w:r>
+              <w:rPr>
+                <w:rFonts w:ascii="Times New Roman" w:eastAsia="SimSun" w:hAnsi="Times New Roman"/>
+                <w:sz w:val="21"/>
+              </w:rPr>
+              <w:t xml:space="preserve">50</w:t>
+            </w:r>
+          </w:p>
+        </w:tc>
+        <w:tc>
+          <w:tcPr>
+            <w:tcW w:w="800" w:type="dxa"/>
+            <w:vAlign w:val="center"/>
+          </w:tcPr>
+          <w:p>
+            <w:pPr>
+              <w:spacing w:before="20" w:after="20" w:line="240" w:lineRule="auto"/>
+              <w:jc w:val="center"/>
+            </w:pPr>
+            <w:r>
+              <w:rPr>
+                <w:rFonts w:ascii="Times New Roman" w:eastAsia="SimSun" w:hAnsi="Times New Roman"/>
+                <w:sz w:val="21"/>
+              </w:rPr>
+              <w:t xml:space="preserve">0</w:t>
+            </w:r>
+          </w:p>
+        </w:tc>
+      </w:tr>
+      <w:tr>
+        <w:trPr>
+          <w:cantSplit/>
+          <w:jc w:val="center"/>
+        </w:trPr>
+        <w:tc>
+          <w:tcPr>
+            <w:tcW w:w="2206" w:type="dxa"/>
+            <w:vAlign w:val="center"/>
+          </w:tcPr>
+          <w:p>
+            <w:pPr>
+              <w:spacing w:before="20" w:after="20" w:line="240" w:lineRule="auto"/>
+              <w:jc w:val="left"/>
+            </w:pPr>
+            <w:r>
+              <w:rPr>
+                <w:rFonts w:ascii="Times New Roman" w:eastAsia="SimSun" w:hAnsi="Times New Roman"/>
+                <w:sz w:val="21"/>
+              </w:rPr>
+              <w:t xml:space="preserve">RF+C-only下限</w:t>
+            </w:r>
+          </w:p>
+        </w:tc>
+        <w:tc>
+          <w:tcPr>
+            <w:tcW w:w="800" w:type="dxa"/>
+            <w:vAlign w:val="center"/>
+          </w:tcPr>
+          <w:p>
+            <w:pPr>
+              <w:spacing w:before="20" w:after="20" w:line="240" w:lineRule="auto"/>
+              <w:jc w:val="center"/>
+            </w:pPr>
+            <w:r>
+              <w:rPr>
+                <w:rFonts w:ascii="Times New Roman" w:eastAsia="SimSun" w:hAnsi="Times New Roman"/>
+                <w:sz w:val="21"/>
+              </w:rPr>
+              <w:t xml:space="preserve">0.930</w:t>
+            </w:r>
+          </w:p>
+        </w:tc>
+        <w:tc>
+          <w:tcPr>
+            <w:tcW w:w="800" w:type="dxa"/>
+            <w:vAlign w:val="center"/>
+          </w:tcPr>
+          <w:p>
+            <w:pPr>
+              <w:spacing w:before="20" w:after="20" w:line="240" w:lineRule="auto"/>
+              <w:jc w:val="center"/>
+            </w:pPr>
+            <w:r>
+              <w:rPr>
+                <w:rFonts w:ascii="Times New Roman" w:eastAsia="SimSun" w:hAnsi="Times New Roman"/>
+                <w:sz w:val="21"/>
+              </w:rPr>
+              <w:t xml:space="preserve">0.903</w:t>
+            </w:r>
+          </w:p>
+        </w:tc>
+        <w:tc>
+          <w:tcPr>
+            <w:tcW w:w="800" w:type="dxa"/>
+            <w:vAlign w:val="center"/>
+          </w:tcPr>
+          <w:p>
+            <w:pPr>
+              <w:spacing w:before="20" w:after="20" w:line="240" w:lineRule="auto"/>
+              <w:jc w:val="center"/>
+            </w:pPr>
+            <w:r>
+              <w:rPr>
+                <w:rFonts w:ascii="Times New Roman" w:eastAsia="SimSun" w:hAnsi="Times New Roman"/>
+                <w:sz w:val="21"/>
+              </w:rPr>
+              <w:t xml:space="preserve">0.884</w:t>
+            </w:r>
+          </w:p>
+        </w:tc>
+        <w:tc>
+          <w:tcPr>
+            <w:tcW w:w="800" w:type="dxa"/>
+            <w:vAlign w:val="center"/>
+          </w:tcPr>
+          <w:p>
+            <w:pPr>
+              <w:spacing w:before="20" w:after="20" w:line="240" w:lineRule="auto"/>
+              <w:jc w:val="center"/>
+            </w:pPr>
+            <w:r>
+              <w:rPr>
+                <w:rFonts w:ascii="Times New Roman" w:eastAsia="SimSun" w:hAnsi="Times New Roman"/>
+                <w:sz w:val="21"/>
+              </w:rPr>
+              <w:t xml:space="preserve">1.000</w:t>
+            </w:r>
+          </w:p>
+        </w:tc>
+        <w:tc>
+          <w:tcPr>
+            <w:tcW w:w="800" w:type="dxa"/>
+            <w:vAlign w:val="center"/>
+          </w:tcPr>
+          <w:p>
+            <w:pPr>
+              <w:spacing w:before="20" w:after="20" w:line="240" w:lineRule="auto"/>
+              <w:jc w:val="center"/>
+            </w:pPr>
+            <w:r>
+              <w:rPr>
+                <w:rFonts w:ascii="Times New Roman" w:eastAsia="SimSun" w:hAnsi="Times New Roman"/>
+                <w:sz w:val="21"/>
+              </w:rPr>
+              <w:t xml:space="preserve">0</w:t>
+            </w:r>
+          </w:p>
+        </w:tc>
+        <w:tc>
+          <w:tcPr>
+            <w:tcW w:w="800" w:type="dxa"/>
+            <w:vAlign w:val="center"/>
+          </w:tcPr>
+          <w:p>
+            <w:pPr>
+              <w:spacing w:before="20" w:after="20" w:line="240" w:lineRule="auto"/>
+              <w:jc w:val="center"/>
+            </w:pPr>
+            <w:r>
+              <w:rPr>
+                <w:rFonts w:ascii="Times New Roman" w:eastAsia="SimSun" w:hAnsi="Times New Roman"/>
+                <w:sz w:val="21"/>
+              </w:rPr>
+              <w:t xml:space="preserve">0</w:t>
+            </w:r>
+          </w:p>
+        </w:tc>
+        <w:tc>
+          <w:tcPr>
+            <w:tcW w:w="800" w:type="dxa"/>
+            <w:vAlign w:val="center"/>
+          </w:tcPr>
+          <w:p>
+            <w:pPr>
+              <w:spacing w:before="20" w:after="20" w:line="240" w:lineRule="auto"/>
+              <w:jc w:val="center"/>
+            </w:pPr>
+            <w:r>
+              <w:rPr>
+                <w:rFonts w:ascii="Times New Roman" w:eastAsia="SimSun" w:hAnsi="Times New Roman"/>
+                <w:sz w:val="21"/>
+              </w:rPr>
+              <w:t xml:space="preserve">0</w:t>
+            </w:r>
+          </w:p>
+        </w:tc>
+        <w:tc>
+          <w:tcPr>
+            <w:tcW w:w="800" w:type="dxa"/>
+            <w:vAlign w:val="center"/>
+          </w:tcPr>
+          <w:p>
+            <w:pPr>
+              <w:spacing w:before="20" w:after="20" w:line="240" w:lineRule="auto"/>
+              <w:jc w:val="center"/>
+            </w:pPr>
+            <w:r>
+              <w:rPr>
+                <w:rFonts w:ascii="Times New Roman" w:eastAsia="SimSun" w:hAnsi="Times New Roman"/>
+                <w:sz w:val="21"/>
+              </w:rPr>
+              <w:t xml:space="preserve">104</w:t>
+            </w:r>
+          </w:p>
+        </w:tc>
+        <w:tc>
+          <w:tcPr>
+            <w:tcW w:w="800" w:type="dxa"/>
+            <w:vAlign w:val="center"/>
+          </w:tcPr>
+          <w:p>
+            <w:pPr>
+              <w:spacing w:before="20" w:after="20" w:line="240" w:lineRule="auto"/>
+              <w:jc w:val="center"/>
+            </w:pPr>
+            <w:r>
+              <w:rPr>
+                <w:rFonts w:ascii="Times New Roman" w:eastAsia="SimSun" w:hAnsi="Times New Roman"/>
+                <w:sz w:val="21"/>
+              </w:rPr>
+              <w:t xml:space="preserve">50</w:t>
+            </w:r>
+          </w:p>
+        </w:tc>
+      </w:tr>
+      <w:tr>
+        <w:trPr>
+          <w:cantSplit/>
+          <w:jc w:val="center"/>
+        </w:trPr>
+        <w:tc>
+          <w:tcPr>
+            <w:tcW w:w="2206" w:type="dxa"/>
+            <w:vAlign w:val="center"/>
+          </w:tcPr>
+          <w:p>
+            <w:pPr>
+              <w:spacing w:before="20" w:after="20" w:line="240" w:lineRule="auto"/>
+              <w:jc w:val="left"/>
+            </w:pPr>
+            <w:r>
+              <w:rPr>
+                <w:rFonts w:ascii="Times New Roman" w:eastAsia="SimSun" w:hAnsi="Times New Roman"/>
+                <w:sz w:val="21"/>
+              </w:rPr>
               <w:t xml:space="preserve">RF+序数物理下限</w:t>
             </w:r>
           </w:p>
         </w:tc>
         <w:tc>
           <w:tcPr>
-            <w:tcW w:w="850" w:type="dxa"/>
+            <w:tcW w:w="800" w:type="dxa"/>
             <w:vAlign w:val="center"/>
           </w:tcPr>
           <w:p>
@@ -16790,7 +17904,7 @@
         </w:tc>
         <w:tc>
           <w:tcPr>
-            <w:tcW w:w="760" w:type="dxa"/>
+            <w:tcW w:w="800" w:type="dxa"/>
             <w:vAlign w:val="center"/>
           </w:tcPr>
           <w:p>
@@ -16809,7 +17923,7 @@
         </w:tc>
         <w:tc>
           <w:tcPr>
-            <w:tcW w:w="880" w:type="dxa"/>
+            <w:tcW w:w="800" w:type="dxa"/>
             <w:vAlign w:val="center"/>
           </w:tcPr>
           <w:p>
@@ -16828,7 +17942,7 @@
         </w:tc>
         <w:tc>
           <w:tcPr>
-            <w:tcW w:w="880" w:type="dxa"/>
+            <w:tcW w:w="800" w:type="dxa"/>
             <w:vAlign w:val="center"/>
           </w:tcPr>
           <w:p>
@@ -16847,7 +17961,7 @@
         </w:tc>
         <w:tc>
           <w:tcPr>
-            <w:tcW w:w="640" w:type="dxa"/>
+            <w:tcW w:w="800" w:type="dxa"/>
             <w:vAlign w:val="center"/>
           </w:tcPr>
           <w:p>
@@ -16866,7 +17980,7 @@
         </w:tc>
         <w:tc>
           <w:tcPr>
-            <w:tcW w:w="640" w:type="dxa"/>
+            <w:tcW w:w="800" w:type="dxa"/>
             <w:vAlign w:val="center"/>
           </w:tcPr>
           <w:p>
@@ -16885,7 +17999,7 @@
         </w:tc>
         <w:tc>
           <w:tcPr>
-            <w:tcW w:w="700" w:type="dxa"/>
+            <w:tcW w:w="800" w:type="dxa"/>
             <w:vAlign w:val="center"/>
           </w:tcPr>
           <w:p>
@@ -16898,13 +18012,32 @@
                 <w:rFonts w:ascii="Times New Roman" w:eastAsia="SimSun" w:hAnsi="Times New Roman"/>
                 <w:sz w:val="21"/>
               </w:rPr>
+              <w:t xml:space="preserve">54</w:t>
+            </w:r>
+          </w:p>
+        </w:tc>
+        <w:tc>
+          <w:tcPr>
+            <w:tcW w:w="800" w:type="dxa"/>
+            <w:vAlign w:val="center"/>
+          </w:tcPr>
+          <w:p>
+            <w:pPr>
+              <w:spacing w:before="20" w:after="20" w:line="240" w:lineRule="auto"/>
+              <w:jc w:val="center"/>
+            </w:pPr>
+            <w:r>
+              <w:rPr>
+                <w:rFonts w:ascii="Times New Roman" w:eastAsia="SimSun" w:hAnsi="Times New Roman"/>
+                <w:sz w:val="21"/>
+              </w:rPr>
               <w:t xml:space="preserve">0</w:t>
             </w:r>
           </w:p>
         </w:tc>
         <w:tc>
           <w:tcPr>
-            <w:tcW w:w="700" w:type="dxa"/>
+            <w:tcW w:w="800" w:type="dxa"/>
             <w:vAlign w:val="center"/>
           </w:tcPr>
           <w:p>
@@ -16917,13 +18050,367 @@
                 <w:rFonts w:ascii="Times New Roman" w:eastAsia="SimSun" w:hAnsi="Times New Roman"/>
                 <w:sz w:val="21"/>
               </w:rPr>
+              <w:t xml:space="preserve">0</w:t>
+            </w:r>
+          </w:p>
+        </w:tc>
+      </w:tr>
+      <w:tr>
+        <w:trPr>
+          <w:cantSplit/>
+          <w:jc w:val="center"/>
+        </w:trPr>
+        <w:tc>
+          <w:tcPr>
+            <w:tcW w:w="2206" w:type="dxa"/>
+            <w:vAlign w:val="center"/>
+          </w:tcPr>
+          <w:p>
+            <w:pPr>
+              <w:spacing w:before="20" w:after="20" w:line="240" w:lineRule="auto"/>
+              <w:jc w:val="left"/>
+            </w:pPr>
+            <w:r>
+              <w:rPr>
+                <w:rFonts w:ascii="Times New Roman" w:eastAsia="SimSun" w:hAnsi="Times New Roman"/>
+                <w:sz w:val="21"/>
+              </w:rPr>
+              <w:t xml:space="preserve">GBDT+序数下限</w:t>
+            </w:r>
+          </w:p>
+        </w:tc>
+        <w:tc>
+          <w:tcPr>
+            <w:tcW w:w="800" w:type="dxa"/>
+            <w:vAlign w:val="center"/>
+          </w:tcPr>
+          <w:p>
+            <w:pPr>
+              <w:spacing w:before="20" w:after="20" w:line="240" w:lineRule="auto"/>
+              <w:jc w:val="center"/>
+            </w:pPr>
+            <w:r>
+              <w:rPr>
+                <w:rFonts w:ascii="Times New Roman" w:eastAsia="SimSun" w:hAnsi="Times New Roman"/>
+                <w:sz w:val="21"/>
+              </w:rPr>
+              <w:t xml:space="preserve">0.934</w:t>
+            </w:r>
+          </w:p>
+        </w:tc>
+        <w:tc>
+          <w:tcPr>
+            <w:tcW w:w="800" w:type="dxa"/>
+            <w:vAlign w:val="center"/>
+          </w:tcPr>
+          <w:p>
+            <w:pPr>
+              <w:spacing w:before="20" w:after="20" w:line="240" w:lineRule="auto"/>
+              <w:jc w:val="center"/>
+            </w:pPr>
+            <w:r>
+              <w:rPr>
+                <w:rFonts w:ascii="Times New Roman" w:eastAsia="SimSun" w:hAnsi="Times New Roman"/>
+                <w:sz w:val="21"/>
+              </w:rPr>
+              <w:t xml:space="preserve">0.922</w:t>
+            </w:r>
+          </w:p>
+        </w:tc>
+        <w:tc>
+          <w:tcPr>
+            <w:tcW w:w="800" w:type="dxa"/>
+            <w:vAlign w:val="center"/>
+          </w:tcPr>
+          <w:p>
+            <w:pPr>
+              <w:spacing w:before="20" w:after="20" w:line="240" w:lineRule="auto"/>
+              <w:jc w:val="center"/>
+            </w:pPr>
+            <w:r>
+              <w:rPr>
+                <w:rFonts w:ascii="Times New Roman" w:eastAsia="SimSun" w:hAnsi="Times New Roman"/>
+                <w:sz w:val="21"/>
+              </w:rPr>
+              <w:t xml:space="preserve">0.942</w:t>
+            </w:r>
+          </w:p>
+        </w:tc>
+        <w:tc>
+          <w:tcPr>
+            <w:tcW w:w="800" w:type="dxa"/>
+            <w:vAlign w:val="center"/>
+          </w:tcPr>
+          <w:p>
+            <w:pPr>
+              <w:spacing w:before="20" w:after="20" w:line="240" w:lineRule="auto"/>
+              <w:jc w:val="center"/>
+            </w:pPr>
+            <w:r>
+              <w:rPr>
+                <w:rFonts w:ascii="Times New Roman" w:eastAsia="SimSun" w:hAnsi="Times New Roman"/>
+                <w:sz w:val="21"/>
+              </w:rPr>
+              <w:t xml:space="preserve">1.000</w:t>
+            </w:r>
+          </w:p>
+        </w:tc>
+        <w:tc>
+          <w:tcPr>
+            <w:tcW w:w="800" w:type="dxa"/>
+            <w:vAlign w:val="center"/>
+          </w:tcPr>
+          <w:p>
+            <w:pPr>
+              <w:spacing w:before="20" w:after="20" w:line="240" w:lineRule="auto"/>
+              <w:jc w:val="center"/>
+            </w:pPr>
+            <w:r>
+              <w:rPr>
+                <w:rFonts w:ascii="Times New Roman" w:eastAsia="SimSun" w:hAnsi="Times New Roman"/>
+                <w:sz w:val="21"/>
+              </w:rPr>
+              <w:t xml:space="preserve">0</w:t>
+            </w:r>
+          </w:p>
+        </w:tc>
+        <w:tc>
+          <w:tcPr>
+            <w:tcW w:w="800" w:type="dxa"/>
+            <w:vAlign w:val="center"/>
+          </w:tcPr>
+          <w:p>
+            <w:pPr>
+              <w:spacing w:before="20" w:after="20" w:line="240" w:lineRule="auto"/>
+              <w:jc w:val="center"/>
+            </w:pPr>
+            <w:r>
+              <w:rPr>
+                <w:rFonts w:ascii="Times New Roman" w:eastAsia="SimSun" w:hAnsi="Times New Roman"/>
+                <w:sz w:val="21"/>
+              </w:rPr>
+              <w:t xml:space="preserve">0</w:t>
+            </w:r>
+          </w:p>
+        </w:tc>
+        <w:tc>
+          <w:tcPr>
+            <w:tcW w:w="800" w:type="dxa"/>
+            <w:vAlign w:val="center"/>
+          </w:tcPr>
+          <w:p>
+            <w:pPr>
+              <w:spacing w:before="20" w:after="20" w:line="240" w:lineRule="auto"/>
+              <w:jc w:val="center"/>
+            </w:pPr>
+            <w:r>
+              <w:rPr>
+                <w:rFonts w:ascii="Times New Roman" w:eastAsia="SimSun" w:hAnsi="Times New Roman"/>
+                <w:sz w:val="21"/>
+              </w:rPr>
+              <w:t xml:space="preserve">55</w:t>
+            </w:r>
+          </w:p>
+        </w:tc>
+        <w:tc>
+          <w:tcPr>
+            <w:tcW w:w="800" w:type="dxa"/>
+            <w:vAlign w:val="center"/>
+          </w:tcPr>
+          <w:p>
+            <w:pPr>
+              <w:spacing w:before="20" w:after="20" w:line="240" w:lineRule="auto"/>
+              <w:jc w:val="center"/>
+            </w:pPr>
+            <w:r>
+              <w:rPr>
+                <w:rFonts w:ascii="Times New Roman" w:eastAsia="SimSun" w:hAnsi="Times New Roman"/>
+                <w:sz w:val="21"/>
+              </w:rPr>
+              <w:t xml:space="preserve">0</w:t>
+            </w:r>
+          </w:p>
+        </w:tc>
+        <w:tc>
+          <w:tcPr>
+            <w:tcW w:w="800" w:type="dxa"/>
+            <w:vAlign w:val="center"/>
+          </w:tcPr>
+          <w:p>
+            <w:pPr>
+              <w:spacing w:before="20" w:after="20" w:line="240" w:lineRule="auto"/>
+              <w:jc w:val="center"/>
+            </w:pPr>
+            <w:r>
+              <w:rPr>
+                <w:rFonts w:ascii="Times New Roman" w:eastAsia="SimSun" w:hAnsi="Times New Roman"/>
+                <w:sz w:val="21"/>
+              </w:rPr>
+              <w:t xml:space="preserve">1</w:t>
+            </w:r>
+          </w:p>
+        </w:tc>
+      </w:tr>
+      <w:tr>
+        <w:trPr>
+          <w:cantSplit/>
+          <w:jc w:val="center"/>
+        </w:trPr>
+        <w:tc>
+          <w:tcPr>
+            <w:tcW w:w="2206" w:type="dxa"/>
+            <w:vAlign w:val="center"/>
+          </w:tcPr>
+          <w:p>
+            <w:pPr>
+              <w:spacing w:before="20" w:after="20" w:line="240" w:lineRule="auto"/>
+              <w:jc w:val="left"/>
+            </w:pPr>
+            <w:r>
+              <w:rPr>
+                <w:rFonts w:ascii="Times New Roman" w:eastAsia="SimSun" w:hAnsi="Times New Roman"/>
+                <w:sz w:val="21"/>
+              </w:rPr>
+              <w:t xml:space="preserve">堆叠RF+序数下限</w:t>
+            </w:r>
+          </w:p>
+        </w:tc>
+        <w:tc>
+          <w:tcPr>
+            <w:tcW w:w="800" w:type="dxa"/>
+            <w:vAlign w:val="center"/>
+          </w:tcPr>
+          <w:p>
+            <w:pPr>
+              <w:spacing w:before="20" w:after="20" w:line="240" w:lineRule="auto"/>
+              <w:jc w:val="center"/>
+            </w:pPr>
+            <w:r>
+              <w:rPr>
+                <w:rFonts w:ascii="Times New Roman" w:eastAsia="SimSun" w:hAnsi="Times New Roman"/>
+                <w:sz w:val="21"/>
+              </w:rPr>
+              <w:t xml:space="preserve">0.937</w:t>
+            </w:r>
+          </w:p>
+        </w:tc>
+        <w:tc>
+          <w:tcPr>
+            <w:tcW w:w="800" w:type="dxa"/>
+            <w:vAlign w:val="center"/>
+          </w:tcPr>
+          <w:p>
+            <w:pPr>
+              <w:spacing w:before="20" w:after="20" w:line="240" w:lineRule="auto"/>
+              <w:jc w:val="center"/>
+            </w:pPr>
+            <w:r>
+              <w:rPr>
+                <w:rFonts w:ascii="Times New Roman" w:eastAsia="SimSun" w:hAnsi="Times New Roman"/>
+                <w:sz w:val="21"/>
+              </w:rPr>
+              <w:t xml:space="preserve">0.926</w:t>
+            </w:r>
+          </w:p>
+        </w:tc>
+        <w:tc>
+          <w:tcPr>
+            <w:tcW w:w="800" w:type="dxa"/>
+            <w:vAlign w:val="center"/>
+          </w:tcPr>
+          <w:p>
+            <w:pPr>
+              <w:spacing w:before="20" w:after="20" w:line="240" w:lineRule="auto"/>
+              <w:jc w:val="center"/>
+            </w:pPr>
+            <w:r>
+              <w:rPr>
+                <w:rFonts w:ascii="Times New Roman" w:eastAsia="SimSun" w:hAnsi="Times New Roman"/>
+                <w:sz w:val="21"/>
+              </w:rPr>
+              <w:t xml:space="preserve">0.947</w:t>
+            </w:r>
+          </w:p>
+        </w:tc>
+        <w:tc>
+          <w:tcPr>
+            <w:tcW w:w="800" w:type="dxa"/>
+            <w:vAlign w:val="center"/>
+          </w:tcPr>
+          <w:p>
+            <w:pPr>
+              <w:spacing w:before="20" w:after="20" w:line="240" w:lineRule="auto"/>
+              <w:jc w:val="center"/>
+            </w:pPr>
+            <w:r>
+              <w:rPr>
+                <w:rFonts w:ascii="Times New Roman" w:eastAsia="SimSun" w:hAnsi="Times New Roman"/>
+                <w:sz w:val="21"/>
+              </w:rPr>
+              <w:t xml:space="preserve">1.000</w:t>
+            </w:r>
+          </w:p>
+        </w:tc>
+        <w:tc>
+          <w:tcPr>
+            <w:tcW w:w="800" w:type="dxa"/>
+            <w:vAlign w:val="center"/>
+          </w:tcPr>
+          <w:p>
+            <w:pPr>
+              <w:spacing w:before="20" w:after="20" w:line="240" w:lineRule="auto"/>
+              <w:jc w:val="center"/>
+            </w:pPr>
+            <w:r>
+              <w:rPr>
+                <w:rFonts w:ascii="Times New Roman" w:eastAsia="SimSun" w:hAnsi="Times New Roman"/>
+                <w:sz w:val="21"/>
+              </w:rPr>
+              <w:t xml:space="preserve">0</w:t>
+            </w:r>
+          </w:p>
+        </w:tc>
+        <w:tc>
+          <w:tcPr>
+            <w:tcW w:w="800" w:type="dxa"/>
+            <w:vAlign w:val="center"/>
+          </w:tcPr>
+          <w:p>
+            <w:pPr>
+              <w:spacing w:before="20" w:after="20" w:line="240" w:lineRule="auto"/>
+              <w:jc w:val="center"/>
+            </w:pPr>
+            <w:r>
+              <w:rPr>
+                <w:rFonts w:ascii="Times New Roman" w:eastAsia="SimSun" w:hAnsi="Times New Roman"/>
+                <w:sz w:val="21"/>
+              </w:rPr>
+              <w:t xml:space="preserve">0</w:t>
+            </w:r>
+          </w:p>
+        </w:tc>
+        <w:tc>
+          <w:tcPr>
+            <w:tcW w:w="800" w:type="dxa"/>
+            <w:vAlign w:val="center"/>
+          </w:tcPr>
+          <w:p>
+            <w:pPr>
+              <w:spacing w:before="20" w:after="20" w:line="240" w:lineRule="auto"/>
+              <w:jc w:val="center"/>
+            </w:pPr>
+            <w:r>
+              <w:rPr>
+                <w:rFonts w:ascii="Times New Roman" w:eastAsia="SimSun" w:hAnsi="Times New Roman"/>
+                <w:sz w:val="21"/>
+              </w:rPr>
               <w:t xml:space="preserve">54</w:t>
             </w:r>
           </w:p>
         </w:tc>
         <w:tc>
           <w:tcPr>
-            <w:tcW w:w="760" w:type="dxa"/>
+            <w:tcW w:w="800" w:type="dxa"/>
             <w:vAlign w:val="center"/>
           </w:tcPr>
           <w:p>
@@ -16936,7 +18423,26 @@
                 <w:rFonts w:ascii="Times New Roman" w:eastAsia="SimSun" w:hAnsi="Times New Roman"/>
                 <w:sz w:val="21"/>
               </w:rPr>
-              <w:t xml:space="preserve">0.400</w:t>
+              <w:t xml:space="preserve">0</w:t>
+            </w:r>
+          </w:p>
+        </w:tc>
+        <w:tc>
+          <w:tcPr>
+            <w:tcW w:w="800" w:type="dxa"/>
+            <w:vAlign w:val="center"/>
+          </w:tcPr>
+          <w:p>
+            <w:pPr>
+              <w:spacing w:before="20" w:after="20" w:line="240" w:lineRule="auto"/>
+              <w:jc w:val="center"/>
+            </w:pPr>
+            <w:r>
+              <w:rPr>
+                <w:rFonts w:ascii="Times New Roman" w:eastAsia="SimSun" w:hAnsi="Times New Roman"/>
+                <w:sz w:val="21"/>
+              </w:rPr>
+              <w:t xml:space="preserve">0</w:t>
             </w:r>
           </w:p>
         </w:tc>
@@ -16952,68 +18458,7 @@
           <w:rFonts w:ascii="Times New Roman" w:eastAsia="SimSun" w:hAnsi="Times New Roman"/>
           <w:sz w:val="21"/>
         </w:rPr>
-        <w:t xml:space="preserve">注：C→A、C→B为参考C级被判为A级、B级的记录数；A类高估为参考A级被判为B或C级的数量；升级率为判为C级的比例。</w:t>
-      </w:r>
-    </w:p>
-    <w:p>
-      <w:pPr>
-        <w:keepNext/>
-        <w:spacing w:before="120" w:after="60"/>
-        <w:jc w:val="center"/>
-      </w:pPr>
-      <w:r>
-        <w:rPr>
-          <w:noProof/>
-          <w:lang w:eastAsia="zh-CN"/>
-        </w:rPr>
-        <w:drawing>
-          <wp:inline distT="0" distB="0" distL="0" distR="0">
-            <wp:extent cx="5577840" cy="2067622"/>
-            <wp:effectExtent l="0" t="0" r="0" b="0"/>
-            <wp:docPr id="7" name="图片 7" descr="图5.7  875条受控记录上的错误结构"/>
-            <wp:cNvGraphicFramePr>
-              <a:graphicFrameLocks xmlns:a="http://schemas.openxmlformats.org/drawingml/2006/main" noChangeAspect="1"/>
-            </wp:cNvGraphicFramePr>
-            <a:graphic xmlns:a="http://schemas.openxmlformats.org/drawingml/2006/main">
-              <a:graphicData uri="http://schemas.openxmlformats.org/drawingml/2006/picture">
-                <pic:pic xmlns:pic="http://schemas.openxmlformats.org/drawingml/2006/picture">
-                  <pic:nvPicPr>
-                    <pic:cNvPr id="7" name="fig5_7_error_structure.png"/>
-                    <pic:cNvPicPr/>
-                  </pic:nvPicPr>
-                  <pic:blipFill>
-                    <a:blip r:embed="rId106"/>
-                    <a:stretch>
-                      <a:fillRect/>
-                    </a:stretch>
-                  </pic:blipFill>
-                  <pic:spPr>
-                    <a:xfrm>
-                      <a:off x="0" y="0"/>
-                      <a:ext cx="5577840" cy="2067622"/>
-                    </a:xfrm>
-                    <a:prstGeom prst="rect">
-                      <a:avLst/>
-                    </a:prstGeom>
-                  </pic:spPr>
-                </pic:pic>
-              </a:graphicData>
-            </a:graphic>
-          </wp:inline>
-        </w:drawing>
-      </w:r>
-    </w:p>
-    <w:p>
-      <w:pPr>
-        <w:spacing w:after="120"/>
-        <w:jc w:val="center"/>
-      </w:pPr>
-      <w:r>
-        <w:rPr>
-          <w:rFonts w:ascii="Times New Roman" w:eastAsia="SimSun" w:hAnsi="Times New Roman"/>
-          <w:sz w:val="21"/>
-        </w:rPr>
-        <w:t xml:space="preserve">图5.7  875条受控记录上的错误结构</w:t>
+        <w:t xml:space="preserve">注：均为原始批次的样本外结果。C→A为参考C级被判为A级的记录数；安全损失按式（5-17）计算；A类高估为参考A级被判为B或C级的记录数；“低于规则”为调低规则等级的决策数；“新增错误”为规则链判对而该方法判错的记录数。</w:t>
       </w:r>
     </w:p>
     <w:p>
@@ -17092,7 +18537,7 @@
           <w:rFonts w:ascii="Times New Roman" w:eastAsia="SimSun" w:hAnsi="Times New Roman"/>
           <w:sz w:val="24"/>
         </w:rPr>
-        <w:t xml:space="preserve">）才能消除，但准确率降至0.707。原因在特征而不在阈值：50条C判A全部来自穿堤建筑物情景，该情景125条记录从安全到临界的14项特征完全相同，且与安全基准相同（图5.7d），学习模型“看不到”建筑物状态，调参数无法区分其严重程度。</w:t>
+        <w:t xml:space="preserve">）才能消除，但准确率降至0.707。原因在特征而不在阈值：50条C判A全部来自穿堤建筑物情景，该情景125条记录从安全到临界的14项特征完全相同，且与安全基准相同，学习模型“看不到”建筑物状态，调参数无法区分其严重程度。</w:t>
       </w:r>
     </w:p>
     <w:p>
@@ -17334,7 +18779,7 @@
           <w:rFonts w:ascii="Times New Roman" w:eastAsia="SimSun" w:hAnsi="Times New Roman"/>
           <w:sz w:val="24"/>
         </w:rPr>
-        <w:t xml:space="preserve">，任何一批都没有引入新错误；其中一批两条路径共同漏判3条C级记录，序数下限输出B级，C-only下限则输出A级，说明完整序数下限更稳妥。</w:t>
+        <w:t xml:space="preserve">，任何一批都没有引入新错误；其中一批两条路径共同漏判3条C级记录，序数下限输出B级，C-only下限则输出A级；在原始批次上C-only下限还调低了104个规则等级、引入50个新错误（表5.12），说明完整序数下限更稳妥。</w:t>
       </w:r>
     </w:p>
     <w:p>
@@ -18164,7 +19609,545 @@
           <w:rFonts w:ascii="Times New Roman" w:eastAsia="SimSun" w:hAnsi="Times New Roman"/>
           <w:sz w:val="24"/>
         </w:rPr>
-        <w:t xml:space="preserve">算例一的结论是否只适用于随机森林？本算例加入逻辑回归、支持向量机、GBDT和以规则等级为输入的堆叠随机森林，并把每种学习模型与序数下限组合，代表性结果见表5.14。</w:t>
+        <w:t xml:space="preserve">算例一的结论是否只适用于随机森林？本算例加入逻辑回归、支持向量机、GBDT和以规则等级为输入的堆叠随机森林，并把每种学习模型与序数下限组合，代表性结果已列入表5.12。</w:t>
+      </w:r>
+    </w:p>
+    <w:p>
+      <w:pPr>
+        <w:spacing w:after="0" w:line="360" w:lineRule="auto"/>
+        <w:ind w:firstLine="480"/>
+        <w:jc w:val="both"/>
+      </w:pPr>
+      <w:r>
+        <w:rPr>
+          <w:rFonts w:ascii="Times New Roman" w:eastAsia="SimSun" w:hAnsi="Times New Roman"/>
+          <w:sz w:val="24"/>
+        </w:rPr>
+        <w:t xml:space="preserve">所有只用学习模型的方法都至少有50条C判A，最强的GBDT也不例外，说明特征缺口不是随机森林特有的问题。堆叠随机森林把规则等级作为输入，准确率达0.994，但这是靠调低规则链在渗流和复合情景中判为B级的50条A级记录实现的；在真实堤防上调低渗流门控给出的等级是否安全，目前没有数据检验。序数下限对每种学习模型都消除了C判A，并继承各自的高估：相对规则链新增的错误，逻辑回归为47条、支持向量机为28条、GBDT为1条，随机森林和堆叠随机森林在全部批次中均为0；另外5批上GBDT加下限和堆叠随机森林加下限的准确率分别为 </w:t>
+      </w:r>
+      <w:r>
+        <w:rPr>
+          <w:rFonts w:ascii="Times New Roman" w:eastAsia="SimSun" w:hAnsi="Times New Roman"/>
+          <w:sz w:val="24"/>
+        </w:rPr>
+        <w:t xml:space="preserve">0</w:t>
+      </w:r>
+      <w:r>
+        <w:rPr>
+          <w:rFonts w:ascii="Times New Roman" w:eastAsia="SimSun" w:hAnsi="Times New Roman"/>
+          <w:sz w:val="24"/>
+        </w:rPr>
+        <w:t xml:space="preserve">.</w:t>
+      </w:r>
+      <w:r>
+        <w:rPr>
+          <w:rFonts w:ascii="Times New Roman" w:eastAsia="SimSun" w:hAnsi="Times New Roman"/>
+          <w:sz w:val="24"/>
+        </w:rPr>
+        <w:t xml:space="preserve">9</w:t>
+      </w:r>
+      <w:r>
+        <w:rPr>
+          <w:rFonts w:ascii="Times New Roman" w:eastAsia="SimSun" w:hAnsi="Times New Roman"/>
+          <w:sz w:val="24"/>
+        </w:rPr>
+        <w:t xml:space="preserve">3</w:t>
+      </w:r>
+      <w:r>
+        <w:rPr>
+          <w:rFonts w:ascii="Times New Roman" w:eastAsia="SimSun" w:hAnsi="Times New Roman"/>
+          <w:sz w:val="24"/>
+        </w:rPr>
+        <w:t xml:space="preserve">5</w:t>
+      </w:r>
+      <w:r>
+        <w:rPr>
+          <w:rFonts w:ascii="Times New Roman" w:eastAsia="SimSun" w:hAnsi="Times New Roman"/>
+          <w:sz w:val="24"/>
+        </w:rPr>
+        <w:t xml:space="preserve">±</w:t>
+      </w:r>
+      <w:r>
+        <w:rPr>
+          <w:rFonts w:ascii="Times New Roman" w:eastAsia="SimSun" w:hAnsi="Times New Roman"/>
+          <w:sz w:val="24"/>
+        </w:rPr>
+        <w:t xml:space="preserve">0</w:t>
+      </w:r>
+      <w:r>
+        <w:rPr>
+          <w:rFonts w:ascii="Times New Roman" w:eastAsia="SimSun" w:hAnsi="Times New Roman"/>
+          <w:sz w:val="24"/>
+        </w:rPr>
+        <w:t xml:space="preserve">.</w:t>
+      </w:r>
+      <w:r>
+        <w:rPr>
+          <w:rFonts w:ascii="Times New Roman" w:eastAsia="SimSun" w:hAnsi="Times New Roman"/>
+          <w:sz w:val="24"/>
+        </w:rPr>
+        <w:t xml:space="preserve">0</w:t>
+      </w:r>
+      <w:r>
+        <w:rPr>
+          <w:rFonts w:ascii="Times New Roman" w:eastAsia="SimSun" w:hAnsi="Times New Roman"/>
+          <w:sz w:val="24"/>
+        </w:rPr>
+        <w:t xml:space="preserve">0</w:t>
+      </w:r>
+      <w:r>
+        <w:rPr>
+          <w:rFonts w:ascii="Times New Roman" w:eastAsia="SimSun" w:hAnsi="Times New Roman"/>
+          <w:sz w:val="24"/>
+        </w:rPr>
+        <w:t xml:space="preserve">3</w:t>
+      </w:r>
+      <w:r>
+        <w:rPr>
+          <w:rFonts w:ascii="Times New Roman" w:eastAsia="SimSun" w:hAnsi="Times New Roman"/>
+          <w:sz w:val="24"/>
+        </w:rPr>
+        <w:t xml:space="preserve"> 和 </w:t>
+      </w:r>
+      <w:r>
+        <w:rPr>
+          <w:rFonts w:ascii="Times New Roman" w:eastAsia="SimSun" w:hAnsi="Times New Roman"/>
+          <w:sz w:val="24"/>
+        </w:rPr>
+        <w:t xml:space="preserve">0</w:t>
+      </w:r>
+      <w:r>
+        <w:rPr>
+          <w:rFonts w:ascii="Times New Roman" w:eastAsia="SimSun" w:hAnsi="Times New Roman"/>
+          <w:sz w:val="24"/>
+        </w:rPr>
+        <w:t xml:space="preserve">.</w:t>
+      </w:r>
+      <w:r>
+        <w:rPr>
+          <w:rFonts w:ascii="Times New Roman" w:eastAsia="SimSun" w:hAnsi="Times New Roman"/>
+          <w:sz w:val="24"/>
+        </w:rPr>
+        <w:t xml:space="preserve">9</w:t>
+      </w:r>
+      <w:r>
+        <w:rPr>
+          <w:rFonts w:ascii="Times New Roman" w:eastAsia="SimSun" w:hAnsi="Times New Roman"/>
+          <w:sz w:val="24"/>
+        </w:rPr>
+        <w:t xml:space="preserve">3</w:t>
+      </w:r>
+      <w:r>
+        <w:rPr>
+          <w:rFonts w:ascii="Times New Roman" w:eastAsia="SimSun" w:hAnsi="Times New Roman"/>
+          <w:sz w:val="24"/>
+        </w:rPr>
+        <w:t xml:space="preserve">7</w:t>
+      </w:r>
+      <w:r>
+        <w:rPr>
+          <w:rFonts w:ascii="Times New Roman" w:eastAsia="SimSun" w:hAnsi="Times New Roman"/>
+          <w:sz w:val="24"/>
+        </w:rPr>
+        <w:t xml:space="preserve">±</w:t>
+      </w:r>
+      <w:r>
+        <w:rPr>
+          <w:rFonts w:ascii="Times New Roman" w:eastAsia="SimSun" w:hAnsi="Times New Roman"/>
+          <w:sz w:val="24"/>
+        </w:rPr>
+        <w:t xml:space="preserve">0</w:t>
+      </w:r>
+      <w:r>
+        <w:rPr>
+          <w:rFonts w:ascii="Times New Roman" w:eastAsia="SimSun" w:hAnsi="Times New Roman"/>
+          <w:sz w:val="24"/>
+        </w:rPr>
+        <w:t xml:space="preserve">.</w:t>
+      </w:r>
+      <w:r>
+        <w:rPr>
+          <w:rFonts w:ascii="Times New Roman" w:eastAsia="SimSun" w:hAnsi="Times New Roman"/>
+          <w:sz w:val="24"/>
+        </w:rPr>
+        <w:t xml:space="preserve">0</w:t>
+      </w:r>
+      <w:r>
+        <w:rPr>
+          <w:rFonts w:ascii="Times New Roman" w:eastAsia="SimSun" w:hAnsi="Times New Roman"/>
+          <w:sz w:val="24"/>
+        </w:rPr>
+        <w:t xml:space="preserve">0</w:t>
+      </w:r>
+      <w:r>
+        <w:rPr>
+          <w:rFonts w:ascii="Times New Roman" w:eastAsia="SimSun" w:hAnsi="Times New Roman"/>
+          <w:sz w:val="24"/>
+        </w:rPr>
+        <w:t xml:space="preserve">1</w:t>
+      </w:r>
+      <w:r>
+        <w:rPr>
+          <w:rFonts w:ascii="Times New Roman" w:eastAsia="SimSun" w:hAnsi="Times New Roman"/>
+          <w:sz w:val="24"/>
+        </w:rPr>
+        <w:t xml:space="preserve">。</w:t>
+      </w:r>
+    </w:p>
+    <w:p>
+      <w:pPr>
+        <w:spacing w:after="0" w:line="360" w:lineRule="auto"/>
+        <w:ind w:firstLine="480"/>
+        <w:jc w:val="both"/>
+      </w:pPr>
+      <w:r>
+        <w:rPr>
+          <w:rFonts w:ascii="Times New Roman" w:eastAsia="SimSun" w:hAnsi="Times New Roman"/>
+          <w:sz w:val="24"/>
+        </w:rPr>
+        <w:t xml:space="preserve">多目标策略评价中，每批4051个策略有1402—1527个满足基准约束、795—825个同时满足物理下限约束；不加下限、也不以规则等级为输入的学习模型族没有一个策略满足约束，也不能支配规则链（超体积0.42—0.59，规则链为0.545±0.004），加入序数下限后各族超体积提高到0.73—0.88。两种选择规则在6批情景上选出的策略族一致，阈值均为 </w:t>
+      </w:r>
+      <w:r>
+        <w:rPr>
+          <w:rFonts w:ascii="Times New Roman" w:eastAsia="SimSun" w:hAnsi="Times New Roman"/>
+          <w:i/>
+          <w:sz w:val="24"/>
+        </w:rPr>
+        <w:t xml:space="preserve">τ</w:t>
+      </w:r>
+      <w:r>
+        <w:rPr>
+          <w:rFonts w:ascii="Times New Roman" w:eastAsia="SimSun" w:hAnsi="Times New Roman"/>
+          <w:i/>
+          <w:sz w:val="24"/>
+          <w:vertAlign w:val="subscript"/>
+        </w:rPr>
+        <w:t xml:space="preserve">C</w:t>
+      </w:r>
+      <w:r>
+        <w:rPr>
+          <w:rFonts w:ascii="Times New Roman" w:eastAsia="SimSun" w:hAnsi="Times New Roman"/>
+          <w:sz w:val="24"/>
+        </w:rPr>
+        <w:t xml:space="preserve"> 取0.50—0.55、</w:t>
+      </w:r>
+      <w:r>
+        <w:rPr>
+          <w:rFonts w:ascii="Times New Roman" w:eastAsia="SimSun" w:hAnsi="Times New Roman"/>
+          <w:i/>
+          <w:sz w:val="24"/>
+        </w:rPr>
+        <w:t xml:space="preserve">τ</w:t>
+      </w:r>
+      <w:r>
+        <w:rPr>
+          <w:rFonts w:ascii="Times New Roman" w:eastAsia="SimSun" w:hAnsi="Times New Roman"/>
+          <w:i/>
+          <w:sz w:val="24"/>
+          <w:vertAlign w:val="subscript"/>
+        </w:rPr>
+        <w:t xml:space="preserve">B</w:t>
+      </w:r>
+      <w:r>
+        <w:rPr>
+          <w:rFonts w:ascii="Times New Roman" w:eastAsia="SimSun" w:hAnsi="Times New Roman"/>
+          <w:sz w:val="24"/>
+        </w:rPr>
+        <w:t xml:space="preserve"> 取0.35—0.50。只施加基准约束时选中不加下限的堆叠随机森林，另外5批上准确率为 </w:t>
+      </w:r>
+      <w:r>
+        <w:rPr>
+          <w:rFonts w:ascii="Times New Roman" w:eastAsia="SimSun" w:hAnsi="Times New Roman"/>
+          <w:sz w:val="24"/>
+        </w:rPr>
+        <w:t xml:space="preserve">0</w:t>
+      </w:r>
+      <w:r>
+        <w:rPr>
+          <w:rFonts w:ascii="Times New Roman" w:eastAsia="SimSun" w:hAnsi="Times New Roman"/>
+          <w:sz w:val="24"/>
+        </w:rPr>
+        <w:t xml:space="preserve">.</w:t>
+      </w:r>
+      <w:r>
+        <w:rPr>
+          <w:rFonts w:ascii="Times New Roman" w:eastAsia="SimSun" w:hAnsi="Times New Roman"/>
+          <w:sz w:val="24"/>
+        </w:rPr>
+        <w:t xml:space="preserve">9</w:t>
+      </w:r>
+      <w:r>
+        <w:rPr>
+          <w:rFonts w:ascii="Times New Roman" w:eastAsia="SimSun" w:hAnsi="Times New Roman"/>
+          <w:sz w:val="24"/>
+        </w:rPr>
+        <w:t xml:space="preserve">9</w:t>
+      </w:r>
+      <w:r>
+        <w:rPr>
+          <w:rFonts w:ascii="Times New Roman" w:eastAsia="SimSun" w:hAnsi="Times New Roman"/>
+          <w:sz w:val="24"/>
+        </w:rPr>
+        <w:t xml:space="preserve">6</w:t>
+      </w:r>
+      <w:r>
+        <w:rPr>
+          <w:rFonts w:ascii="Times New Roman" w:eastAsia="SimSun" w:hAnsi="Times New Roman"/>
+          <w:sz w:val="24"/>
+        </w:rPr>
+        <w:t xml:space="preserve">±</w:t>
+      </w:r>
+      <w:r>
+        <w:rPr>
+          <w:rFonts w:ascii="Times New Roman" w:eastAsia="SimSun" w:hAnsi="Times New Roman"/>
+          <w:sz w:val="24"/>
+        </w:rPr>
+        <w:t xml:space="preserve">0</w:t>
+      </w:r>
+      <w:r>
+        <w:rPr>
+          <w:rFonts w:ascii="Times New Roman" w:eastAsia="SimSun" w:hAnsi="Times New Roman"/>
+          <w:sz w:val="24"/>
+        </w:rPr>
+        <w:t xml:space="preserve">.</w:t>
+      </w:r>
+      <w:r>
+        <w:rPr>
+          <w:rFonts w:ascii="Times New Roman" w:eastAsia="SimSun" w:hAnsi="Times New Roman"/>
+          <w:sz w:val="24"/>
+        </w:rPr>
+        <w:t xml:space="preserve">0</w:t>
+      </w:r>
+      <w:r>
+        <w:rPr>
+          <w:rFonts w:ascii="Times New Roman" w:eastAsia="SimSun" w:hAnsi="Times New Roman"/>
+          <w:sz w:val="24"/>
+        </w:rPr>
+        <w:t xml:space="preserve">0</w:t>
+      </w:r>
+      <w:r>
+        <w:rPr>
+          <w:rFonts w:ascii="Times New Roman" w:eastAsia="SimSun" w:hAnsi="Times New Roman"/>
+          <w:sz w:val="24"/>
+        </w:rPr>
+        <w:t xml:space="preserve">1</w:t>
+      </w:r>
+      <w:r>
+        <w:rPr>
+          <w:rFonts w:ascii="Times New Roman" w:eastAsia="SimSun" w:hAnsi="Times New Roman"/>
+          <w:sz w:val="24"/>
+        </w:rPr>
+        <w:t xml:space="preserve">，但每批要调低50个规则等级；加上物理下限约束后选中堆叠随机森林加序数下限，准确率为 </w:t>
+      </w:r>
+      <w:r>
+        <w:rPr>
+          <w:rFonts w:ascii="Times New Roman" w:eastAsia="SimSun" w:hAnsi="Times New Roman"/>
+          <w:sz w:val="24"/>
+        </w:rPr>
+        <w:t xml:space="preserve">0</w:t>
+      </w:r>
+      <w:r>
+        <w:rPr>
+          <w:rFonts w:ascii="Times New Roman" w:eastAsia="SimSun" w:hAnsi="Times New Roman"/>
+          <w:sz w:val="24"/>
+        </w:rPr>
+        <w:t xml:space="preserve">.</w:t>
+      </w:r>
+      <w:r>
+        <w:rPr>
+          <w:rFonts w:ascii="Times New Roman" w:eastAsia="SimSun" w:hAnsi="Times New Roman"/>
+          <w:sz w:val="24"/>
+        </w:rPr>
+        <w:t xml:space="preserve">9</w:t>
+      </w:r>
+      <w:r>
+        <w:rPr>
+          <w:rFonts w:ascii="Times New Roman" w:eastAsia="SimSun" w:hAnsi="Times New Roman"/>
+          <w:sz w:val="24"/>
+        </w:rPr>
+        <w:t xml:space="preserve">3</w:t>
+      </w:r>
+      <w:r>
+        <w:rPr>
+          <w:rFonts w:ascii="Times New Roman" w:eastAsia="SimSun" w:hAnsi="Times New Roman"/>
+          <w:sz w:val="24"/>
+        </w:rPr>
+        <w:t xml:space="preserve">9</w:t>
+      </w:r>
+      <w:r>
+        <w:rPr>
+          <w:rFonts w:ascii="Times New Roman" w:eastAsia="SimSun" w:hAnsi="Times New Roman"/>
+          <w:sz w:val="24"/>
+        </w:rPr>
+        <w:t xml:space="preserve">±</w:t>
+      </w:r>
+      <w:r>
+        <w:rPr>
+          <w:rFonts w:ascii="Times New Roman" w:eastAsia="SimSun" w:hAnsi="Times New Roman"/>
+          <w:sz w:val="24"/>
+        </w:rPr>
+        <w:t xml:space="preserve">0</w:t>
+      </w:r>
+      <w:r>
+        <w:rPr>
+          <w:rFonts w:ascii="Times New Roman" w:eastAsia="SimSun" w:hAnsi="Times New Roman"/>
+          <w:sz w:val="24"/>
+        </w:rPr>
+        <w:t xml:space="preserve">.</w:t>
+      </w:r>
+      <w:r>
+        <w:rPr>
+          <w:rFonts w:ascii="Times New Roman" w:eastAsia="SimSun" w:hAnsi="Times New Roman"/>
+          <w:sz w:val="24"/>
+        </w:rPr>
+        <w:t xml:space="preserve">0</w:t>
+      </w:r>
+      <w:r>
+        <w:rPr>
+          <w:rFonts w:ascii="Times New Roman" w:eastAsia="SimSun" w:hAnsi="Times New Roman"/>
+          <w:sz w:val="24"/>
+        </w:rPr>
+        <w:t xml:space="preserve">0</w:t>
+      </w:r>
+      <w:r>
+        <w:rPr>
+          <w:rFonts w:ascii="Times New Roman" w:eastAsia="SimSun" w:hAnsi="Times New Roman"/>
+          <w:sz w:val="24"/>
+        </w:rPr>
+        <w:t xml:space="preserve">1</w:t>
+      </w:r>
+      <w:r>
+        <w:rPr>
+          <w:rFonts w:ascii="Times New Roman" w:eastAsia="SimSun" w:hAnsi="Times New Roman"/>
+          <w:sz w:val="24"/>
+        </w:rPr>
+        <w:t xml:space="preserve">，比事先声明的随机森林加序数下限（</w:t>
+      </w:r>
+      <w:r>
+        <w:rPr>
+          <w:rFonts w:ascii="Times New Roman" w:eastAsia="SimSun" w:hAnsi="Times New Roman"/>
+          <w:sz w:val="24"/>
+        </w:rPr>
+        <w:t xml:space="preserve">0</w:t>
+      </w:r>
+      <w:r>
+        <w:rPr>
+          <w:rFonts w:ascii="Times New Roman" w:eastAsia="SimSun" w:hAnsi="Times New Roman"/>
+          <w:sz w:val="24"/>
+        </w:rPr>
+        <w:t xml:space="preserve">.</w:t>
+      </w:r>
+      <w:r>
+        <w:rPr>
+          <w:rFonts w:ascii="Times New Roman" w:eastAsia="SimSun" w:hAnsi="Times New Roman"/>
+          <w:sz w:val="24"/>
+        </w:rPr>
+        <w:t xml:space="preserve">9</w:t>
+      </w:r>
+      <w:r>
+        <w:rPr>
+          <w:rFonts w:ascii="Times New Roman" w:eastAsia="SimSun" w:hAnsi="Times New Roman"/>
+          <w:sz w:val="24"/>
+        </w:rPr>
+        <w:t xml:space="preserve">2</w:t>
+      </w:r>
+      <w:r>
+        <w:rPr>
+          <w:rFonts w:ascii="Times New Roman" w:eastAsia="SimSun" w:hAnsi="Times New Roman"/>
+          <w:sz w:val="24"/>
+        </w:rPr>
+        <w:t xml:space="preserve">1</w:t>
+      </w:r>
+      <w:r>
+        <w:rPr>
+          <w:rFonts w:ascii="Times New Roman" w:eastAsia="SimSun" w:hAnsi="Times New Roman"/>
+          <w:sz w:val="24"/>
+        </w:rPr>
+        <w:t xml:space="preserve">±</w:t>
+      </w:r>
+      <w:r>
+        <w:rPr>
+          <w:rFonts w:ascii="Times New Roman" w:eastAsia="SimSun" w:hAnsi="Times New Roman"/>
+          <w:sz w:val="24"/>
+        </w:rPr>
+        <w:t xml:space="preserve">0</w:t>
+      </w:r>
+      <w:r>
+        <w:rPr>
+          <w:rFonts w:ascii="Times New Roman" w:eastAsia="SimSun" w:hAnsi="Times New Roman"/>
+          <w:sz w:val="24"/>
+        </w:rPr>
+        <w:t xml:space="preserve">.</w:t>
+      </w:r>
+      <w:r>
+        <w:rPr>
+          <w:rFonts w:ascii="Times New Roman" w:eastAsia="SimSun" w:hAnsi="Times New Roman"/>
+          <w:sz w:val="24"/>
+        </w:rPr>
+        <w:t xml:space="preserve">0</w:t>
+      </w:r>
+      <w:r>
+        <w:rPr>
+          <w:rFonts w:ascii="Times New Roman" w:eastAsia="SimSun" w:hAnsi="Times New Roman"/>
+          <w:sz w:val="24"/>
+        </w:rPr>
+        <w:t xml:space="preserve">0</w:t>
+      </w:r>
+      <w:r>
+        <w:rPr>
+          <w:rFonts w:ascii="Times New Roman" w:eastAsia="SimSun" w:hAnsi="Times New Roman"/>
+          <w:sz w:val="24"/>
+        </w:rPr>
+        <w:t xml:space="preserve">4</w:t>
+      </w:r>
+      <w:r>
+        <w:rPr>
+          <w:rFonts w:ascii="Times New Roman" w:eastAsia="SimSun" w:hAnsi="Times New Roman"/>
+          <w:sz w:val="24"/>
+        </w:rPr>
+        <w:t xml:space="preserve">）高1.8个百分点。两者相差的5.7个百分点准确率和每批约50条A级高估，就是坚持“不调低物理等级”的代价。它是否值得取决于真实堤防上调低渗流门控等级是否安全，现有数据无法回答，因此评价体系单独报告这一代价，在取得现场标签前应采用满足物理下限约束的策略。</w:t>
+      </w:r>
+    </w:p>
+    <w:p>
+      <w:pPr>
+        <w:keepNext/>
+        <w:spacing w:before="120" w:after="120" w:line="360" w:lineRule="auto"/>
+      </w:pPr>
+      <w:r>
+        <w:rPr>
+          <w:rFonts w:ascii="Times New Roman" w:eastAsia="SimHei" w:hAnsi="Times New Roman"/>
+          <w:b/>
+          <w:sz w:val="24"/>
+        </w:rPr>
+        <w:t xml:space="preserve">5.7.5  算例四：K45+500工程断面评价全过程</w:t>
+      </w:r>
+    </w:p>
+    <w:p>
+      <w:pPr>
+        <w:spacing w:after="0" w:line="360" w:lineRule="auto"/>
+        <w:ind w:firstLine="480"/>
+        <w:jc w:val="both"/>
+      </w:pPr>
+      <w:r>
+        <w:rPr>
+          <w:rFonts w:ascii="Times New Roman" w:eastAsia="SimSun" w:hAnsi="Times New Roman"/>
+          <w:sz w:val="24"/>
+        </w:rPr>
+        <w:t xml:space="preserve">K45+500断面位于另一匿名堤段2017年K44+500—K46+096管涌险情段内，不属于第4章的计算堤段，其渗流与稳定计算来自交付复算资料。下面按表5.11的步骤给出其评价过程，并比较不同证据处理方式对结论的影响。</w:t>
+      </w:r>
+    </w:p>
+    <w:p>
+      <w:pPr>
+        <w:spacing w:after="0" w:line="360" w:lineRule="auto"/>
+        <w:ind w:firstLine="480"/>
+        <w:jc w:val="both"/>
+      </w:pPr>
+      <w:r>
+        <w:rPr>
+          <w:rFonts w:ascii="Times New Roman" w:eastAsia="SimSun" w:hAnsi="Times New Roman"/>
+          <w:sz w:val="24"/>
+        </w:rPr>
+        <w:t xml:space="preserve">（1）评价单元与证据。评价条件为临水位35.90 m的代表高水位工况，这是构造的不利工况，并非2017年实测水位。主要指标及其证据状态见表5.14：29项指标中14项有值、15项缺失，A8、A9、B2、D5在指标表与结果文件之间来源冲突；运行管理指标全部缺失，因此不施加屏障修正。该断面评价程序的版本与875基线不同，二者结果不宜直接合并。</w:t>
       </w:r>
     </w:p>
     <w:p>
@@ -18178,1889 +20161,7 @@
           <w:rFonts w:ascii="Times New Roman" w:eastAsia="SimSun" w:hAnsi="Times New Roman"/>
           <w:sz w:val="21"/>
         </w:rPr>
-        <w:t xml:space="preserve">表5.14  对比基线与序数下限组合</w:t>
-      </w:r>
-    </w:p>
-    <w:tbl>
-      <w:tblPr>
-        <w:tblW w:w="9406" w:type="dxa"/>
-        <w:jc w:val="center"/>
-        <w:tblBorders>
-          <w:top w:val="single" w:sz="12" w:space="0" w:color="000000"/>
-          <w:bottom w:val="single" w:sz="12" w:space="0" w:color="000000"/>
-        </w:tblBorders>
-        <w:tblLayout w:type="fixed"/>
-        <w:tblLook w:val="04A0" w:firstRow="1" w:lastRow="0" w:firstColumn="1" w:lastColumn="0" w:noHBand="0" w:noVBand="1"/>
-      </w:tblPr>
-      <w:tblGrid>
-        <w:gridCol w:w="2826"/>
-        <w:gridCol w:w="800"/>
-        <w:gridCol w:w="760"/>
-        <w:gridCol w:w="880"/>
-        <w:gridCol w:w="640"/>
-        <w:gridCol w:w="700"/>
-        <w:gridCol w:w="700"/>
-        <w:gridCol w:w="700"/>
-        <w:gridCol w:w="1400"/>
-      </w:tblGrid>
-      <w:tr>
-        <w:trPr>
-          <w:tblHeader/>
-          <w:cantSplit/>
-          <w:jc w:val="center"/>
-        </w:trPr>
-        <w:tc>
-          <w:tcPr>
-            <w:tcW w:w="2826" w:type="dxa"/>
-            <w:tcBorders>
-              <w:bottom w:val="single" w:sz="6" w:space="0" w:color="000000"/>
-            </w:tcBorders>
-            <w:vAlign w:val="center"/>
-          </w:tcPr>
-          <w:p>
-            <w:pPr>
-              <w:keepNext/>
-              <w:spacing w:before="20" w:after="20" w:line="240" w:lineRule="auto"/>
-              <w:jc w:val="center"/>
-            </w:pPr>
-            <w:r>
-              <w:rPr>
-                <w:rFonts w:ascii="Times New Roman" w:eastAsia="SimSun" w:hAnsi="Times New Roman"/>
-                <w:b/>
-                <w:sz w:val="21"/>
-              </w:rPr>
-              <w:t xml:space="preserve">方法</w:t>
-            </w:r>
-          </w:p>
-        </w:tc>
-        <w:tc>
-          <w:tcPr>
-            <w:tcW w:w="800" w:type="dxa"/>
-            <w:tcBorders>
-              <w:bottom w:val="single" w:sz="6" w:space="0" w:color="000000"/>
-            </w:tcBorders>
-            <w:vAlign w:val="center"/>
-          </w:tcPr>
-          <w:p>
-            <w:pPr>
-              <w:keepNext/>
-              <w:spacing w:before="20" w:after="20" w:line="240" w:lineRule="auto"/>
-              <w:jc w:val="center"/>
-            </w:pPr>
-            <w:r>
-              <w:rPr>
-                <w:rFonts w:ascii="Times New Roman" w:eastAsia="SimSun" w:hAnsi="Times New Roman"/>
-                <w:b/>
-                <w:sz w:val="21"/>
-              </w:rPr>
-              <w:t xml:space="preserve">准确率</w:t>
-            </w:r>
-          </w:p>
-        </w:tc>
-        <w:tc>
-          <w:tcPr>
-            <w:tcW w:w="760" w:type="dxa"/>
-            <w:tcBorders>
-              <w:bottom w:val="single" w:sz="6" w:space="0" w:color="000000"/>
-            </w:tcBorders>
-            <w:vAlign w:val="center"/>
-          </w:tcPr>
-          <w:p>
-            <w:pPr>
-              <w:keepNext/>
-              <w:spacing w:before="20" w:after="20" w:line="240" w:lineRule="auto"/>
-              <w:jc w:val="center"/>
-            </w:pPr>
-            <w:r>
-              <w:rPr>
-                <w:rFonts w:ascii="Times New Roman" w:eastAsia="SimSun" w:hAnsi="Times New Roman"/>
-                <w:b/>
-                <w:sz w:val="21"/>
-              </w:rPr>
-              <w:t xml:space="preserve">宏F1</w:t>
-            </w:r>
-          </w:p>
-        </w:tc>
-        <w:tc>
-          <w:tcPr>
-            <w:tcW w:w="880" w:type="dxa"/>
-            <w:tcBorders>
-              <w:bottom w:val="single" w:sz="6" w:space="0" w:color="000000"/>
-            </w:tcBorders>
-            <w:vAlign w:val="center"/>
-          </w:tcPr>
-          <w:p>
-            <w:pPr>
-              <w:keepNext/>
-              <w:spacing w:before="20" w:after="20" w:line="240" w:lineRule="auto"/>
-              <w:jc w:val="center"/>
-            </w:pPr>
-            <w:r>
-              <w:rPr>
-                <w:rFonts w:ascii="Times New Roman" w:eastAsia="SimSun" w:hAnsi="Times New Roman"/>
-                <w:b/>
-                <w:sz w:val="21"/>
-              </w:rPr>
-              <w:t xml:space="preserve">平衡准确率</w:t>
-            </w:r>
-          </w:p>
-        </w:tc>
-        <w:tc>
-          <w:tcPr>
-            <w:tcW w:w="640" w:type="dxa"/>
-            <w:tcBorders>
-              <w:bottom w:val="single" w:sz="6" w:space="0" w:color="000000"/>
-            </w:tcBorders>
-            <w:vAlign w:val="center"/>
-          </w:tcPr>
-          <w:p>
-            <w:pPr>
-              <w:keepNext/>
-              <w:spacing w:before="20" w:after="20" w:line="240" w:lineRule="auto"/>
-              <w:jc w:val="center"/>
-            </w:pPr>
-            <w:r>
-              <w:rPr>
-                <w:rFonts w:ascii="Times New Roman" w:eastAsia="SimSun" w:hAnsi="Times New Roman"/>
-                <w:b/>
-                <w:sz w:val="21"/>
-              </w:rPr>
-              <w:t xml:space="preserve">C→A</w:t>
-            </w:r>
-          </w:p>
-        </w:tc>
-        <w:tc>
-          <w:tcPr>
-            <w:tcW w:w="700" w:type="dxa"/>
-            <w:tcBorders>
-              <w:bottom w:val="single" w:sz="6" w:space="0" w:color="000000"/>
-            </w:tcBorders>
-            <w:vAlign w:val="center"/>
-          </w:tcPr>
-          <w:p>
-            <w:pPr>
-              <w:keepNext/>
-              <w:spacing w:before="20" w:after="20" w:line="240" w:lineRule="auto"/>
-              <w:jc w:val="center"/>
-            </w:pPr>
-            <w:r>
-              <w:rPr>
-                <w:rFonts w:ascii="Times New Roman" w:eastAsia="SimSun" w:hAnsi="Times New Roman"/>
-                <w:b/>
-                <w:sz w:val="21"/>
-              </w:rPr>
-              <w:t xml:space="preserve">安全损失</w:t>
-            </w:r>
-          </w:p>
-        </w:tc>
-        <w:tc>
-          <w:tcPr>
-            <w:tcW w:w="700" w:type="dxa"/>
-            <w:tcBorders>
-              <w:bottom w:val="single" w:sz="6" w:space="0" w:color="000000"/>
-            </w:tcBorders>
-            <w:vAlign w:val="center"/>
-          </w:tcPr>
-          <w:p>
-            <w:pPr>
-              <w:keepNext/>
-              <w:spacing w:before="20" w:after="20" w:line="240" w:lineRule="auto"/>
-              <w:jc w:val="center"/>
-            </w:pPr>
-            <w:r>
-              <w:rPr>
-                <w:rFonts w:ascii="Times New Roman" w:eastAsia="SimSun" w:hAnsi="Times New Roman"/>
-                <w:b/>
-                <w:sz w:val="21"/>
-              </w:rPr>
-              <w:t xml:space="preserve">低于规则</w:t>
-            </w:r>
-          </w:p>
-        </w:tc>
-        <w:tc>
-          <w:tcPr>
-            <w:tcW w:w="700" w:type="dxa"/>
-            <w:tcBorders>
-              <w:bottom w:val="single" w:sz="6" w:space="0" w:color="000000"/>
-            </w:tcBorders>
-            <w:vAlign w:val="center"/>
-          </w:tcPr>
-          <w:p>
-            <w:pPr>
-              <w:keepNext/>
-              <w:spacing w:before="20" w:after="20" w:line="240" w:lineRule="auto"/>
-              <w:jc w:val="center"/>
-            </w:pPr>
-            <w:r>
-              <w:rPr>
-                <w:rFonts w:ascii="Times New Roman" w:eastAsia="SimSun" w:hAnsi="Times New Roman"/>
-                <w:b/>
-                <w:sz w:val="21"/>
-              </w:rPr>
-              <w:t xml:space="preserve">新增错误</w:t>
-            </w:r>
-          </w:p>
-        </w:tc>
-        <w:tc>
-          <w:tcPr>
-            <w:tcW w:w="1400" w:type="dxa"/>
-            <w:tcBorders>
-              <w:bottom w:val="single" w:sz="6" w:space="0" w:color="000000"/>
-            </w:tcBorders>
-            <w:vAlign w:val="center"/>
-          </w:tcPr>
-          <w:p>
-            <w:pPr>
-              <w:keepNext/>
-              <w:spacing w:before="20" w:after="20" w:line="240" w:lineRule="auto"/>
-              <w:jc w:val="center"/>
-            </w:pPr>
-            <w:r>
-              <w:rPr>
-                <w:rFonts w:ascii="Times New Roman" w:eastAsia="SimSun" w:hAnsi="Times New Roman"/>
-                <w:b/>
-                <w:sz w:val="21"/>
-              </w:rPr>
-              <w:t xml:space="preserve">五批次准确率</w:t>
-            </w:r>
-          </w:p>
-        </w:tc>
-      </w:tr>
-      <w:tr>
-        <w:trPr>
-          <w:cantSplit/>
-          <w:jc w:val="center"/>
-        </w:trPr>
-        <w:tc>
-          <w:tcPr>
-            <w:tcW w:w="2826" w:type="dxa"/>
-            <w:vAlign w:val="center"/>
-          </w:tcPr>
-          <w:p>
-            <w:pPr>
-              <w:spacing w:before="20" w:after="20" w:line="240" w:lineRule="auto"/>
-              <w:jc w:val="left"/>
-            </w:pPr>
-            <w:r>
-              <w:rPr>
-                <w:rFonts w:ascii="Times New Roman" w:eastAsia="SimSun" w:hAnsi="Times New Roman"/>
-                <w:sz w:val="21"/>
-              </w:rPr>
-              <w:t xml:space="preserve">规则链</w:t>
-            </w:r>
-          </w:p>
-        </w:tc>
-        <w:tc>
-          <w:tcPr>
-            <w:tcW w:w="800" w:type="dxa"/>
-            <w:vAlign w:val="center"/>
-          </w:tcPr>
-          <w:p>
-            <w:pPr>
-              <w:spacing w:before="20" w:after="20" w:line="240" w:lineRule="auto"/>
-              <w:jc w:val="center"/>
-            </w:pPr>
-            <w:r>
-              <w:rPr>
-                <w:rFonts w:ascii="Times New Roman" w:eastAsia="SimSun" w:hAnsi="Times New Roman"/>
-                <w:sz w:val="21"/>
-              </w:rPr>
-              <w:t xml:space="preserve">0.845</w:t>
-            </w:r>
-          </w:p>
-        </w:tc>
-        <w:tc>
-          <w:tcPr>
-            <w:tcW w:w="760" w:type="dxa"/>
-            <w:vAlign w:val="center"/>
-          </w:tcPr>
-          <w:p>
-            <w:pPr>
-              <w:spacing w:before="20" w:after="20" w:line="240" w:lineRule="auto"/>
-              <w:jc w:val="center"/>
-            </w:pPr>
-            <w:r>
-              <w:rPr>
-                <w:rFonts w:ascii="Times New Roman" w:eastAsia="SimSun" w:hAnsi="Times New Roman"/>
-                <w:sz w:val="21"/>
-              </w:rPr>
-              <w:t xml:space="preserve">0.827</w:t>
-            </w:r>
-          </w:p>
-        </w:tc>
-        <w:tc>
-          <w:tcPr>
-            <w:tcW w:w="880" w:type="dxa"/>
-            <w:vAlign w:val="center"/>
-          </w:tcPr>
-          <w:p>
-            <w:pPr>
-              <w:spacing w:before="20" w:after="20" w:line="240" w:lineRule="auto"/>
-              <w:jc w:val="center"/>
-            </w:pPr>
-            <w:r>
-              <w:rPr>
-                <w:rFonts w:ascii="Times New Roman" w:eastAsia="SimSun" w:hAnsi="Times New Roman"/>
-                <w:sz w:val="21"/>
-              </w:rPr>
-              <w:t xml:space="preserve">0.847</w:t>
-            </w:r>
-          </w:p>
-        </w:tc>
-        <w:tc>
-          <w:tcPr>
-            <w:tcW w:w="640" w:type="dxa"/>
-            <w:vAlign w:val="center"/>
-          </w:tcPr>
-          <w:p>
-            <w:pPr>
-              <w:spacing w:before="20" w:after="20" w:line="240" w:lineRule="auto"/>
-              <w:jc w:val="center"/>
-            </w:pPr>
-            <w:r>
-              <w:rPr>
-                <w:rFonts w:ascii="Times New Roman" w:eastAsia="SimSun" w:hAnsi="Times New Roman"/>
-                <w:sz w:val="21"/>
-              </w:rPr>
-              <w:t xml:space="preserve">0</w:t>
-            </w:r>
-          </w:p>
-        </w:tc>
-        <w:tc>
-          <w:tcPr>
-            <w:tcW w:w="700" w:type="dxa"/>
-            <w:vAlign w:val="center"/>
-          </w:tcPr>
-          <w:p>
-            <w:pPr>
-              <w:spacing w:before="20" w:after="20" w:line="240" w:lineRule="auto"/>
-              <w:jc w:val="center"/>
-            </w:pPr>
-            <w:r>
-              <w:rPr>
-                <w:rFonts w:ascii="Times New Roman" w:eastAsia="SimSun" w:hAnsi="Times New Roman"/>
-                <w:sz w:val="21"/>
-              </w:rPr>
-              <w:t xml:space="preserve">57</w:t>
-            </w:r>
-          </w:p>
-        </w:tc>
-        <w:tc>
-          <w:tcPr>
-            <w:tcW w:w="700" w:type="dxa"/>
-            <w:vAlign w:val="center"/>
-          </w:tcPr>
-          <w:p>
-            <w:pPr>
-              <w:spacing w:before="20" w:after="20" w:line="240" w:lineRule="auto"/>
-              <w:jc w:val="center"/>
-            </w:pPr>
-            <w:r>
-              <w:rPr>
-                <w:rFonts w:ascii="Times New Roman" w:eastAsia="SimSun" w:hAnsi="Times New Roman"/>
-                <w:sz w:val="21"/>
-              </w:rPr>
-              <w:t xml:space="preserve">0</w:t>
-            </w:r>
-          </w:p>
-        </w:tc>
-        <w:tc>
-          <w:tcPr>
-            <w:tcW w:w="700" w:type="dxa"/>
-            <w:vAlign w:val="center"/>
-          </w:tcPr>
-          <w:p>
-            <w:pPr>
-              <w:spacing w:before="20" w:after="20" w:line="240" w:lineRule="auto"/>
-              <w:jc w:val="center"/>
-            </w:pPr>
-            <w:r>
-              <w:rPr>
-                <w:rFonts w:ascii="Times New Roman" w:eastAsia="SimSun" w:hAnsi="Times New Roman"/>
-                <w:sz w:val="21"/>
-              </w:rPr>
-              <w:t xml:space="preserve">—</w:t>
-            </w:r>
-          </w:p>
-        </w:tc>
-        <w:tc>
-          <w:tcPr>
-            <w:tcW w:w="1400" w:type="dxa"/>
-            <w:vAlign w:val="center"/>
-          </w:tcPr>
-          <w:p>
-            <w:pPr>
-              <w:spacing w:before="20" w:after="20" w:line="240" w:lineRule="auto"/>
-              <w:jc w:val="center"/>
-            </w:pPr>
-            <w:r>
-              <w:rPr>
-                <w:rFonts w:ascii="Times New Roman" w:eastAsia="SimSun" w:hAnsi="Times New Roman"/>
-                <w:sz w:val="21"/>
-              </w:rPr>
-              <w:t xml:space="preserve">0.847±0.002</w:t>
-            </w:r>
-          </w:p>
-        </w:tc>
-      </w:tr>
-      <w:tr>
-        <w:trPr>
-          <w:cantSplit/>
-          <w:jc w:val="center"/>
-        </w:trPr>
-        <w:tc>
-          <w:tcPr>
-            <w:tcW w:w="2826" w:type="dxa"/>
-            <w:vAlign w:val="center"/>
-          </w:tcPr>
-          <w:p>
-            <w:pPr>
-              <w:spacing w:before="20" w:after="20" w:line="240" w:lineRule="auto"/>
-              <w:jc w:val="left"/>
-            </w:pPr>
-            <w:r>
-              <w:rPr>
-                <w:rFonts w:ascii="Times New Roman" w:eastAsia="SimSun" w:hAnsi="Times New Roman"/>
-                <w:sz w:val="21"/>
-              </w:rPr>
-              <w:t xml:space="preserve">GBDT</w:t>
-            </w:r>
-          </w:p>
-        </w:tc>
-        <w:tc>
-          <w:tcPr>
-            <w:tcW w:w="800" w:type="dxa"/>
-            <w:vAlign w:val="center"/>
-          </w:tcPr>
-          <w:p>
-            <w:pPr>
-              <w:spacing w:before="20" w:after="20" w:line="240" w:lineRule="auto"/>
-              <w:jc w:val="center"/>
-            </w:pPr>
-            <w:r>
-              <w:rPr>
-                <w:rFonts w:ascii="Times New Roman" w:eastAsia="SimSun" w:hAnsi="Times New Roman"/>
-                <w:sz w:val="21"/>
-              </w:rPr>
-              <w:t xml:space="preserve">0.906</w:t>
-            </w:r>
-          </w:p>
-        </w:tc>
-        <w:tc>
-          <w:tcPr>
-            <w:tcW w:w="760" w:type="dxa"/>
-            <w:vAlign w:val="center"/>
-          </w:tcPr>
-          <w:p>
-            <w:pPr>
-              <w:spacing w:before="20" w:after="20" w:line="240" w:lineRule="auto"/>
-              <w:jc w:val="center"/>
-            </w:pPr>
-            <w:r>
-              <w:rPr>
-                <w:rFonts w:ascii="Times New Roman" w:eastAsia="SimSun" w:hAnsi="Times New Roman"/>
-                <w:sz w:val="21"/>
-              </w:rPr>
-              <w:t xml:space="preserve">0.906</w:t>
-            </w:r>
-          </w:p>
-        </w:tc>
-        <w:tc>
-          <w:tcPr>
-            <w:tcW w:w="880" w:type="dxa"/>
-            <w:vAlign w:val="center"/>
-          </w:tcPr>
-          <w:p>
-            <w:pPr>
-              <w:spacing w:before="20" w:after="20" w:line="240" w:lineRule="auto"/>
-              <w:jc w:val="center"/>
-            </w:pPr>
-            <w:r>
-              <w:rPr>
-                <w:rFonts w:ascii="Times New Roman" w:eastAsia="SimSun" w:hAnsi="Times New Roman"/>
-                <w:sz w:val="21"/>
-              </w:rPr>
-              <w:t xml:space="preserve">0.895</w:t>
-            </w:r>
-          </w:p>
-        </w:tc>
-        <w:tc>
-          <w:tcPr>
-            <w:tcW w:w="640" w:type="dxa"/>
-            <w:vAlign w:val="center"/>
-          </w:tcPr>
-          <w:p>
-            <w:pPr>
-              <w:spacing w:before="20" w:after="20" w:line="240" w:lineRule="auto"/>
-              <w:jc w:val="center"/>
-            </w:pPr>
-            <w:r>
-              <w:rPr>
-                <w:rFonts w:ascii="Times New Roman" w:eastAsia="SimSun" w:hAnsi="Times New Roman"/>
-                <w:sz w:val="21"/>
-              </w:rPr>
-              <w:t xml:space="preserve">50</w:t>
-            </w:r>
-          </w:p>
-        </w:tc>
-        <w:tc>
-          <w:tcPr>
-            <w:tcW w:w="700" w:type="dxa"/>
-            <w:vAlign w:val="center"/>
-          </w:tcPr>
-          <w:p>
-            <w:pPr>
-              <w:spacing w:before="20" w:after="20" w:line="240" w:lineRule="auto"/>
-              <w:jc w:val="center"/>
-            </w:pPr>
-            <w:r>
-              <w:rPr>
-                <w:rFonts w:ascii="Times New Roman" w:eastAsia="SimSun" w:hAnsi="Times New Roman"/>
-                <w:sz w:val="21"/>
-              </w:rPr>
-              <w:t xml:space="preserve">102</w:t>
-            </w:r>
-          </w:p>
-        </w:tc>
-        <w:tc>
-          <w:tcPr>
-            <w:tcW w:w="700" w:type="dxa"/>
-            <w:vAlign w:val="center"/>
-          </w:tcPr>
-          <w:p>
-            <w:pPr>
-              <w:spacing w:before="20" w:after="20" w:line="240" w:lineRule="auto"/>
-              <w:jc w:val="center"/>
-            </w:pPr>
-            <w:r>
-              <w:rPr>
-                <w:rFonts w:ascii="Times New Roman" w:eastAsia="SimSun" w:hAnsi="Times New Roman"/>
-                <w:sz w:val="21"/>
-              </w:rPr>
-              <w:t xml:space="preserve">130</w:t>
-            </w:r>
-          </w:p>
-        </w:tc>
-        <w:tc>
-          <w:tcPr>
-            <w:tcW w:w="700" w:type="dxa"/>
-            <w:vAlign w:val="center"/>
-          </w:tcPr>
-          <w:p>
-            <w:pPr>
-              <w:spacing w:before="20" w:after="20" w:line="240" w:lineRule="auto"/>
-              <w:jc w:val="center"/>
-            </w:pPr>
-            <w:r>
-              <w:rPr>
-                <w:rFonts w:ascii="Times New Roman" w:eastAsia="SimSun" w:hAnsi="Times New Roman"/>
-                <w:sz w:val="21"/>
-              </w:rPr>
-              <w:t xml:space="preserve">78</w:t>
-            </w:r>
-          </w:p>
-        </w:tc>
-        <w:tc>
-          <w:tcPr>
-            <w:tcW w:w="1400" w:type="dxa"/>
-            <w:vAlign w:val="center"/>
-          </w:tcPr>
-          <w:p>
-            <w:pPr>
-              <w:spacing w:before="20" w:after="20" w:line="240" w:lineRule="auto"/>
-              <w:jc w:val="center"/>
-            </w:pPr>
-            <w:r>
-              <w:rPr>
-                <w:rFonts w:ascii="Times New Roman" w:eastAsia="SimSun" w:hAnsi="Times New Roman"/>
-                <w:sz w:val="21"/>
-              </w:rPr>
-              <w:t xml:space="preserve">0.906±0.004</w:t>
-            </w:r>
-          </w:p>
-        </w:tc>
-      </w:tr>
-      <w:tr>
-        <w:trPr>
-          <w:cantSplit/>
-          <w:jc w:val="center"/>
-        </w:trPr>
-        <w:tc>
-          <w:tcPr>
-            <w:tcW w:w="2826" w:type="dxa"/>
-            <w:vAlign w:val="center"/>
-          </w:tcPr>
-          <w:p>
-            <w:pPr>
-              <w:spacing w:before="20" w:after="20" w:line="240" w:lineRule="auto"/>
-              <w:jc w:val="left"/>
-            </w:pPr>
-            <w:r>
-              <w:rPr>
-                <w:rFonts w:ascii="Times New Roman" w:eastAsia="SimSun" w:hAnsi="Times New Roman"/>
-                <w:sz w:val="21"/>
-              </w:rPr>
-              <w:t xml:space="preserve">RF阈值(0.35, 0.20)</w:t>
-            </w:r>
-          </w:p>
-        </w:tc>
-        <w:tc>
-          <w:tcPr>
-            <w:tcW w:w="800" w:type="dxa"/>
-            <w:vAlign w:val="center"/>
-          </w:tcPr>
-          <w:p>
-            <w:pPr>
-              <w:spacing w:before="20" w:after="20" w:line="240" w:lineRule="auto"/>
-              <w:jc w:val="center"/>
-            </w:pPr>
-            <w:r>
-              <w:rPr>
-                <w:rFonts w:ascii="Times New Roman" w:eastAsia="SimSun" w:hAnsi="Times New Roman"/>
-                <w:sz w:val="21"/>
-              </w:rPr>
-              <w:t xml:space="preserve">0.873</w:t>
-            </w:r>
-          </w:p>
-        </w:tc>
-        <w:tc>
-          <w:tcPr>
-            <w:tcW w:w="760" w:type="dxa"/>
-            <w:vAlign w:val="center"/>
-          </w:tcPr>
-          <w:p>
-            <w:pPr>
-              <w:spacing w:before="20" w:after="20" w:line="240" w:lineRule="auto"/>
-              <w:jc w:val="center"/>
-            </w:pPr>
-            <w:r>
-              <w:rPr>
-                <w:rFonts w:ascii="Times New Roman" w:eastAsia="SimSun" w:hAnsi="Times New Roman"/>
-                <w:sz w:val="21"/>
-              </w:rPr>
-              <w:t xml:space="preserve">0.858</w:t>
-            </w:r>
-          </w:p>
-        </w:tc>
-        <w:tc>
-          <w:tcPr>
-            <w:tcW w:w="880" w:type="dxa"/>
-            <w:vAlign w:val="center"/>
-          </w:tcPr>
-          <w:p>
-            <w:pPr>
-              <w:spacing w:before="20" w:after="20" w:line="240" w:lineRule="auto"/>
-              <w:jc w:val="center"/>
-            </w:pPr>
-            <w:r>
-              <w:rPr>
-                <w:rFonts w:ascii="Times New Roman" w:eastAsia="SimSun" w:hAnsi="Times New Roman"/>
-                <w:sz w:val="21"/>
-              </w:rPr>
-              <w:t xml:space="preserve">0.836</w:t>
-            </w:r>
-          </w:p>
-        </w:tc>
-        <w:tc>
-          <w:tcPr>
-            <w:tcW w:w="640" w:type="dxa"/>
-            <w:vAlign w:val="center"/>
-          </w:tcPr>
-          <w:p>
-            <w:pPr>
-              <w:spacing w:before="20" w:after="20" w:line="240" w:lineRule="auto"/>
-              <w:jc w:val="center"/>
-            </w:pPr>
-            <w:r>
-              <w:rPr>
-                <w:rFonts w:ascii="Times New Roman" w:eastAsia="SimSun" w:hAnsi="Times New Roman"/>
-                <w:sz w:val="21"/>
-              </w:rPr>
-              <w:t xml:space="preserve">50</w:t>
-            </w:r>
-          </w:p>
-        </w:tc>
-        <w:tc>
-          <w:tcPr>
-            <w:tcW w:w="700" w:type="dxa"/>
-            <w:vAlign w:val="center"/>
-          </w:tcPr>
-          <w:p>
-            <w:pPr>
-              <w:spacing w:before="20" w:after="20" w:line="240" w:lineRule="auto"/>
-              <w:jc w:val="center"/>
-            </w:pPr>
-            <w:r>
-              <w:rPr>
-                <w:rFonts w:ascii="Times New Roman" w:eastAsia="SimSun" w:hAnsi="Times New Roman"/>
-                <w:sz w:val="21"/>
-              </w:rPr>
-              <w:t xml:space="preserve">100</w:t>
-            </w:r>
-          </w:p>
-        </w:tc>
-        <w:tc>
-          <w:tcPr>
-            <w:tcW w:w="700" w:type="dxa"/>
-            <w:vAlign w:val="center"/>
-          </w:tcPr>
-          <w:p>
-            <w:pPr>
-              <w:spacing w:before="20" w:after="20" w:line="240" w:lineRule="auto"/>
-              <w:jc w:val="center"/>
-            </w:pPr>
-            <w:r>
-              <w:rPr>
-                <w:rFonts w:ascii="Times New Roman" w:eastAsia="SimSun" w:hAnsi="Times New Roman"/>
-                <w:sz w:val="21"/>
-              </w:rPr>
-              <w:t xml:space="preserve">154</w:t>
-            </w:r>
-          </w:p>
-        </w:tc>
-        <w:tc>
-          <w:tcPr>
-            <w:tcW w:w="700" w:type="dxa"/>
-            <w:vAlign w:val="center"/>
-          </w:tcPr>
-          <w:p>
-            <w:pPr>
-              <w:spacing w:before="20" w:after="20" w:line="240" w:lineRule="auto"/>
-              <w:jc w:val="center"/>
-            </w:pPr>
-            <w:r>
-              <w:rPr>
-                <w:rFonts w:ascii="Times New Roman" w:eastAsia="SimSun" w:hAnsi="Times New Roman"/>
-                <w:sz w:val="21"/>
-              </w:rPr>
-              <w:t xml:space="preserve">100</w:t>
-            </w:r>
-          </w:p>
-        </w:tc>
-        <w:tc>
-          <w:tcPr>
-            <w:tcW w:w="1400" w:type="dxa"/>
-            <w:vAlign w:val="center"/>
-          </w:tcPr>
-          <w:p>
-            <w:pPr>
-              <w:spacing w:before="20" w:after="20" w:line="240" w:lineRule="auto"/>
-              <w:jc w:val="center"/>
-            </w:pPr>
-            <w:r>
-              <w:rPr>
-                <w:rFonts w:ascii="Times New Roman" w:eastAsia="SimSun" w:hAnsi="Times New Roman"/>
-                <w:sz w:val="21"/>
-              </w:rPr>
-              <w:t xml:space="preserve">0.875±0.010</w:t>
-            </w:r>
-          </w:p>
-        </w:tc>
-      </w:tr>
-      <w:tr>
-        <w:trPr>
-          <w:cantSplit/>
-          <w:jc w:val="center"/>
-        </w:trPr>
-        <w:tc>
-          <w:tcPr>
-            <w:tcW w:w="2826" w:type="dxa"/>
-            <w:vAlign w:val="center"/>
-          </w:tcPr>
-          <w:p>
-            <w:pPr>
-              <w:spacing w:before="20" w:after="20" w:line="240" w:lineRule="auto"/>
-              <w:jc w:val="left"/>
-            </w:pPr>
-            <w:r>
-              <w:rPr>
-                <w:rFonts w:ascii="Times New Roman" w:eastAsia="SimSun" w:hAnsi="Times New Roman"/>
-                <w:sz w:val="21"/>
-              </w:rPr>
-              <w:t xml:space="preserve">堆叠RF</w:t>
-            </w:r>
-          </w:p>
-        </w:tc>
-        <w:tc>
-          <w:tcPr>
-            <w:tcW w:w="800" w:type="dxa"/>
-            <w:vAlign w:val="center"/>
-          </w:tcPr>
-          <w:p>
-            <w:pPr>
-              <w:spacing w:before="20" w:after="20" w:line="240" w:lineRule="auto"/>
-              <w:jc w:val="center"/>
-            </w:pPr>
-            <w:r>
-              <w:rPr>
-                <w:rFonts w:ascii="Times New Roman" w:eastAsia="SimSun" w:hAnsi="Times New Roman"/>
-                <w:sz w:val="21"/>
-              </w:rPr>
-              <w:t xml:space="preserve">0.994</w:t>
-            </w:r>
-          </w:p>
-        </w:tc>
-        <w:tc>
-          <w:tcPr>
-            <w:tcW w:w="760" w:type="dxa"/>
-            <w:vAlign w:val="center"/>
-          </w:tcPr>
-          <w:p>
-            <w:pPr>
-              <w:spacing w:before="20" w:after="20" w:line="240" w:lineRule="auto"/>
-              <w:jc w:val="center"/>
-            </w:pPr>
-            <w:r>
-              <w:rPr>
-                <w:rFonts w:ascii="Times New Roman" w:eastAsia="SimSun" w:hAnsi="Times New Roman"/>
-                <w:sz w:val="21"/>
-              </w:rPr>
-              <w:t xml:space="preserve">0.993</w:t>
-            </w:r>
-          </w:p>
-        </w:tc>
-        <w:tc>
-          <w:tcPr>
-            <w:tcW w:w="880" w:type="dxa"/>
-            <w:vAlign w:val="center"/>
-          </w:tcPr>
-          <w:p>
-            <w:pPr>
-              <w:spacing w:before="20" w:after="20" w:line="240" w:lineRule="auto"/>
-              <w:jc w:val="center"/>
-            </w:pPr>
-            <w:r>
-              <w:rPr>
-                <w:rFonts w:ascii="Times New Roman" w:eastAsia="SimSun" w:hAnsi="Times New Roman"/>
-                <w:sz w:val="21"/>
-              </w:rPr>
-              <w:t xml:space="preserve">0.994</w:t>
-            </w:r>
-          </w:p>
-        </w:tc>
-        <w:tc>
-          <w:tcPr>
-            <w:tcW w:w="640" w:type="dxa"/>
-            <w:vAlign w:val="center"/>
-          </w:tcPr>
-          <w:p>
-            <w:pPr>
-              <w:spacing w:before="20" w:after="20" w:line="240" w:lineRule="auto"/>
-              <w:jc w:val="center"/>
-            </w:pPr>
-            <w:r>
-              <w:rPr>
-                <w:rFonts w:ascii="Times New Roman" w:eastAsia="SimSun" w:hAnsi="Times New Roman"/>
-                <w:sz w:val="21"/>
-              </w:rPr>
-              <w:t xml:space="preserve">0</w:t>
-            </w:r>
-          </w:p>
-        </w:tc>
-        <w:tc>
-          <w:tcPr>
-            <w:tcW w:w="700" w:type="dxa"/>
-            <w:vAlign w:val="center"/>
-          </w:tcPr>
-          <w:p>
-            <w:pPr>
-              <w:spacing w:before="20" w:after="20" w:line="240" w:lineRule="auto"/>
-              <w:jc w:val="center"/>
-            </w:pPr>
-            <w:r>
-              <w:rPr>
-                <w:rFonts w:ascii="Times New Roman" w:eastAsia="SimSun" w:hAnsi="Times New Roman"/>
-                <w:sz w:val="21"/>
-              </w:rPr>
-              <w:t xml:space="preserve">0</w:t>
-            </w:r>
-          </w:p>
-        </w:tc>
-        <w:tc>
-          <w:tcPr>
-            <w:tcW w:w="700" w:type="dxa"/>
-            <w:vAlign w:val="center"/>
-          </w:tcPr>
-          <w:p>
-            <w:pPr>
-              <w:spacing w:before="20" w:after="20" w:line="240" w:lineRule="auto"/>
-              <w:jc w:val="center"/>
-            </w:pPr>
-            <w:r>
-              <w:rPr>
-                <w:rFonts w:ascii="Times New Roman" w:eastAsia="SimSun" w:hAnsi="Times New Roman"/>
-                <w:sz w:val="21"/>
-              </w:rPr>
-              <w:t xml:space="preserve">50</w:t>
-            </w:r>
-          </w:p>
-        </w:tc>
-        <w:tc>
-          <w:tcPr>
-            <w:tcW w:w="700" w:type="dxa"/>
-            <w:vAlign w:val="center"/>
-          </w:tcPr>
-          <w:p>
-            <w:pPr>
-              <w:spacing w:before="20" w:after="20" w:line="240" w:lineRule="auto"/>
-              <w:jc w:val="center"/>
-            </w:pPr>
-            <w:r>
-              <w:rPr>
-                <w:rFonts w:ascii="Times New Roman" w:eastAsia="SimSun" w:hAnsi="Times New Roman"/>
-                <w:sz w:val="21"/>
-              </w:rPr>
-              <w:t xml:space="preserve">0</w:t>
-            </w:r>
-          </w:p>
-        </w:tc>
-        <w:tc>
-          <w:tcPr>
-            <w:tcW w:w="1400" w:type="dxa"/>
-            <w:vAlign w:val="center"/>
-          </w:tcPr>
-          <w:p>
-            <w:pPr>
-              <w:spacing w:before="20" w:after="20" w:line="240" w:lineRule="auto"/>
-              <w:jc w:val="center"/>
-            </w:pPr>
-            <w:r>
-              <w:rPr>
-                <w:rFonts w:ascii="Times New Roman" w:eastAsia="SimSun" w:hAnsi="Times New Roman"/>
-                <w:sz w:val="21"/>
-              </w:rPr>
-              <w:t xml:space="preserve">0.995±0.001</w:t>
-            </w:r>
-          </w:p>
-        </w:tc>
-      </w:tr>
-      <w:tr>
-        <w:trPr>
-          <w:cantSplit/>
-          <w:jc w:val="center"/>
-        </w:trPr>
-        <w:tc>
-          <w:tcPr>
-            <w:tcW w:w="2826" w:type="dxa"/>
-            <w:vAlign w:val="center"/>
-          </w:tcPr>
-          <w:p>
-            <w:pPr>
-              <w:spacing w:before="20" w:after="20" w:line="240" w:lineRule="auto"/>
-              <w:jc w:val="left"/>
-            </w:pPr>
-            <w:r>
-              <w:rPr>
-                <w:rFonts w:ascii="Times New Roman" w:eastAsia="SimSun" w:hAnsi="Times New Roman"/>
-                <w:sz w:val="21"/>
-              </w:rPr>
-              <w:t xml:space="preserve">GBDT+下限</w:t>
-            </w:r>
-          </w:p>
-        </w:tc>
-        <w:tc>
-          <w:tcPr>
-            <w:tcW w:w="800" w:type="dxa"/>
-            <w:vAlign w:val="center"/>
-          </w:tcPr>
-          <w:p>
-            <w:pPr>
-              <w:spacing w:before="20" w:after="20" w:line="240" w:lineRule="auto"/>
-              <w:jc w:val="center"/>
-            </w:pPr>
-            <w:r>
-              <w:rPr>
-                <w:rFonts w:ascii="Times New Roman" w:eastAsia="SimSun" w:hAnsi="Times New Roman"/>
-                <w:sz w:val="21"/>
-              </w:rPr>
-              <w:t xml:space="preserve">0.934</w:t>
-            </w:r>
-          </w:p>
-        </w:tc>
-        <w:tc>
-          <w:tcPr>
-            <w:tcW w:w="760" w:type="dxa"/>
-            <w:vAlign w:val="center"/>
-          </w:tcPr>
-          <w:p>
-            <w:pPr>
-              <w:spacing w:before="20" w:after="20" w:line="240" w:lineRule="auto"/>
-              <w:jc w:val="center"/>
-            </w:pPr>
-            <w:r>
-              <w:rPr>
-                <w:rFonts w:ascii="Times New Roman" w:eastAsia="SimSun" w:hAnsi="Times New Roman"/>
-                <w:sz w:val="21"/>
-              </w:rPr>
-              <w:t xml:space="preserve">0.922</w:t>
-            </w:r>
-          </w:p>
-        </w:tc>
-        <w:tc>
-          <w:tcPr>
-            <w:tcW w:w="880" w:type="dxa"/>
-            <w:vAlign w:val="center"/>
-          </w:tcPr>
-          <w:p>
-            <w:pPr>
-              <w:spacing w:before="20" w:after="20" w:line="240" w:lineRule="auto"/>
-              <w:jc w:val="center"/>
-            </w:pPr>
-            <w:r>
-              <w:rPr>
-                <w:rFonts w:ascii="Times New Roman" w:eastAsia="SimSun" w:hAnsi="Times New Roman"/>
-                <w:sz w:val="21"/>
-              </w:rPr>
-              <w:t xml:space="preserve">0.942</w:t>
-            </w:r>
-          </w:p>
-        </w:tc>
-        <w:tc>
-          <w:tcPr>
-            <w:tcW w:w="640" w:type="dxa"/>
-            <w:vAlign w:val="center"/>
-          </w:tcPr>
-          <w:p>
-            <w:pPr>
-              <w:spacing w:before="20" w:after="20" w:line="240" w:lineRule="auto"/>
-              <w:jc w:val="center"/>
-            </w:pPr>
-            <w:r>
-              <w:rPr>
-                <w:rFonts w:ascii="Times New Roman" w:eastAsia="SimSun" w:hAnsi="Times New Roman"/>
-                <w:sz w:val="21"/>
-              </w:rPr>
-              <w:t xml:space="preserve">0</w:t>
-            </w:r>
-          </w:p>
-        </w:tc>
-        <w:tc>
-          <w:tcPr>
-            <w:tcW w:w="700" w:type="dxa"/>
-            <w:vAlign w:val="center"/>
-          </w:tcPr>
-          <w:p>
-            <w:pPr>
-              <w:spacing w:before="20" w:after="20" w:line="240" w:lineRule="auto"/>
-              <w:jc w:val="center"/>
-            </w:pPr>
-            <w:r>
-              <w:rPr>
-                <w:rFonts w:ascii="Times New Roman" w:eastAsia="SimSun" w:hAnsi="Times New Roman"/>
-                <w:sz w:val="21"/>
-              </w:rPr>
-              <w:t xml:space="preserve">0</w:t>
-            </w:r>
-          </w:p>
-        </w:tc>
-        <w:tc>
-          <w:tcPr>
-            <w:tcW w:w="700" w:type="dxa"/>
-            <w:vAlign w:val="center"/>
-          </w:tcPr>
-          <w:p>
-            <w:pPr>
-              <w:spacing w:before="20" w:after="20" w:line="240" w:lineRule="auto"/>
-              <w:jc w:val="center"/>
-            </w:pPr>
-            <w:r>
-              <w:rPr>
-                <w:rFonts w:ascii="Times New Roman" w:eastAsia="SimSun" w:hAnsi="Times New Roman"/>
-                <w:sz w:val="21"/>
-              </w:rPr>
-              <w:t xml:space="preserve">0</w:t>
-            </w:r>
-          </w:p>
-        </w:tc>
-        <w:tc>
-          <w:tcPr>
-            <w:tcW w:w="700" w:type="dxa"/>
-            <w:vAlign w:val="center"/>
-          </w:tcPr>
-          <w:p>
-            <w:pPr>
-              <w:spacing w:before="20" w:after="20" w:line="240" w:lineRule="auto"/>
-              <w:jc w:val="center"/>
-            </w:pPr>
-            <w:r>
-              <w:rPr>
-                <w:rFonts w:ascii="Times New Roman" w:eastAsia="SimSun" w:hAnsi="Times New Roman"/>
-                <w:sz w:val="21"/>
-              </w:rPr>
-              <w:t xml:space="preserve">1</w:t>
-            </w:r>
-          </w:p>
-        </w:tc>
-        <w:tc>
-          <w:tcPr>
-            <w:tcW w:w="1400" w:type="dxa"/>
-            <w:vAlign w:val="center"/>
-          </w:tcPr>
-          <w:p>
-            <w:pPr>
-              <w:spacing w:before="20" w:after="20" w:line="240" w:lineRule="auto"/>
-              <w:jc w:val="center"/>
-            </w:pPr>
-            <w:r>
-              <w:rPr>
-                <w:rFonts w:ascii="Times New Roman" w:eastAsia="SimSun" w:hAnsi="Times New Roman"/>
-                <w:sz w:val="21"/>
-              </w:rPr>
-              <w:t xml:space="preserve">0.935±0.003</w:t>
-            </w:r>
-          </w:p>
-        </w:tc>
-      </w:tr>
-      <w:tr>
-        <w:trPr>
-          <w:cantSplit/>
-          <w:jc w:val="center"/>
-        </w:trPr>
-        <w:tc>
-          <w:tcPr>
-            <w:tcW w:w="2826" w:type="dxa"/>
-            <w:vAlign w:val="center"/>
-          </w:tcPr>
-          <w:p>
-            <w:pPr>
-              <w:spacing w:before="20" w:after="20" w:line="240" w:lineRule="auto"/>
-              <w:jc w:val="left"/>
-            </w:pPr>
-            <w:r>
-              <w:rPr>
-                <w:rFonts w:ascii="Times New Roman" w:eastAsia="SimSun" w:hAnsi="Times New Roman"/>
-                <w:sz w:val="21"/>
-              </w:rPr>
-              <w:t xml:space="preserve">RF+序数物理下限</w:t>
-            </w:r>
-          </w:p>
-        </w:tc>
-        <w:tc>
-          <w:tcPr>
-            <w:tcW w:w="800" w:type="dxa"/>
-            <w:vAlign w:val="center"/>
-          </w:tcPr>
-          <w:p>
-            <w:pPr>
-              <w:spacing w:before="20" w:after="20" w:line="240" w:lineRule="auto"/>
-              <w:jc w:val="center"/>
-            </w:pPr>
-            <w:r>
-              <w:rPr>
-                <w:rFonts w:ascii="Times New Roman" w:eastAsia="SimSun" w:hAnsi="Times New Roman"/>
-                <w:sz w:val="21"/>
-              </w:rPr>
-              <w:t xml:space="preserve">0.926</w:t>
-            </w:r>
-          </w:p>
-        </w:tc>
-        <w:tc>
-          <w:tcPr>
-            <w:tcW w:w="760" w:type="dxa"/>
-            <w:vAlign w:val="center"/>
-          </w:tcPr>
-          <w:p>
-            <w:pPr>
-              <w:spacing w:before="20" w:after="20" w:line="240" w:lineRule="auto"/>
-              <w:jc w:val="center"/>
-            </w:pPr>
-            <w:r>
-              <w:rPr>
-                <w:rFonts w:ascii="Times New Roman" w:eastAsia="SimSun" w:hAnsi="Times New Roman"/>
-                <w:sz w:val="21"/>
-              </w:rPr>
-              <w:t xml:space="preserve">0.912</w:t>
-            </w:r>
-          </w:p>
-        </w:tc>
-        <w:tc>
-          <w:tcPr>
-            <w:tcW w:w="880" w:type="dxa"/>
-            <w:vAlign w:val="center"/>
-          </w:tcPr>
-          <w:p>
-            <w:pPr>
-              <w:spacing w:before="20" w:after="20" w:line="240" w:lineRule="auto"/>
-              <w:jc w:val="center"/>
-            </w:pPr>
-            <w:r>
-              <w:rPr>
-                <w:rFonts w:ascii="Times New Roman" w:eastAsia="SimSun" w:hAnsi="Times New Roman"/>
-                <w:sz w:val="21"/>
-              </w:rPr>
-              <w:t xml:space="preserve">0.928</w:t>
-            </w:r>
-          </w:p>
-        </w:tc>
-        <w:tc>
-          <w:tcPr>
-            <w:tcW w:w="640" w:type="dxa"/>
-            <w:vAlign w:val="center"/>
-          </w:tcPr>
-          <w:p>
-            <w:pPr>
-              <w:spacing w:before="20" w:after="20" w:line="240" w:lineRule="auto"/>
-              <w:jc w:val="center"/>
-            </w:pPr>
-            <w:r>
-              <w:rPr>
-                <w:rFonts w:ascii="Times New Roman" w:eastAsia="SimSun" w:hAnsi="Times New Roman"/>
-                <w:sz w:val="21"/>
-              </w:rPr>
-              <w:t xml:space="preserve">0</w:t>
-            </w:r>
-          </w:p>
-        </w:tc>
-        <w:tc>
-          <w:tcPr>
-            <w:tcW w:w="700" w:type="dxa"/>
-            <w:vAlign w:val="center"/>
-          </w:tcPr>
-          <w:p>
-            <w:pPr>
-              <w:spacing w:before="20" w:after="20" w:line="240" w:lineRule="auto"/>
-              <w:jc w:val="center"/>
-            </w:pPr>
-            <w:r>
-              <w:rPr>
-                <w:rFonts w:ascii="Times New Roman" w:eastAsia="SimSun" w:hAnsi="Times New Roman"/>
-                <w:sz w:val="21"/>
-              </w:rPr>
-              <w:t xml:space="preserve">0</w:t>
-            </w:r>
-          </w:p>
-        </w:tc>
-        <w:tc>
-          <w:tcPr>
-            <w:tcW w:w="700" w:type="dxa"/>
-            <w:vAlign w:val="center"/>
-          </w:tcPr>
-          <w:p>
-            <w:pPr>
-              <w:spacing w:before="20" w:after="20" w:line="240" w:lineRule="auto"/>
-              <w:jc w:val="center"/>
-            </w:pPr>
-            <w:r>
-              <w:rPr>
-                <w:rFonts w:ascii="Times New Roman" w:eastAsia="SimSun" w:hAnsi="Times New Roman"/>
-                <w:sz w:val="21"/>
-              </w:rPr>
-              <w:t xml:space="preserve">0</w:t>
-            </w:r>
-          </w:p>
-        </w:tc>
-        <w:tc>
-          <w:tcPr>
-            <w:tcW w:w="700" w:type="dxa"/>
-            <w:vAlign w:val="center"/>
-          </w:tcPr>
-          <w:p>
-            <w:pPr>
-              <w:spacing w:before="20" w:after="20" w:line="240" w:lineRule="auto"/>
-              <w:jc w:val="center"/>
-            </w:pPr>
-            <w:r>
-              <w:rPr>
-                <w:rFonts w:ascii="Times New Roman" w:eastAsia="SimSun" w:hAnsi="Times New Roman"/>
-                <w:sz w:val="21"/>
-              </w:rPr>
-              <w:t xml:space="preserve">0</w:t>
-            </w:r>
-          </w:p>
-        </w:tc>
-        <w:tc>
-          <w:tcPr>
-            <w:tcW w:w="1400" w:type="dxa"/>
-            <w:vAlign w:val="center"/>
-          </w:tcPr>
-          <w:p>
-            <w:pPr>
-              <w:spacing w:before="20" w:after="20" w:line="240" w:lineRule="auto"/>
-              <w:jc w:val="center"/>
-            </w:pPr>
-            <w:r>
-              <w:rPr>
-                <w:rFonts w:ascii="Times New Roman" w:eastAsia="SimSun" w:hAnsi="Times New Roman"/>
-                <w:sz w:val="21"/>
-              </w:rPr>
-              <w:t xml:space="preserve">0.921±0.004</w:t>
-            </w:r>
-          </w:p>
-        </w:tc>
-      </w:tr>
-      <w:tr>
-        <w:trPr>
-          <w:cantSplit/>
-          <w:jc w:val="center"/>
-        </w:trPr>
-        <w:tc>
-          <w:tcPr>
-            <w:tcW w:w="2826" w:type="dxa"/>
-            <w:vAlign w:val="center"/>
-          </w:tcPr>
-          <w:p>
-            <w:pPr>
-              <w:spacing w:before="20" w:after="20" w:line="240" w:lineRule="auto"/>
-              <w:jc w:val="left"/>
-            </w:pPr>
-            <w:r>
-              <w:rPr>
-                <w:rFonts w:ascii="Times New Roman" w:eastAsia="SimSun" w:hAnsi="Times New Roman"/>
-                <w:sz w:val="21"/>
-              </w:rPr>
-              <w:t xml:space="preserve">堆叠RF+下限</w:t>
-            </w:r>
-          </w:p>
-        </w:tc>
-        <w:tc>
-          <w:tcPr>
-            <w:tcW w:w="800" w:type="dxa"/>
-            <w:vAlign w:val="center"/>
-          </w:tcPr>
-          <w:p>
-            <w:pPr>
-              <w:spacing w:before="20" w:after="20" w:line="240" w:lineRule="auto"/>
-              <w:jc w:val="center"/>
-            </w:pPr>
-            <w:r>
-              <w:rPr>
-                <w:rFonts w:ascii="Times New Roman" w:eastAsia="SimSun" w:hAnsi="Times New Roman"/>
-                <w:sz w:val="21"/>
-              </w:rPr>
-              <w:t xml:space="preserve">0.937</w:t>
-            </w:r>
-          </w:p>
-        </w:tc>
-        <w:tc>
-          <w:tcPr>
-            <w:tcW w:w="760" w:type="dxa"/>
-            <w:vAlign w:val="center"/>
-          </w:tcPr>
-          <w:p>
-            <w:pPr>
-              <w:spacing w:before="20" w:after="20" w:line="240" w:lineRule="auto"/>
-              <w:jc w:val="center"/>
-            </w:pPr>
-            <w:r>
-              <w:rPr>
-                <w:rFonts w:ascii="Times New Roman" w:eastAsia="SimSun" w:hAnsi="Times New Roman"/>
-                <w:sz w:val="21"/>
-              </w:rPr>
-              <w:t xml:space="preserve">0.926</w:t>
-            </w:r>
-          </w:p>
-        </w:tc>
-        <w:tc>
-          <w:tcPr>
-            <w:tcW w:w="880" w:type="dxa"/>
-            <w:vAlign w:val="center"/>
-          </w:tcPr>
-          <w:p>
-            <w:pPr>
-              <w:spacing w:before="20" w:after="20" w:line="240" w:lineRule="auto"/>
-              <w:jc w:val="center"/>
-            </w:pPr>
-            <w:r>
-              <w:rPr>
-                <w:rFonts w:ascii="Times New Roman" w:eastAsia="SimSun" w:hAnsi="Times New Roman"/>
-                <w:sz w:val="21"/>
-              </w:rPr>
-              <w:t xml:space="preserve">0.947</w:t>
-            </w:r>
-          </w:p>
-        </w:tc>
-        <w:tc>
-          <w:tcPr>
-            <w:tcW w:w="640" w:type="dxa"/>
-            <w:vAlign w:val="center"/>
-          </w:tcPr>
-          <w:p>
-            <w:pPr>
-              <w:spacing w:before="20" w:after="20" w:line="240" w:lineRule="auto"/>
-              <w:jc w:val="center"/>
-            </w:pPr>
-            <w:r>
-              <w:rPr>
-                <w:rFonts w:ascii="Times New Roman" w:eastAsia="SimSun" w:hAnsi="Times New Roman"/>
-                <w:sz w:val="21"/>
-              </w:rPr>
-              <w:t xml:space="preserve">0</w:t>
-            </w:r>
-          </w:p>
-        </w:tc>
-        <w:tc>
-          <w:tcPr>
-            <w:tcW w:w="700" w:type="dxa"/>
-            <w:vAlign w:val="center"/>
-          </w:tcPr>
-          <w:p>
-            <w:pPr>
-              <w:spacing w:before="20" w:after="20" w:line="240" w:lineRule="auto"/>
-              <w:jc w:val="center"/>
-            </w:pPr>
-            <w:r>
-              <w:rPr>
-                <w:rFonts w:ascii="Times New Roman" w:eastAsia="SimSun" w:hAnsi="Times New Roman"/>
-                <w:sz w:val="21"/>
-              </w:rPr>
-              <w:t xml:space="preserve">0</w:t>
-            </w:r>
-          </w:p>
-        </w:tc>
-        <w:tc>
-          <w:tcPr>
-            <w:tcW w:w="700" w:type="dxa"/>
-            <w:vAlign w:val="center"/>
-          </w:tcPr>
-          <w:p>
-            <w:pPr>
-              <w:spacing w:before="20" w:after="20" w:line="240" w:lineRule="auto"/>
-              <w:jc w:val="center"/>
-            </w:pPr>
-            <w:r>
-              <w:rPr>
-                <w:rFonts w:ascii="Times New Roman" w:eastAsia="SimSun" w:hAnsi="Times New Roman"/>
-                <w:sz w:val="21"/>
-              </w:rPr>
-              <w:t xml:space="preserve">0</w:t>
-            </w:r>
-          </w:p>
-        </w:tc>
-        <w:tc>
-          <w:tcPr>
-            <w:tcW w:w="700" w:type="dxa"/>
-            <w:vAlign w:val="center"/>
-          </w:tcPr>
-          <w:p>
-            <w:pPr>
-              <w:spacing w:before="20" w:after="20" w:line="240" w:lineRule="auto"/>
-              <w:jc w:val="center"/>
-            </w:pPr>
-            <w:r>
-              <w:rPr>
-                <w:rFonts w:ascii="Times New Roman" w:eastAsia="SimSun" w:hAnsi="Times New Roman"/>
-                <w:sz w:val="21"/>
-              </w:rPr>
-              <w:t xml:space="preserve">0</w:t>
-            </w:r>
-          </w:p>
-        </w:tc>
-        <w:tc>
-          <w:tcPr>
-            <w:tcW w:w="1400" w:type="dxa"/>
-            <w:vAlign w:val="center"/>
-          </w:tcPr>
-          <w:p>
-            <w:pPr>
-              <w:spacing w:before="20" w:after="20" w:line="240" w:lineRule="auto"/>
-              <w:jc w:val="center"/>
-            </w:pPr>
-            <w:r>
-              <w:rPr>
-                <w:rFonts w:ascii="Times New Roman" w:eastAsia="SimSun" w:hAnsi="Times New Roman"/>
-                <w:sz w:val="21"/>
-              </w:rPr>
-              <w:t xml:space="preserve">0.937±0.001</w:t>
-            </w:r>
-          </w:p>
-        </w:tc>
-      </w:tr>
-    </w:tbl>
-    <w:p>
-      <w:pPr>
-        <w:spacing w:before="60" w:after="120" w:line="300" w:lineRule="auto"/>
-        <w:jc w:val="both"/>
-      </w:pPr>
-      <w:r>
-        <w:rPr>
-          <w:rFonts w:ascii="Times New Roman" w:eastAsia="SimSun" w:hAnsi="Times New Roman"/>
-          <w:sz w:val="21"/>
-        </w:rPr>
-        <w:t xml:space="preserve">注：“低于规则”为调低规则等级的决策数；“新增错误”为规则链判对而该方法判错的记录数；末列为另外5批情景的均值±标准差，其余为原始批次结果。</w:t>
-      </w:r>
-    </w:p>
-    <w:p>
-      <w:pPr>
-        <w:spacing w:after="0" w:line="360" w:lineRule="auto"/>
-        <w:ind w:firstLine="480"/>
-        <w:jc w:val="both"/>
-      </w:pPr>
-      <w:r>
-        <w:rPr>
-          <w:rFonts w:ascii="Times New Roman" w:eastAsia="SimSun" w:hAnsi="Times New Roman"/>
-          <w:sz w:val="24"/>
-        </w:rPr>
-        <w:t xml:space="preserve">所有只用学习模型的方法都至少有50条C判A，最强的GBDT也不例外，说明特征缺口不是随机森林特有的问题。堆叠随机森林把规则等级作为输入，准确率达0.994，但这是靠调低规则链在渗流和复合情景中判为B级的50条A级记录实现的；在真实堤防上调低渗流门控给出的等级是否安全，目前没有数据检验。序数下限对每种学习模型都消除了C判A，并继承各自的高估：相对规则链新增的错误，逻辑回归为47条、支持向量机为28条、GBDT为1条，随机森林和堆叠随机森林在全部批次中均为0。</w:t>
-      </w:r>
-    </w:p>
-    <w:p>
-      <w:pPr>
-        <w:spacing w:after="0" w:line="360" w:lineRule="auto"/>
-        <w:ind w:firstLine="480"/>
-        <w:jc w:val="both"/>
-      </w:pPr>
-      <w:r>
-        <w:rPr>
-          <w:rFonts w:ascii="Times New Roman" w:eastAsia="SimSun" w:hAnsi="Times New Roman"/>
-          <w:sz w:val="24"/>
-        </w:rPr>
-        <w:t xml:space="preserve">多目标策略评价的结果如下。每批4051个策略中，1402—1527个满足基准约束，795—825个同时满足物理下限约束；不加下限、也不以规则等级为输入的学习模型族没有一个策略满足约束，也不能支配规则链（超体积0.42—0.59，规则链为0.545±0.004），加入序数下限后各族超体积提高到0.73—0.88。两种选择规则在6批情景上选出的策略族完全一致。只施加基准约束时选中不加下限的堆叠随机森林（</w:t>
-      </w:r>
-      <w:r>
-        <w:rPr>
-          <w:rFonts w:ascii="Times New Roman" w:eastAsia="SimSun" w:hAnsi="Times New Roman"/>
-          <w:i/>
-          <w:sz w:val="24"/>
-        </w:rPr>
-        <w:t xml:space="preserve">τ</w:t>
-      </w:r>
-      <w:r>
-        <w:rPr>
-          <w:rFonts w:ascii="Times New Roman" w:eastAsia="SimSun" w:hAnsi="Times New Roman"/>
-          <w:i/>
-          <w:sz w:val="24"/>
-          <w:vertAlign w:val="subscript"/>
-        </w:rPr>
-        <w:t xml:space="preserve">C</w:t>
-      </w:r>
-      <w:r>
-        <w:rPr>
-          <w:rFonts w:ascii="Times New Roman" w:eastAsia="SimSun" w:hAnsi="Times New Roman"/>
-          <w:sz w:val="24"/>
-        </w:rPr>
-        <w:t xml:space="preserve"> 取0.50—0.55，</w:t>
-      </w:r>
-      <w:r>
-        <w:rPr>
-          <w:rFonts w:ascii="Times New Roman" w:eastAsia="SimSun" w:hAnsi="Times New Roman"/>
-          <w:i/>
-          <w:sz w:val="24"/>
-        </w:rPr>
-        <w:t xml:space="preserve">τ</w:t>
-      </w:r>
-      <w:r>
-        <w:rPr>
-          <w:rFonts w:ascii="Times New Roman" w:eastAsia="SimSun" w:hAnsi="Times New Roman"/>
-          <w:i/>
-          <w:sz w:val="24"/>
-          <w:vertAlign w:val="subscript"/>
-        </w:rPr>
-        <w:t xml:space="preserve">B</w:t>
-      </w:r>
-      <w:r>
-        <w:rPr>
-          <w:rFonts w:ascii="Times New Roman" w:eastAsia="SimSun" w:hAnsi="Times New Roman"/>
-          <w:sz w:val="24"/>
-        </w:rPr>
-        <w:t xml:space="preserve"> 取0.35—0.50），在另外5批上准确率为 </w:t>
-      </w:r>
-      <w:r>
-        <w:rPr>
-          <w:rFonts w:ascii="Times New Roman" w:eastAsia="SimSun" w:hAnsi="Times New Roman"/>
-          <w:sz w:val="24"/>
-        </w:rPr>
-        <w:t xml:space="preserve">0</w:t>
-      </w:r>
-      <w:r>
-        <w:rPr>
-          <w:rFonts w:ascii="Times New Roman" w:eastAsia="SimSun" w:hAnsi="Times New Roman"/>
-          <w:sz w:val="24"/>
-        </w:rPr>
-        <w:t xml:space="preserve">.</w:t>
-      </w:r>
-      <w:r>
-        <w:rPr>
-          <w:rFonts w:ascii="Times New Roman" w:eastAsia="SimSun" w:hAnsi="Times New Roman"/>
-          <w:sz w:val="24"/>
-        </w:rPr>
-        <w:t xml:space="preserve">9</w:t>
-      </w:r>
-      <w:r>
-        <w:rPr>
-          <w:rFonts w:ascii="Times New Roman" w:eastAsia="SimSun" w:hAnsi="Times New Roman"/>
-          <w:sz w:val="24"/>
-        </w:rPr>
-        <w:t xml:space="preserve">9</w:t>
-      </w:r>
-      <w:r>
-        <w:rPr>
-          <w:rFonts w:ascii="Times New Roman" w:eastAsia="SimSun" w:hAnsi="Times New Roman"/>
-          <w:sz w:val="24"/>
-        </w:rPr>
-        <w:t xml:space="preserve">6</w:t>
-      </w:r>
-      <w:r>
-        <w:rPr>
-          <w:rFonts w:ascii="Times New Roman" w:eastAsia="SimSun" w:hAnsi="Times New Roman"/>
-          <w:sz w:val="24"/>
-        </w:rPr>
-        <w:t xml:space="preserve">±</w:t>
-      </w:r>
-      <w:r>
-        <w:rPr>
-          <w:rFonts w:ascii="Times New Roman" w:eastAsia="SimSun" w:hAnsi="Times New Roman"/>
-          <w:sz w:val="24"/>
-        </w:rPr>
-        <w:t xml:space="preserve">0</w:t>
-      </w:r>
-      <w:r>
-        <w:rPr>
-          <w:rFonts w:ascii="Times New Roman" w:eastAsia="SimSun" w:hAnsi="Times New Roman"/>
-          <w:sz w:val="24"/>
-        </w:rPr>
-        <w:t xml:space="preserve">.</w:t>
-      </w:r>
-      <w:r>
-        <w:rPr>
-          <w:rFonts w:ascii="Times New Roman" w:eastAsia="SimSun" w:hAnsi="Times New Roman"/>
-          <w:sz w:val="24"/>
-        </w:rPr>
-        <w:t xml:space="preserve">0</w:t>
-      </w:r>
-      <w:r>
-        <w:rPr>
-          <w:rFonts w:ascii="Times New Roman" w:eastAsia="SimSun" w:hAnsi="Times New Roman"/>
-          <w:sz w:val="24"/>
-        </w:rPr>
-        <w:t xml:space="preserve">0</w:t>
-      </w:r>
-      <w:r>
-        <w:rPr>
-          <w:rFonts w:ascii="Times New Roman" w:eastAsia="SimSun" w:hAnsi="Times New Roman"/>
-          <w:sz w:val="24"/>
-        </w:rPr>
-        <w:t xml:space="preserve">1</w:t>
-      </w:r>
-      <w:r>
-        <w:rPr>
-          <w:rFonts w:ascii="Times New Roman" w:eastAsia="SimSun" w:hAnsi="Times New Roman"/>
-          <w:sz w:val="24"/>
-        </w:rPr>
-        <w:t xml:space="preserve">，但每批要调低50个规则等级；加上物理下限约束后选中同一阈值区间的堆叠随机森林加序数下限，准确率为 </w:t>
-      </w:r>
-      <w:r>
-        <w:rPr>
-          <w:rFonts w:ascii="Times New Roman" w:eastAsia="SimSun" w:hAnsi="Times New Roman"/>
-          <w:sz w:val="24"/>
-        </w:rPr>
-        <w:t xml:space="preserve">0</w:t>
-      </w:r>
-      <w:r>
-        <w:rPr>
-          <w:rFonts w:ascii="Times New Roman" w:eastAsia="SimSun" w:hAnsi="Times New Roman"/>
-          <w:sz w:val="24"/>
-        </w:rPr>
-        <w:t xml:space="preserve">.</w:t>
-      </w:r>
-      <w:r>
-        <w:rPr>
-          <w:rFonts w:ascii="Times New Roman" w:eastAsia="SimSun" w:hAnsi="Times New Roman"/>
-          <w:sz w:val="24"/>
-        </w:rPr>
-        <w:t xml:space="preserve">9</w:t>
-      </w:r>
-      <w:r>
-        <w:rPr>
-          <w:rFonts w:ascii="Times New Roman" w:eastAsia="SimSun" w:hAnsi="Times New Roman"/>
-          <w:sz w:val="24"/>
-        </w:rPr>
-        <w:t xml:space="preserve">3</w:t>
-      </w:r>
-      <w:r>
-        <w:rPr>
-          <w:rFonts w:ascii="Times New Roman" w:eastAsia="SimSun" w:hAnsi="Times New Roman"/>
-          <w:sz w:val="24"/>
-        </w:rPr>
-        <w:t xml:space="preserve">9</w:t>
-      </w:r>
-      <w:r>
-        <w:rPr>
-          <w:rFonts w:ascii="Times New Roman" w:eastAsia="SimSun" w:hAnsi="Times New Roman"/>
-          <w:sz w:val="24"/>
-        </w:rPr>
-        <w:t xml:space="preserve">±</w:t>
-      </w:r>
-      <w:r>
-        <w:rPr>
-          <w:rFonts w:ascii="Times New Roman" w:eastAsia="SimSun" w:hAnsi="Times New Roman"/>
-          <w:sz w:val="24"/>
-        </w:rPr>
-        <w:t xml:space="preserve">0</w:t>
-      </w:r>
-      <w:r>
-        <w:rPr>
-          <w:rFonts w:ascii="Times New Roman" w:eastAsia="SimSun" w:hAnsi="Times New Roman"/>
-          <w:sz w:val="24"/>
-        </w:rPr>
-        <w:t xml:space="preserve">.</w:t>
-      </w:r>
-      <w:r>
-        <w:rPr>
-          <w:rFonts w:ascii="Times New Roman" w:eastAsia="SimSun" w:hAnsi="Times New Roman"/>
-          <w:sz w:val="24"/>
-        </w:rPr>
-        <w:t xml:space="preserve">0</w:t>
-      </w:r>
-      <w:r>
-        <w:rPr>
-          <w:rFonts w:ascii="Times New Roman" w:eastAsia="SimSun" w:hAnsi="Times New Roman"/>
-          <w:sz w:val="24"/>
-        </w:rPr>
-        <w:t xml:space="preserve">0</w:t>
-      </w:r>
-      <w:r>
-        <w:rPr>
-          <w:rFonts w:ascii="Times New Roman" w:eastAsia="SimSun" w:hAnsi="Times New Roman"/>
-          <w:sz w:val="24"/>
-        </w:rPr>
-        <w:t xml:space="preserve">1</w:t>
-      </w:r>
-      <w:r>
-        <w:rPr>
-          <w:rFonts w:ascii="Times New Roman" w:eastAsia="SimSun" w:hAnsi="Times New Roman"/>
-          <w:sz w:val="24"/>
-        </w:rPr>
-        <w:t xml:space="preserve">，不调低任何规则等级，比事先声明的随机森林加序数下限（</w:t>
-      </w:r>
-      <w:r>
-        <w:rPr>
-          <w:rFonts w:ascii="Times New Roman" w:eastAsia="SimSun" w:hAnsi="Times New Roman"/>
-          <w:sz w:val="24"/>
-        </w:rPr>
-        <w:t xml:space="preserve">0</w:t>
-      </w:r>
-      <w:r>
-        <w:rPr>
-          <w:rFonts w:ascii="Times New Roman" w:eastAsia="SimSun" w:hAnsi="Times New Roman"/>
-          <w:sz w:val="24"/>
-        </w:rPr>
-        <w:t xml:space="preserve">.</w:t>
-      </w:r>
-      <w:r>
-        <w:rPr>
-          <w:rFonts w:ascii="Times New Roman" w:eastAsia="SimSun" w:hAnsi="Times New Roman"/>
-          <w:sz w:val="24"/>
-        </w:rPr>
-        <w:t xml:space="preserve">9</w:t>
-      </w:r>
-      <w:r>
-        <w:rPr>
-          <w:rFonts w:ascii="Times New Roman" w:eastAsia="SimSun" w:hAnsi="Times New Roman"/>
-          <w:sz w:val="24"/>
-        </w:rPr>
-        <w:t xml:space="preserve">2</w:t>
-      </w:r>
-      <w:r>
-        <w:rPr>
-          <w:rFonts w:ascii="Times New Roman" w:eastAsia="SimSun" w:hAnsi="Times New Roman"/>
-          <w:sz w:val="24"/>
-        </w:rPr>
-        <w:t xml:space="preserve">1</w:t>
-      </w:r>
-      <w:r>
-        <w:rPr>
-          <w:rFonts w:ascii="Times New Roman" w:eastAsia="SimSun" w:hAnsi="Times New Roman"/>
-          <w:sz w:val="24"/>
-        </w:rPr>
-        <w:t xml:space="preserve">±</w:t>
-      </w:r>
-      <w:r>
-        <w:rPr>
-          <w:rFonts w:ascii="Times New Roman" w:eastAsia="SimSun" w:hAnsi="Times New Roman"/>
-          <w:sz w:val="24"/>
-        </w:rPr>
-        <w:t xml:space="preserve">0</w:t>
-      </w:r>
-      <w:r>
-        <w:rPr>
-          <w:rFonts w:ascii="Times New Roman" w:eastAsia="SimSun" w:hAnsi="Times New Roman"/>
-          <w:sz w:val="24"/>
-        </w:rPr>
-        <w:t xml:space="preserve">.</w:t>
-      </w:r>
-      <w:r>
-        <w:rPr>
-          <w:rFonts w:ascii="Times New Roman" w:eastAsia="SimSun" w:hAnsi="Times New Roman"/>
-          <w:sz w:val="24"/>
-        </w:rPr>
-        <w:t xml:space="preserve">0</w:t>
-      </w:r>
-      <w:r>
-        <w:rPr>
-          <w:rFonts w:ascii="Times New Roman" w:eastAsia="SimSun" w:hAnsi="Times New Roman"/>
-          <w:sz w:val="24"/>
-        </w:rPr>
-        <w:t xml:space="preserve">0</w:t>
-      </w:r>
-      <w:r>
-        <w:rPr>
-          <w:rFonts w:ascii="Times New Roman" w:eastAsia="SimSun" w:hAnsi="Times New Roman"/>
-          <w:sz w:val="24"/>
-        </w:rPr>
-        <w:t xml:space="preserve">4</w:t>
-      </w:r>
-      <w:r>
-        <w:rPr>
-          <w:rFonts w:ascii="Times New Roman" w:eastAsia="SimSun" w:hAnsi="Times New Roman"/>
-          <w:sz w:val="24"/>
-        </w:rPr>
-        <w:t xml:space="preserve">）高1.8个百分点。两者之差，即5.7个百分点的准确率和每批约50条A级高估，就是坚持“不调低物理等级”付出的代价。它是否值得取决于真实堤防上调低渗流门控等级是否安全，现有数据无法回答，因此评价体系单独报告这一代价；在取得现场标签前，应采用满足物理下限约束的策略。</w:t>
-      </w:r>
-    </w:p>
-    <w:p>
-      <w:pPr>
-        <w:keepNext/>
-        <w:spacing w:before="120" w:after="120" w:line="360" w:lineRule="auto"/>
-      </w:pPr>
-      <w:r>
-        <w:rPr>
-          <w:rFonts w:ascii="Times New Roman" w:eastAsia="SimHei" w:hAnsi="Times New Roman"/>
-          <w:b/>
-          <w:sz w:val="24"/>
-        </w:rPr>
-        <w:t xml:space="preserve">5.7.5  算例四：K45+500工程断面评价全过程</w:t>
-      </w:r>
-    </w:p>
-    <w:p>
-      <w:pPr>
-        <w:spacing w:after="0" w:line="360" w:lineRule="auto"/>
-        <w:ind w:firstLine="480"/>
-        <w:jc w:val="both"/>
-      </w:pPr>
-      <w:r>
-        <w:rPr>
-          <w:rFonts w:ascii="Times New Roman" w:eastAsia="SimSun" w:hAnsi="Times New Roman"/>
-          <w:sz w:val="24"/>
-        </w:rPr>
-        <w:t xml:space="preserve">K45+500断面位于2017年K44+500—K46+096管涌险情段内。下面按表5.11的步骤给出其评价过程，并比较不同证据处理方式对结论的影响。</w:t>
-      </w:r>
-    </w:p>
-    <w:p>
-      <w:pPr>
-        <w:spacing w:after="0" w:line="360" w:lineRule="auto"/>
-        <w:ind w:firstLine="480"/>
-        <w:jc w:val="both"/>
-      </w:pPr>
-      <w:r>
-        <w:rPr>
-          <w:rFonts w:ascii="Times New Roman" w:eastAsia="SimSun" w:hAnsi="Times New Roman"/>
-          <w:sz w:val="24"/>
-        </w:rPr>
-        <w:t xml:space="preserve">（1）评价单元与证据。评价条件为临水位35.90 m的代表高水位工况，这是构造的不利工况，并非2017年实测水位。主要指标及其证据状态见表5.15：29项指标中14项有值、15项缺失，A8、A9、B2、D5在指标表与结果文件之间来源冲突；运行管理指标全部缺失，因此不施加屏障修正。该断面评价程序的版本与875基线不同，二者结果不宜直接合并。</w:t>
-      </w:r>
-    </w:p>
-    <w:p>
-      <w:pPr>
-        <w:keepNext/>
-        <w:spacing w:before="120" w:after="60" w:line="240" w:lineRule="auto"/>
-        <w:jc w:val="center"/>
-      </w:pPr>
-      <w:r>
-        <w:rPr>
-          <w:rFonts w:ascii="Times New Roman" w:eastAsia="SimSun" w:hAnsi="Times New Roman"/>
-          <w:sz w:val="21"/>
-        </w:rPr>
-        <w:t xml:space="preserve">表5.15  K45+500断面主要指标与证据状态</w:t>
+        <w:t xml:space="preserve">表5.14  K45+500断面主要指标与证据状态</w:t>
       </w:r>
     </w:p>
     <w:tbl>
@@ -20969,7 +21070,7 @@
           <w:rFonts w:ascii="Times New Roman" w:eastAsia="SimSun" w:hAnsi="Times New Roman"/>
           <w:sz w:val="24"/>
         </w:rPr>
-        <w:t xml:space="preserve">（3）证据处理方式的影响。在其他条件不变时改变证据处理方式重新计算，结果见表5.16。</w:t>
+        <w:t xml:space="preserve">（3）证据处理方式的影响。在其他条件不变时改变证据处理方式重新计算，结果见表5.15。</w:t>
       </w:r>
     </w:p>
     <w:p>
@@ -20983,7 +21084,7 @@
           <w:rFonts w:ascii="Times New Roman" w:eastAsia="SimSun" w:hAnsi="Times New Roman"/>
           <w:sz w:val="21"/>
         </w:rPr>
-        <w:t xml:space="preserve">表5.16  K45+500断面在不同证据处理方式下的评价结果</w:t>
+        <w:t xml:space="preserve">表5.15  K45+500断面在不同证据处理方式下的评价结果</w:t>
       </w:r>
     </w:p>
     <w:tbl>
@@ -21547,7 +21648,7 @@
           <w:rFonts w:ascii="Times New Roman" w:eastAsia="SimSun" w:hAnsi="Times New Roman"/>
           <w:sz w:val="24"/>
         </w:rPr>
-        <w:t xml:space="preserve">对比表明：第一，历史管涌对应的C3=0既不改变得分也不改变等级（①与②相同），因为渗流破坏模式已因C1临界直接取1，该断面结论与2017年险情一致并不是由历史记录造成的。第二，结论对C1的取值部位非常敏感：交付结果取深层淤泥质粉质黏土的最大坡降，若按5.3.2节的出口指标提取规则取出流边界附近粉细砂层的坡降比0.410，得分升至53.51，等级由C级变为B级。第三，在两种取值都有一定依据、尚需专业复核时，透明评价应输出等级范围“B—C级”，并注明“C级取决于深层黏土层坡降能否作为管涌判据，待专业复核”，而不是只给出单一的C级。因此，该案例展示的是评价链的追溯和敏感性分析能力，而不是独立的盲测验证。2025年的现场巡检记录尚未与该断面完成时空关联，本章不把9个现场误报写入其C3。</w:t>
+        <w:t xml:space="preserve">对比表明：第一，历史管涌对应的C3=0既不改变得分也不改变等级（①与②相同），因为渗流破坏模式已因C1临界直接取1，该断面结论与2017年险情一致并不是由历史记录造成的。第二，结论对C1的取值部位非常敏感：交付结果取深层淤泥质粉质黏土的最大坡降，若按5.3.2节（与第4章式（4-43）一致）的出口指标提取规则取出流边界附近粉细砂层的坡降比0.410，得分升至53.51，等级由C级变为B级。第三，在两种取值都有一定依据、尚需专业复核时，透明评价应输出等级范围“B—C级”，并注明“C级取决于深层黏土层坡降能否作为管涌判据，待专业复核”，而不是只给出单一的C级。因此，该案例展示的是评价链的追溯和敏感性分析能力，而不是独立的盲测验证。2025年的现场巡检记录尚未与该断面完成时空关联，本章不把9个现场误报写入其C3。</w:t>
       </w:r>
     </w:p>
     <w:p>
@@ -21561,7 +21662,7 @@
           <w:b/>
           <w:sz w:val="24"/>
         </w:rPr>
-        <w:t xml:space="preserve">5.7.6  算例五：现场巡检结果接入评价的对比</w:t>
+        <w:t xml:space="preserve">5.7.6  算例五：第4章渗流计算结果接入评价</w:t>
       </w:r>
     </w:p>
     <w:p>
@@ -21575,21 +21676,975 @@
           <w:rFonts w:ascii="Times New Roman" w:eastAsia="SimSun" w:hAnsi="Times New Roman"/>
           <w:sz w:val="24"/>
         </w:rPr>
-        <w:t xml:space="preserve">9个现场候选中，有2个检测框来自同一机位位置的相邻两帧，置信度分别为0.580和0.496，复核结论均为误报。为说明处理方式的影响，把这2个检测框放入受控基准中一条安全情景记录（0+001）的100 m评价段，分别按交付模型原规则和本章规则处理（该记录仅作演示载体，不代表现场位置）。没有巡检候选时，该记录得分96.05，为A级。按原规则，2个检测框以置信度为权重计入C3，加权渗漏点密度为1.08点/100 m，C3由100分降至60分，并因“出现2个及以上点”触发B级观测门控；得分仅降至95.13，但最终等级被限制为B级。也就是说，2个未经复核、后被证实为误报的检测框就会把一个安全断面降为B级。按本章规则，两帧检测先合并为1个候选事件，生成1项复核任务，复核前等级标记为暂定；复核判定为误报后关闭该事件，C3和等级均不受影响，仍为A级。若该处经复核确认为管涌，则作为可采纳的确认事件进入C3，并按5.5.3节触发观测门控和等级下限。两种规则的差别在于：原规则把“检出”直接当作“发生”，本章规则把检出、复核和确认分开，使巡检结果既能约束评价，又不会因误报造成不必要的降级。</w:t>
+        <w:t xml:space="preserve">前面的算例使用受控情景和独立历史断面，本算例把第4章对洞庭湖某垸堤防的计算结果接入评价，说明计算结果如何作为评价的输入与约束。第4章4.5节按式（4-43）给出了背水侧向上出逸面的法向出逸梯度及出口等级，但临界梯度只给出参数区间0.825—1.03125，而不是出口土层的实测值，因此C1的风险比只能确定一个范围 </w:t>
+      </w:r>
+      <w:r>
+        <w:rPr>
+          <w:rFonts w:ascii="Times New Roman" w:eastAsia="SimSun" w:hAnsi="Times New Roman"/>
+          <w:i/>
+          <w:sz w:val="24"/>
+        </w:rPr>
+        <w:t xml:space="preserve">R</w:t>
+      </w:r>
+      <w:r>
+        <w:rPr>
+          <w:rFonts w:ascii="Times New Roman" w:eastAsia="SimSun" w:hAnsi="Times New Roman"/>
+          <w:sz w:val="24"/>
+        </w:rPr>
+        <w:t xml:space="preserve"> ∈ </w:t>
+      </w:r>
+      <w:r>
+        <w:rPr>
+          <w:rFonts w:ascii="Times New Roman" w:eastAsia="SimSun" w:hAnsi="Times New Roman"/>
+          <w:sz w:val="24"/>
+        </w:rPr>
+        <w:t xml:space="preserve">[</w:t>
+      </w:r>
+      <w:r>
+        <w:rPr>
+          <w:rFonts w:ascii="Times New Roman" w:eastAsia="SimSun" w:hAnsi="Times New Roman"/>
+          <w:i/>
+          <w:sz w:val="24"/>
+        </w:rPr>
+        <w:t xml:space="preserve">i</w:t>
+      </w:r>
+      <w:r>
+        <w:rPr>
+          <w:rFonts w:ascii="Times New Roman" w:eastAsia="SimSun" w:hAnsi="Times New Roman"/>
+          <w:sz w:val="24"/>
+          <w:vertAlign w:val="subscript"/>
+        </w:rPr>
+        <w:t xml:space="preserve">up</w:t>
+      </w:r>
+      <w:r>
+        <w:rPr>
+          <w:rFonts w:ascii="Times New Roman" w:eastAsia="SimSun" w:hAnsi="Times New Roman"/>
+          <w:sz w:val="24"/>
+        </w:rPr>
+        <w:t xml:space="preserve">/</w:t>
+      </w:r>
+      <w:r>
+        <w:rPr>
+          <w:rFonts w:ascii="Times New Roman" w:eastAsia="SimSun" w:hAnsi="Times New Roman"/>
+          <w:sz w:val="24"/>
+        </w:rPr>
+        <w:t xml:space="preserve">1</w:t>
+      </w:r>
+      <w:r>
+        <w:rPr>
+          <w:rFonts w:ascii="Times New Roman" w:eastAsia="SimSun" w:hAnsi="Times New Roman"/>
+          <w:sz w:val="24"/>
+        </w:rPr>
+        <w:t xml:space="preserve">.</w:t>
+      </w:r>
+      <w:r>
+        <w:rPr>
+          <w:rFonts w:ascii="Times New Roman" w:eastAsia="SimSun" w:hAnsi="Times New Roman"/>
+          <w:sz w:val="24"/>
+        </w:rPr>
+        <w:t xml:space="preserve">0</w:t>
+      </w:r>
+      <w:r>
+        <w:rPr>
+          <w:rFonts w:ascii="Times New Roman" w:eastAsia="SimSun" w:hAnsi="Times New Roman"/>
+          <w:sz w:val="24"/>
+        </w:rPr>
+        <w:t xml:space="preserve">3</w:t>
+      </w:r>
+      <w:r>
+        <w:rPr>
+          <w:rFonts w:ascii="Times New Roman" w:eastAsia="SimSun" w:hAnsi="Times New Roman"/>
+          <w:sz w:val="24"/>
+        </w:rPr>
+        <w:t xml:space="preserve">1</w:t>
+      </w:r>
+      <w:r>
+        <w:rPr>
+          <w:rFonts w:ascii="Times New Roman" w:eastAsia="SimSun" w:hAnsi="Times New Roman"/>
+          <w:sz w:val="24"/>
+        </w:rPr>
+        <w:t xml:space="preserve">2</w:t>
+      </w:r>
+      <w:r>
+        <w:rPr>
+          <w:rFonts w:ascii="Times New Roman" w:eastAsia="SimSun" w:hAnsi="Times New Roman"/>
+          <w:sz w:val="24"/>
+        </w:rPr>
+        <w:t xml:space="preserve">5</w:t>
+      </w:r>
+      <w:r>
+        <w:rPr>
+          <w:rFonts w:ascii="Times New Roman" w:eastAsia="SimSun" w:hAnsi="Times New Roman"/>
+          <w:sz w:val="24"/>
+        </w:rPr>
+        <w:t xml:space="preserve">, </w:t>
+      </w:r>
+      <w:r>
+        <w:rPr>
+          <w:rFonts w:ascii="Times New Roman" w:eastAsia="SimSun" w:hAnsi="Times New Roman"/>
+          <w:sz w:val="24"/>
+        </w:rPr>
+        <w:t xml:space="preserve"> </w:t>
+      </w:r>
+      <w:r>
+        <w:rPr>
+          <w:rFonts w:ascii="Times New Roman" w:eastAsia="SimSun" w:hAnsi="Times New Roman"/>
+          <w:i/>
+          <w:sz w:val="24"/>
+        </w:rPr>
+        <w:t xml:space="preserve">i</w:t>
+      </w:r>
+      <w:r>
+        <w:rPr>
+          <w:rFonts w:ascii="Times New Roman" w:eastAsia="SimSun" w:hAnsi="Times New Roman"/>
+          <w:sz w:val="24"/>
+          <w:vertAlign w:val="subscript"/>
+        </w:rPr>
+        <w:t xml:space="preserve">up</w:t>
+      </w:r>
+      <w:r>
+        <w:rPr>
+          <w:rFonts w:ascii="Times New Roman" w:eastAsia="SimSun" w:hAnsi="Times New Roman"/>
+          <w:sz w:val="24"/>
+        </w:rPr>
+        <w:t xml:space="preserve">/</w:t>
+      </w:r>
+      <w:r>
+        <w:rPr>
+          <w:rFonts w:ascii="Times New Roman" w:eastAsia="SimSun" w:hAnsi="Times New Roman"/>
+          <w:sz w:val="24"/>
+        </w:rPr>
+        <w:t xml:space="preserve">0</w:t>
+      </w:r>
+      <w:r>
+        <w:rPr>
+          <w:rFonts w:ascii="Times New Roman" w:eastAsia="SimSun" w:hAnsi="Times New Roman"/>
+          <w:sz w:val="24"/>
+        </w:rPr>
+        <w:t xml:space="preserve">.</w:t>
+      </w:r>
+      <w:r>
+        <w:rPr>
+          <w:rFonts w:ascii="Times New Roman" w:eastAsia="SimSun" w:hAnsi="Times New Roman"/>
+          <w:sz w:val="24"/>
+        </w:rPr>
+        <w:t xml:space="preserve">8</w:t>
+      </w:r>
+      <w:r>
+        <w:rPr>
+          <w:rFonts w:ascii="Times New Roman" w:eastAsia="SimSun" w:hAnsi="Times New Roman"/>
+          <w:sz w:val="24"/>
+        </w:rPr>
+        <w:t xml:space="preserve">2</w:t>
+      </w:r>
+      <w:r>
+        <w:rPr>
+          <w:rFonts w:ascii="Times New Roman" w:eastAsia="SimSun" w:hAnsi="Times New Roman"/>
+          <w:sz w:val="24"/>
+        </w:rPr>
+        <w:t xml:space="preserve">5</w:t>
+      </w:r>
+      <w:r>
+        <w:rPr>
+          <w:rFonts w:ascii="Times New Roman" w:eastAsia="SimSun" w:hAnsi="Times New Roman"/>
+          <w:sz w:val="24"/>
+        </w:rPr>
+        <w:t xml:space="preserve">]</w:t>
+      </w:r>
+      <w:r>
+        <w:rPr>
+          <w:rFonts w:ascii="Times New Roman" w:eastAsia="SimSun" w:hAnsi="Times New Roman"/>
+          <w:sz w:val="24"/>
+        </w:rPr>
+        <w:t xml:space="preserve">。按表5.9的C1门控、5.6.2节的换算关系和式（5-13），可以区分计算结果“确定”和“可能”带来的等级约束，结果见表5.16。</w:t>
       </w:r>
     </w:p>
     <w:p>
       <w:pPr>
         <w:keepNext/>
-        <w:spacing w:before="240" w:after="120" w:line="360" w:lineRule="auto"/>
+        <w:spacing w:before="120" w:after="60" w:line="240" w:lineRule="auto"/>
+        <w:jc w:val="center"/>
       </w:pPr>
       <w:r>
         <w:rPr>
-          <w:rFonts w:ascii="Times New Roman" w:eastAsia="SimHei" w:hAnsi="Times New Roman"/>
-          <w:b/>
-          <w:sz w:val="24"/>
-        </w:rPr>
-        <w:t xml:space="preserve">5.8  适用条件与局限</w:t>
+          <w:rFonts w:ascii="Times New Roman" w:eastAsia="SimSun" w:hAnsi="Times New Roman"/>
+          <w:sz w:val="21"/>
+        </w:rPr>
+        <w:t xml:space="preserve">表5.16  第4章计算结果接入C1门控的结果</w:t>
+      </w:r>
+    </w:p>
+    <w:tbl>
+      <w:tblPr>
+        <w:tblW w:w="9406" w:type="dxa"/>
+        <w:jc w:val="center"/>
+        <w:tblBorders>
+          <w:top w:val="single" w:sz="12" w:space="0" w:color="000000"/>
+          <w:bottom w:val="single" w:sz="12" w:space="0" w:color="000000"/>
+        </w:tblBorders>
+        <w:tblLayout w:type="fixed"/>
+        <w:tblLook w:val="04A0" w:firstRow="1" w:lastRow="0" w:firstColumn="1" w:lastColumn="0" w:noHBand="0" w:noVBand="1"/>
+      </w:tblPr>
+      <w:tblGrid>
+        <w:gridCol w:w="1900"/>
+        <w:gridCol w:w="1000"/>
+        <w:gridCol w:w="800"/>
+        <w:gridCol w:w="1400"/>
+        <w:gridCol w:w="1200"/>
+        <w:gridCol w:w="1300"/>
+        <w:gridCol w:w="1806"/>
+      </w:tblGrid>
+      <w:tr>
+        <w:trPr>
+          <w:tblHeader/>
+          <w:cantSplit/>
+          <w:jc w:val="center"/>
+        </w:trPr>
+        <w:tc>
+          <w:tcPr>
+            <w:tcW w:w="1900" w:type="dxa"/>
+            <w:tcBorders>
+              <w:bottom w:val="single" w:sz="6" w:space="0" w:color="000000"/>
+            </w:tcBorders>
+            <w:vAlign w:val="center"/>
+          </w:tcPr>
+          <w:p>
+            <w:pPr>
+              <w:keepNext/>
+              <w:spacing w:before="20" w:after="20" w:line="240" w:lineRule="auto"/>
+              <w:jc w:val="center"/>
+            </w:pPr>
+            <w:r>
+              <w:rPr>
+                <w:rFonts w:ascii="Times New Roman" w:eastAsia="SimSun" w:hAnsi="Times New Roman"/>
+                <w:b/>
+                <w:sz w:val="21"/>
+              </w:rPr>
+              <w:t xml:space="preserve">对象与水位</w:t>
+            </w:r>
+          </w:p>
+        </w:tc>
+        <w:tc>
+          <w:tcPr>
+            <w:tcW w:w="1000" w:type="dxa"/>
+            <w:tcBorders>
+              <w:bottom w:val="single" w:sz="6" w:space="0" w:color="000000"/>
+            </w:tcBorders>
+            <w:vAlign w:val="center"/>
+          </w:tcPr>
+          <w:p>
+            <w:pPr>
+              <w:keepNext/>
+              <w:spacing w:before="20" w:after="20" w:line="240" w:lineRule="auto"/>
+              <w:jc w:val="center"/>
+            </w:pPr>
+            <w:r>
+              <w:rPr>
+                <w:rFonts w:ascii="Times New Roman" w:eastAsia="SimSun" w:hAnsi="Times New Roman"/>
+                <w:b/>
+                <w:sz w:val="21"/>
+              </w:rPr>
+              <w:t xml:space="preserve">最大向上出逸梯度</w:t>
+            </w:r>
+          </w:p>
+        </w:tc>
+        <w:tc>
+          <w:tcPr>
+            <w:tcW w:w="800" w:type="dxa"/>
+            <w:tcBorders>
+              <w:bottom w:val="single" w:sz="6" w:space="0" w:color="000000"/>
+            </w:tcBorders>
+            <w:vAlign w:val="center"/>
+          </w:tcPr>
+          <w:p>
+            <w:pPr>
+              <w:keepNext/>
+              <w:spacing w:before="20" w:after="20" w:line="240" w:lineRule="auto"/>
+              <w:jc w:val="center"/>
+            </w:pPr>
+            <w:r>
+              <w:rPr>
+                <w:rFonts w:ascii="Times New Roman" w:eastAsia="SimSun" w:hAnsi="Times New Roman"/>
+                <w:b/>
+                <w:sz w:val="21"/>
+              </w:rPr>
+              <w:t xml:space="preserve">出口等级</w:t>
+            </w:r>
+          </w:p>
+        </w:tc>
+        <w:tc>
+          <w:tcPr>
+            <w:tcW w:w="1400" w:type="dxa"/>
+            <w:tcBorders>
+              <w:bottom w:val="single" w:sz="6" w:space="0" w:color="000000"/>
+            </w:tcBorders>
+            <w:vAlign w:val="center"/>
+          </w:tcPr>
+          <w:p>
+            <w:pPr>
+              <w:keepNext/>
+              <w:spacing w:before="20" w:after="20" w:line="240" w:lineRule="auto"/>
+              <w:jc w:val="center"/>
+            </w:pPr>
+            <w:r>
+              <w:rPr>
+                <w:rFonts w:ascii="Times New Roman" w:eastAsia="SimSun" w:hAnsi="Times New Roman"/>
+                <w:b/>
+                <w:sz w:val="21"/>
+              </w:rPr>
+              <w:t xml:space="preserve">风险比 </w:t>
+            </w:r>
+            <w:r>
+              <w:rPr>
+                <w:rFonts w:ascii="Times New Roman" w:eastAsia="SimSun" w:hAnsi="Times New Roman"/>
+                <w:b/>
+                <w:i/>
+                <w:sz w:val="21"/>
+              </w:rPr>
+              <w:t xml:space="preserve">R</w:t>
+            </w:r>
+          </w:p>
+        </w:tc>
+        <w:tc>
+          <w:tcPr>
+            <w:tcW w:w="1200" w:type="dxa"/>
+            <w:tcBorders>
+              <w:bottom w:val="single" w:sz="6" w:space="0" w:color="000000"/>
+            </w:tcBorders>
+            <w:vAlign w:val="center"/>
+          </w:tcPr>
+          <w:p>
+            <w:pPr>
+              <w:keepNext/>
+              <w:spacing w:before="20" w:after="20" w:line="240" w:lineRule="auto"/>
+              <w:jc w:val="center"/>
+            </w:pPr>
+            <w:r>
+              <w:rPr>
+                <w:rFonts w:ascii="Times New Roman" w:eastAsia="SimSun" w:hAnsi="Times New Roman"/>
+                <w:b/>
+                <w:sz w:val="21"/>
+              </w:rPr>
+              <w:t xml:space="preserve">C1得分</w:t>
+            </w:r>
+          </w:p>
+        </w:tc>
+        <w:tc>
+          <w:tcPr>
+            <w:tcW w:w="1300" w:type="dxa"/>
+            <w:tcBorders>
+              <w:bottom w:val="single" w:sz="6" w:space="0" w:color="000000"/>
+            </w:tcBorders>
+            <w:vAlign w:val="center"/>
+          </w:tcPr>
+          <w:p>
+            <w:pPr>
+              <w:keepNext/>
+              <w:spacing w:before="20" w:after="20" w:line="240" w:lineRule="auto"/>
+              <w:jc w:val="center"/>
+            </w:pPr>
+            <w:r>
+              <w:rPr>
+                <w:rFonts w:ascii="Times New Roman" w:eastAsia="SimSun" w:hAnsi="Times New Roman"/>
+                <w:b/>
+                <w:sz w:val="21"/>
+              </w:rPr>
+              <w:t xml:space="preserve">C1门控</w:t>
+            </w:r>
+          </w:p>
+        </w:tc>
+        <w:tc>
+          <w:tcPr>
+            <w:tcW w:w="1806" w:type="dxa"/>
+            <w:tcBorders>
+              <w:bottom w:val="single" w:sz="6" w:space="0" w:color="000000"/>
+            </w:tcBorders>
+            <w:vAlign w:val="center"/>
+          </w:tcPr>
+          <w:p>
+            <w:pPr>
+              <w:keepNext/>
+              <w:spacing w:before="20" w:after="20" w:line="240" w:lineRule="auto"/>
+              <w:jc w:val="center"/>
+            </w:pPr>
+            <w:r>
+              <w:rPr>
+                <w:rFonts w:ascii="Times New Roman" w:eastAsia="SimSun" w:hAnsi="Times New Roman"/>
+                <w:b/>
+                <w:sz w:val="21"/>
+              </w:rPr>
+              <w:t xml:space="preserve">可得结论</w:t>
+            </w:r>
+          </w:p>
+        </w:tc>
+      </w:tr>
+      <w:tr>
+        <w:trPr>
+          <w:cantSplit/>
+          <w:jc w:val="center"/>
+        </w:trPr>
+        <w:tc>
+          <w:tcPr>
+            <w:tcW w:w="1900" w:type="dxa"/>
+            <w:vAlign w:val="center"/>
+          </w:tcPr>
+          <w:p>
+            <w:pPr>
+              <w:spacing w:before="20" w:after="20" w:line="240" w:lineRule="auto"/>
+              <w:jc w:val="left"/>
+            </w:pPr>
+            <w:r>
+              <w:rPr>
+                <w:rFonts w:ascii="Times New Roman" w:eastAsia="SimSun" w:hAnsi="Times New Roman"/>
+                <w:sz w:val="21"/>
+              </w:rPr>
+              <w:t xml:space="preserve">断面Ⅰ，29.00 m</w:t>
+            </w:r>
+          </w:p>
+        </w:tc>
+        <w:tc>
+          <w:tcPr>
+            <w:tcW w:w="1000" w:type="dxa"/>
+            <w:vAlign w:val="center"/>
+          </w:tcPr>
+          <w:p>
+            <w:pPr>
+              <w:spacing w:before="20" w:after="20" w:line="240" w:lineRule="auto"/>
+              <w:jc w:val="center"/>
+            </w:pPr>
+            <w:r>
+              <w:rPr>
+                <w:rFonts w:ascii="Times New Roman" w:eastAsia="SimSun" w:hAnsi="Times New Roman"/>
+                <w:sz w:val="21"/>
+              </w:rPr>
+              <w:t xml:space="preserve">0.4218</w:t>
+            </w:r>
+          </w:p>
+        </w:tc>
+        <w:tc>
+          <w:tcPr>
+            <w:tcW w:w="800" w:type="dxa"/>
+            <w:vAlign w:val="center"/>
+          </w:tcPr>
+          <w:p>
+            <w:pPr>
+              <w:spacing w:before="20" w:after="20" w:line="240" w:lineRule="auto"/>
+              <w:jc w:val="center"/>
+            </w:pPr>
+            <w:r>
+              <w:rPr>
+                <w:rFonts w:ascii="Times New Roman" w:eastAsia="SimSun" w:hAnsi="Times New Roman"/>
+                <w:sz w:val="21"/>
+              </w:rPr>
+              <w:t xml:space="preserve">Ⅰ级</w:t>
+            </w:r>
+          </w:p>
+        </w:tc>
+        <w:tc>
+          <w:tcPr>
+            <w:tcW w:w="1400" w:type="dxa"/>
+            <w:vAlign w:val="center"/>
+          </w:tcPr>
+          <w:p>
+            <w:pPr>
+              <w:spacing w:before="20" w:after="20" w:line="240" w:lineRule="auto"/>
+              <w:jc w:val="center"/>
+            </w:pPr>
+            <w:r>
+              <w:rPr>
+                <w:rFonts w:ascii="Times New Roman" w:eastAsia="SimSun" w:hAnsi="Times New Roman"/>
+                <w:sz w:val="21"/>
+              </w:rPr>
+              <w:t xml:space="preserve">0.409—0.511</w:t>
+            </w:r>
+          </w:p>
+        </w:tc>
+        <w:tc>
+          <w:tcPr>
+            <w:tcW w:w="1200" w:type="dxa"/>
+            <w:vAlign w:val="center"/>
+          </w:tcPr>
+          <w:p>
+            <w:pPr>
+              <w:spacing w:before="20" w:after="20" w:line="240" w:lineRule="auto"/>
+              <w:jc w:val="center"/>
+            </w:pPr>
+            <w:r>
+              <w:rPr>
+                <w:rFonts w:ascii="Times New Roman" w:eastAsia="SimSun" w:hAnsi="Times New Roman"/>
+                <w:sz w:val="21"/>
+              </w:rPr>
+              <w:t xml:space="preserve">73.9—83.3</w:t>
+            </w:r>
+          </w:p>
+        </w:tc>
+        <w:tc>
+          <w:tcPr>
+            <w:tcW w:w="1300" w:type="dxa"/>
+            <w:vAlign w:val="center"/>
+          </w:tcPr>
+          <w:p>
+            <w:pPr>
+              <w:spacing w:before="20" w:after="20" w:line="240" w:lineRule="auto"/>
+              <w:jc w:val="center"/>
+            </w:pPr>
+            <w:r>
+              <w:rPr>
+                <w:rFonts w:ascii="Times New Roman" w:eastAsia="SimSun" w:hAnsi="Times New Roman"/>
+                <w:sz w:val="21"/>
+              </w:rPr>
+              <w:t xml:space="preserve">未触发</w:t>
+            </w:r>
+          </w:p>
+        </w:tc>
+        <w:tc>
+          <w:tcPr>
+            <w:tcW w:w="1806" w:type="dxa"/>
+            <w:vAlign w:val="center"/>
+          </w:tcPr>
+          <w:p>
+            <w:pPr>
+              <w:spacing w:before="20" w:after="20" w:line="240" w:lineRule="auto"/>
+              <w:jc w:val="left"/>
+            </w:pPr>
+            <w:r>
+              <w:rPr>
+                <w:rFonts w:ascii="Times New Roman" w:eastAsia="SimSun" w:hAnsi="Times New Roman"/>
+                <w:sz w:val="21"/>
+              </w:rPr>
+              <w:t xml:space="preserve">证据不足，取决于其余指标</w:t>
+            </w:r>
+          </w:p>
+        </w:tc>
+      </w:tr>
+      <w:tr>
+        <w:trPr>
+          <w:cantSplit/>
+          <w:jc w:val="center"/>
+        </w:trPr>
+        <w:tc>
+          <w:tcPr>
+            <w:tcW w:w="1900" w:type="dxa"/>
+            <w:vAlign w:val="center"/>
+          </w:tcPr>
+          <w:p>
+            <w:pPr>
+              <w:spacing w:before="20" w:after="20" w:line="240" w:lineRule="auto"/>
+              <w:jc w:val="left"/>
+            </w:pPr>
+            <w:r>
+              <w:rPr>
+                <w:rFonts w:ascii="Times New Roman" w:eastAsia="SimSun" w:hAnsi="Times New Roman"/>
+                <w:sz w:val="21"/>
+              </w:rPr>
+              <w:t xml:space="preserve">断面Ⅰ，32.16 m</w:t>
+            </w:r>
+          </w:p>
+        </w:tc>
+        <w:tc>
+          <w:tcPr>
+            <w:tcW w:w="1000" w:type="dxa"/>
+            <w:vAlign w:val="center"/>
+          </w:tcPr>
+          <w:p>
+            <w:pPr>
+              <w:spacing w:before="20" w:after="20" w:line="240" w:lineRule="auto"/>
+              <w:jc w:val="center"/>
+            </w:pPr>
+            <w:r>
+              <w:rPr>
+                <w:rFonts w:ascii="Times New Roman" w:eastAsia="SimSun" w:hAnsi="Times New Roman"/>
+                <w:sz w:val="21"/>
+              </w:rPr>
+              <w:t xml:space="preserve">1.6436</w:t>
+            </w:r>
+          </w:p>
+        </w:tc>
+        <w:tc>
+          <w:tcPr>
+            <w:tcW w:w="800" w:type="dxa"/>
+            <w:vAlign w:val="center"/>
+          </w:tcPr>
+          <w:p>
+            <w:pPr>
+              <w:spacing w:before="20" w:after="20" w:line="240" w:lineRule="auto"/>
+              <w:jc w:val="center"/>
+            </w:pPr>
+            <w:r>
+              <w:rPr>
+                <w:rFonts w:ascii="Times New Roman" w:eastAsia="SimSun" w:hAnsi="Times New Roman"/>
+                <w:sz w:val="21"/>
+              </w:rPr>
+              <w:t xml:space="preserve">Ⅲ级</w:t>
+            </w:r>
+          </w:p>
+        </w:tc>
+        <w:tc>
+          <w:tcPr>
+            <w:tcW w:w="1400" w:type="dxa"/>
+            <w:vAlign w:val="center"/>
+          </w:tcPr>
+          <w:p>
+            <w:pPr>
+              <w:spacing w:before="20" w:after="20" w:line="240" w:lineRule="auto"/>
+              <w:jc w:val="center"/>
+            </w:pPr>
+            <w:r>
+              <w:rPr>
+                <w:rFonts w:ascii="Times New Roman" w:eastAsia="SimSun" w:hAnsi="Times New Roman"/>
+                <w:sz w:val="21"/>
+              </w:rPr>
+              <w:t xml:space="preserve">1.594—1.992</w:t>
+            </w:r>
+          </w:p>
+        </w:tc>
+        <w:tc>
+          <w:tcPr>
+            <w:tcW w:w="1200" w:type="dxa"/>
+            <w:vAlign w:val="center"/>
+          </w:tcPr>
+          <w:p>
+            <w:pPr>
+              <w:spacing w:before="20" w:after="20" w:line="240" w:lineRule="auto"/>
+              <w:jc w:val="center"/>
+            </w:pPr>
+            <w:r>
+              <w:rPr>
+                <w:rFonts w:ascii="Times New Roman" w:eastAsia="SimSun" w:hAnsi="Times New Roman"/>
+                <w:sz w:val="21"/>
+              </w:rPr>
+              <w:t xml:space="preserve">0</w:t>
+            </w:r>
+          </w:p>
+        </w:tc>
+        <w:tc>
+          <w:tcPr>
+            <w:tcW w:w="1300" w:type="dxa"/>
+            <w:vAlign w:val="center"/>
+          </w:tcPr>
+          <w:p>
+            <w:pPr>
+              <w:spacing w:before="20" w:after="20" w:line="240" w:lineRule="auto"/>
+              <w:jc w:val="center"/>
+            </w:pPr>
+            <w:r>
+              <w:rPr>
+                <w:rFonts w:ascii="Times New Roman" w:eastAsia="SimSun" w:hAnsi="Times New Roman"/>
+                <w:sz w:val="21"/>
+              </w:rPr>
+              <w:t xml:space="preserve">C级</w:t>
+            </w:r>
+          </w:p>
+        </w:tc>
+        <w:tc>
+          <w:tcPr>
+            <w:tcW w:w="1806" w:type="dxa"/>
+            <w:vAlign w:val="center"/>
+          </w:tcPr>
+          <w:p>
+            <w:pPr>
+              <w:spacing w:before="20" w:after="20" w:line="240" w:lineRule="auto"/>
+              <w:jc w:val="left"/>
+            </w:pPr>
+            <w:r>
+              <w:rPr>
+                <w:rFonts w:ascii="Times New Roman" w:eastAsia="SimSun" w:hAnsi="Times New Roman"/>
+                <w:sz w:val="21"/>
+              </w:rPr>
+              <w:t xml:space="preserve">C级</w:t>
+            </w:r>
+          </w:p>
+        </w:tc>
+      </w:tr>
+      <w:tr>
+        <w:trPr>
+          <w:cantSplit/>
+          <w:jc w:val="center"/>
+        </w:trPr>
+        <w:tc>
+          <w:tcPr>
+            <w:tcW w:w="1900" w:type="dxa"/>
+            <w:vAlign w:val="center"/>
+          </w:tcPr>
+          <w:p>
+            <w:pPr>
+              <w:spacing w:before="20" w:after="20" w:line="240" w:lineRule="auto"/>
+              <w:jc w:val="left"/>
+            </w:pPr>
+            <w:r>
+              <w:rPr>
+                <w:rFonts w:ascii="Times New Roman" w:eastAsia="SimSun" w:hAnsi="Times New Roman"/>
+                <w:sz w:val="21"/>
+              </w:rPr>
+              <w:t xml:space="preserve">断面Ⅱ，32.16 m</w:t>
+            </w:r>
+          </w:p>
+        </w:tc>
+        <w:tc>
+          <w:tcPr>
+            <w:tcW w:w="1000" w:type="dxa"/>
+            <w:vAlign w:val="center"/>
+          </w:tcPr>
+          <w:p>
+            <w:pPr>
+              <w:spacing w:before="20" w:after="20" w:line="240" w:lineRule="auto"/>
+              <w:jc w:val="center"/>
+            </w:pPr>
+            <w:r>
+              <w:rPr>
+                <w:rFonts w:ascii="Times New Roman" w:eastAsia="SimSun" w:hAnsi="Times New Roman"/>
+                <w:sz w:val="21"/>
+              </w:rPr>
+              <w:t xml:space="preserve">0.8449</w:t>
+            </w:r>
+          </w:p>
+        </w:tc>
+        <w:tc>
+          <w:tcPr>
+            <w:tcW w:w="800" w:type="dxa"/>
+            <w:vAlign w:val="center"/>
+          </w:tcPr>
+          <w:p>
+            <w:pPr>
+              <w:spacing w:before="20" w:after="20" w:line="240" w:lineRule="auto"/>
+              <w:jc w:val="center"/>
+            </w:pPr>
+            <w:r>
+              <w:rPr>
+                <w:rFonts w:ascii="Times New Roman" w:eastAsia="SimSun" w:hAnsi="Times New Roman"/>
+                <w:sz w:val="21"/>
+              </w:rPr>
+              <w:t xml:space="preserve">Ⅱ级</w:t>
+            </w:r>
+          </w:p>
+        </w:tc>
+        <w:tc>
+          <w:tcPr>
+            <w:tcW w:w="1400" w:type="dxa"/>
+            <w:vAlign w:val="center"/>
+          </w:tcPr>
+          <w:p>
+            <w:pPr>
+              <w:spacing w:before="20" w:after="20" w:line="240" w:lineRule="auto"/>
+              <w:jc w:val="center"/>
+            </w:pPr>
+            <w:r>
+              <w:rPr>
+                <w:rFonts w:ascii="Times New Roman" w:eastAsia="SimSun" w:hAnsi="Times New Roman"/>
+                <w:sz w:val="21"/>
+              </w:rPr>
+              <w:t xml:space="preserve">0.819—1.024</w:t>
+            </w:r>
+          </w:p>
+        </w:tc>
+        <w:tc>
+          <w:tcPr>
+            <w:tcW w:w="1200" w:type="dxa"/>
+            <w:vAlign w:val="center"/>
+          </w:tcPr>
+          <w:p>
+            <w:pPr>
+              <w:spacing w:before="20" w:after="20" w:line="240" w:lineRule="auto"/>
+              <w:jc w:val="center"/>
+            </w:pPr>
+            <w:r>
+              <w:rPr>
+                <w:rFonts w:ascii="Times New Roman" w:eastAsia="SimSun" w:hAnsi="Times New Roman"/>
+                <w:sz w:val="21"/>
+              </w:rPr>
+              <w:t xml:space="preserve">0—32.9</w:t>
+            </w:r>
+          </w:p>
+        </w:tc>
+        <w:tc>
+          <w:tcPr>
+            <w:tcW w:w="1300" w:type="dxa"/>
+            <w:vAlign w:val="center"/>
+          </w:tcPr>
+          <w:p>
+            <w:pPr>
+              <w:spacing w:before="20" w:after="20" w:line="240" w:lineRule="auto"/>
+              <w:jc w:val="center"/>
+            </w:pPr>
+            <w:r>
+              <w:rPr>
+                <w:rFonts w:ascii="Times New Roman" w:eastAsia="SimSun" w:hAnsi="Times New Roman"/>
+                <w:sz w:val="21"/>
+              </w:rPr>
+              <w:t xml:space="preserve">B级，可能C级</w:t>
+            </w:r>
+          </w:p>
+        </w:tc>
+        <w:tc>
+          <w:tcPr>
+            <w:tcW w:w="1806" w:type="dxa"/>
+            <w:vAlign w:val="center"/>
+          </w:tcPr>
+          <w:p>
+            <w:pPr>
+              <w:spacing w:before="20" w:after="20" w:line="240" w:lineRule="auto"/>
+              <w:jc w:val="left"/>
+            </w:pPr>
+            <w:r>
+              <w:rPr>
+                <w:rFonts w:ascii="Times New Roman" w:eastAsia="SimSun" w:hAnsi="Times New Roman"/>
+                <w:sz w:val="21"/>
+              </w:rPr>
+              <w:t xml:space="preserve">B—C级</w:t>
+            </w:r>
+          </w:p>
+        </w:tc>
+      </w:tr>
+      <w:tr>
+        <w:trPr>
+          <w:cantSplit/>
+          <w:jc w:val="center"/>
+        </w:trPr>
+        <w:tc>
+          <w:tcPr>
+            <w:tcW w:w="1900" w:type="dxa"/>
+            <w:vAlign w:val="center"/>
+          </w:tcPr>
+          <w:p>
+            <w:pPr>
+              <w:spacing w:before="20" w:after="20" w:line="240" w:lineRule="auto"/>
+              <w:jc w:val="left"/>
+            </w:pPr>
+            <w:r>
+              <w:rPr>
+                <w:rFonts w:ascii="Times New Roman" w:eastAsia="SimSun" w:hAnsi="Times New Roman"/>
+                <w:sz w:val="21"/>
+              </w:rPr>
+              <w:t xml:space="preserve">三维计算域，32.16 m</w:t>
+            </w:r>
+          </w:p>
+        </w:tc>
+        <w:tc>
+          <w:tcPr>
+            <w:tcW w:w="1000" w:type="dxa"/>
+            <w:vAlign w:val="center"/>
+          </w:tcPr>
+          <w:p>
+            <w:pPr>
+              <w:spacing w:before="20" w:after="20" w:line="240" w:lineRule="auto"/>
+              <w:jc w:val="center"/>
+            </w:pPr>
+            <w:r>
+              <w:rPr>
+                <w:rFonts w:ascii="Times New Roman" w:eastAsia="SimSun" w:hAnsi="Times New Roman"/>
+                <w:sz w:val="21"/>
+              </w:rPr>
+              <w:t xml:space="preserve">2.3412</w:t>
+            </w:r>
+          </w:p>
+        </w:tc>
+        <w:tc>
+          <w:tcPr>
+            <w:tcW w:w="800" w:type="dxa"/>
+            <w:vAlign w:val="center"/>
+          </w:tcPr>
+          <w:p>
+            <w:pPr>
+              <w:spacing w:before="20" w:after="20" w:line="240" w:lineRule="auto"/>
+              <w:jc w:val="center"/>
+            </w:pPr>
+            <w:r>
+              <w:rPr>
+                <w:rFonts w:ascii="Times New Roman" w:eastAsia="SimSun" w:hAnsi="Times New Roman"/>
+                <w:sz w:val="21"/>
+              </w:rPr>
+              <w:t xml:space="preserve">Ⅲ级</w:t>
+            </w:r>
+          </w:p>
+        </w:tc>
+        <w:tc>
+          <w:tcPr>
+            <w:tcW w:w="1400" w:type="dxa"/>
+            <w:vAlign w:val="center"/>
+          </w:tcPr>
+          <w:p>
+            <w:pPr>
+              <w:spacing w:before="20" w:after="20" w:line="240" w:lineRule="auto"/>
+              <w:jc w:val="center"/>
+            </w:pPr>
+            <w:r>
+              <w:rPr>
+                <w:rFonts w:ascii="Times New Roman" w:eastAsia="SimSun" w:hAnsi="Times New Roman"/>
+                <w:sz w:val="21"/>
+              </w:rPr>
+              <w:t xml:space="preserve">2.270—2.838</w:t>
+            </w:r>
+          </w:p>
+        </w:tc>
+        <w:tc>
+          <w:tcPr>
+            <w:tcW w:w="1200" w:type="dxa"/>
+            <w:vAlign w:val="center"/>
+          </w:tcPr>
+          <w:p>
+            <w:pPr>
+              <w:spacing w:before="20" w:after="20" w:line="240" w:lineRule="auto"/>
+              <w:jc w:val="center"/>
+            </w:pPr>
+            <w:r>
+              <w:rPr>
+                <w:rFonts w:ascii="Times New Roman" w:eastAsia="SimSun" w:hAnsi="Times New Roman"/>
+                <w:sz w:val="21"/>
+              </w:rPr>
+              <w:t xml:space="preserve">0</w:t>
+            </w:r>
+          </w:p>
+        </w:tc>
+        <w:tc>
+          <w:tcPr>
+            <w:tcW w:w="1300" w:type="dxa"/>
+            <w:vAlign w:val="center"/>
+          </w:tcPr>
+          <w:p>
+            <w:pPr>
+              <w:spacing w:before="20" w:after="20" w:line="240" w:lineRule="auto"/>
+              <w:jc w:val="center"/>
+            </w:pPr>
+            <w:r>
+              <w:rPr>
+                <w:rFonts w:ascii="Times New Roman" w:eastAsia="SimSun" w:hAnsi="Times New Roman"/>
+                <w:sz w:val="21"/>
+              </w:rPr>
+              <w:t xml:space="preserve">C级</w:t>
+            </w:r>
+          </w:p>
+        </w:tc>
+        <w:tc>
+          <w:tcPr>
+            <w:tcW w:w="1806" w:type="dxa"/>
+            <w:vAlign w:val="center"/>
+          </w:tcPr>
+          <w:p>
+            <w:pPr>
+              <w:spacing w:before="20" w:after="20" w:line="240" w:lineRule="auto"/>
+              <w:jc w:val="left"/>
+            </w:pPr>
+            <w:r>
+              <w:rPr>
+                <w:rFonts w:ascii="Times New Roman" w:eastAsia="SimSun" w:hAnsi="Times New Roman"/>
+                <w:sz w:val="21"/>
+              </w:rPr>
+              <w:t xml:space="preserve">先关联到桩号区间</w:t>
+            </w:r>
+          </w:p>
+        </w:tc>
+      </w:tr>
+    </w:tbl>
+    <w:p>
+      <w:pPr>
+        <w:spacing w:before="60" w:after="120" w:line="300" w:lineRule="auto"/>
+        <w:jc w:val="both"/>
+      </w:pPr>
+      <w:r>
+        <w:rPr>
+          <w:rFonts w:ascii="Times New Roman" w:eastAsia="SimSun" w:hAnsi="Times New Roman"/>
+          <w:sz w:val="21"/>
+        </w:rPr>
+        <w:t xml:space="preserve">注：梯度取自第4章4.5节；32.16 m为设计洪水位；三维计算域的8条代表性通道中Ⅰ、Ⅱ、Ⅲ级分别为4、1、3条。</w:t>
       </w:r>
     </w:p>
     <w:p>
@@ -21603,7 +22658,21 @@
           <w:rFonts w:ascii="Times New Roman" w:eastAsia="SimSun" w:hAnsi="Times New Roman"/>
           <w:sz w:val="24"/>
         </w:rPr>
-        <w:t xml:space="preserve">目前已检验的是评价方法的规则实现和受控情景下的行为：证据状态与关联规则有69项原型测试（检验规则实现，不检验定位精度），规则链、随机森林与序数下限在6批受控情景上完成了分组交叉验证与对比，多目标评价覆盖6批×4051个策略。尚缺的验证包括识别算法的训练测试集、对比实验（表5.4）与逐图真值，相机姿态与定位误差实测，原生求解器复算与出口判据适用性，门控与预警阈值的工程标定，独立的现场安全标签和工程师真实复核记录。</w:t>
+        <w:t xml:space="preserve">表5.16说明了三点。第一，设计水位下断面Ⅰ的最大出逸梯度超过临界区间上界，孔隙比在0.6—1.0内无论取何值，C1都已达到临界，C级门控是确定的，其余28项指标即使全部取得也不会使等级优于C级；按表5.7情景Ⅲ，即使巡检覆盖完整且未见异常，也保持该等级。第二，断面Ⅱ的0.8449位于临界区间内，只能确定“不优于B级”，C级只是可能，透明评价应输出“B—C级”，并把“出口土层孔隙比”列为待补证据。第三，29.00 m时断面Ⅰ未触发门控，但其余指标缺失，仅凭渗流计算不能给出“安全”结论。三维计算域与巡检候选一样不是评价单元，其高梯度出逸面（设计水位下梯度大于0.825的面积约7893 m²）须先按式（5-10）关联到桩号区间，同时作为5.4.2节巡检航线的重点区域。第4章的出口分级以理想无黏性土柱的临界梯度为参照，适用于水平向上出逸面，正式评价还应结合出口土料的启动条件复核。</w:t>
+      </w:r>
+    </w:p>
+    <w:p>
+      <w:pPr>
+        <w:keepNext/>
+        <w:spacing w:before="120" w:after="120" w:line="360" w:lineRule="auto"/>
+      </w:pPr>
+      <w:r>
+        <w:rPr>
+          <w:rFonts w:ascii="Times New Roman" w:eastAsia="SimHei" w:hAnsi="Times New Roman"/>
+          <w:b/>
+          <w:sz w:val="24"/>
+        </w:rPr>
+        <w:t xml:space="preserve">5.7.7  算例六：现场巡检结果接入评价的对比</w:t>
       </w:r>
     </w:p>
     <w:p>
@@ -21617,7 +22686,7 @@
           <w:rFonts w:ascii="Times New Roman" w:eastAsia="SimSun" w:hAnsi="Times New Roman"/>
           <w:sz w:val="24"/>
         </w:rPr>
-        <w:t xml:space="preserve">使用时需注意三点：一是受控情景的严重程度构造与规则链门控存在对应关系，序数下限策略的部分优势可能来自这种对应，现场增益需重新检验；二是序数下限的保护以规则链为前提，规则链漏判的关键状态会传递给最终结论，门控规则须由专业人员维护；三是随机森林特征缺少结构状态指标，补充后盲区可能缩小，但不影响序数下限的保护作用。错误互补能否在受控情景之外成立，需要带独立标签、时间记录和空间配准的现场数据，将在第6章示范工程和后续研究中检验。</w:t>
+        <w:t xml:space="preserve">9个现场候选中，有2个检测框来自同一机位位置的相邻两帧，置信度分别为0.580和0.496，复核结论均为误报。为说明处理方式的影响，把这2个检测框放入受控基准中一条安全情景记录（0+001）的100 m评价段，分别按交付模型原规则和本章规则处理（该记录仅作演示载体，不代表现场位置）。没有巡检候选时，该记录得分96.05，为A级。按原规则，2个检测框以置信度为权重计入C3，加权渗漏点密度为1.08点/100 m，C3由100分降至60分，并因“出现2个及以上点”触发B级观测门控；得分仅降至95.13，但最终等级被限制为B级。也就是说，2个未经复核、后被证实为误报的检测框就会把一个安全断面降为B级。按本章规则，两帧检测先合并为1个候选事件，生成1项复核任务，复核前等级标记为暂定；复核判定为误报后关闭该事件，C3和等级均不受影响，仍为A级。若该处经复核确认为管涌，则作为可采纳的确认事件进入C3，并按5.5.3节触发观测门控和等级下限。两种规则的差别在于：原规则把“检出”直接当作“发生”，本章规则把检出、复核和确认分开，使巡检结果既能约束评价，又不会因误报造成不必要的降级。</w:t>
       </w:r>
     </w:p>
     <w:p>
@@ -21631,7 +22700,7 @@
           <w:b/>
           <w:sz w:val="24"/>
         </w:rPr>
-        <w:t xml:space="preserve">5.9  本章小结</w:t>
+        <w:t xml:space="preserve">5.8  适用条件与局限</w:t>
       </w:r>
     </w:p>
     <w:p>
@@ -21645,7 +22714,7 @@
           <w:rFonts w:ascii="Times New Roman" w:eastAsia="SimSun" w:hAnsi="Times New Roman"/>
           <w:sz w:val="24"/>
         </w:rPr>
-        <w:t xml:space="preserve">本章建立了融合渗流机理与空基巡检病害信息的堤防渗流安全透明评价方法，主要结论如下。</w:t>
+        <w:t xml:space="preserve">目前已检验的是评价方法的规则实现和受控情景下的行为：证据状态与关联规则有69项原型测试（检验规则实现，不检验定位精度），规则链、随机森林与序数下限在6批受控情景上完成了分组交叉验证与对比，多目标评价覆盖6批×4051个策略。尚缺的验证包括识别算法的训练测试集、对比实验（表5.4）与逐图真值，相机姿态与定位误差实测，用第4章已验证的求解器复算受控基准与K45+500的渗流指标、出口判据对具体土料的适用性，门控与预警阈值的工程标定，独立的现场安全标签和工程师真实复核记录。</w:t>
       </w:r>
     </w:p>
     <w:p>
@@ -21659,7 +22728,21 @@
           <w:rFonts w:ascii="Times New Roman" w:eastAsia="SimSun" w:hAnsi="Times New Roman"/>
           <w:sz w:val="24"/>
         </w:rPr>
-        <w:t xml:space="preserve">（1）明确了评价对象为“指定水位与时刻下堤段的渗流安全状态”，结论由等级、主控失效模式、依据和待办事项组成，并建立了五个准则层、29项指标的指标体系。</w:t>
+        <w:t xml:space="preserve">使用时需注意三点：一是受控情景的严重程度构造与规则链门控存在对应关系，序数下限策略的部分优势可能来自这种对应，现场增益需重新检验；二是序数下限的保护以规则链为前提，规则链漏判的关键状态会传递给最终结论，门控规则须由专业人员维护；三是随机森林特征缺少结构状态指标，补充后盲区可能缩小，但不影响序数下限的保护作用。错误互补能否在受控情景之外成立，需要带独立标签、时间记录和空间配准的现场数据，将在第6章示范工程和后续研究中检验。</w:t>
+      </w:r>
+    </w:p>
+    <w:p>
+      <w:pPr>
+        <w:keepNext/>
+        <w:spacing w:before="240" w:after="120" w:line="360" w:lineRule="auto"/>
+      </w:pPr>
+      <w:r>
+        <w:rPr>
+          <w:rFonts w:ascii="Times New Roman" w:eastAsia="SimHei" w:hAnsi="Times New Roman"/>
+          <w:b/>
+          <w:sz w:val="24"/>
+        </w:rPr>
+        <w:t xml:space="preserve">5.9  本章小结</w:t>
       </w:r>
     </w:p>
     <w:p>
@@ -21673,7 +22756,7 @@
           <w:rFonts w:ascii="Times New Roman" w:eastAsia="SimSun" w:hAnsi="Times New Roman"/>
           <w:sz w:val="24"/>
         </w:rPr>
-        <w:t xml:space="preserve">（2）给出了无人机巡检方案、红外图像预处理和P2ES-YOLO管涌识别的技术流程；现场9个复核候选全部为误报（真实管涌比例上界0.28），与白天采集有关，识别算法的训练数据与对比实验已列出提纲，待补充。</w:t>
+        <w:t xml:space="preserve">本章建立了融合渗流机理与空基巡检病害信息的堤防渗流安全透明评价方法，主要结论如下。</w:t>
       </w:r>
     </w:p>
     <w:p>
@@ -21687,7 +22770,7 @@
           <w:rFonts w:ascii="Times New Roman" w:eastAsia="SimSun" w:hAnsi="Times New Roman"/>
           <w:sz w:val="24"/>
         </w:rPr>
-        <w:t xml:space="preserve">（3）提出了证据状态控制与巡检结果的“输入—约束—触发”机制，原规则下2个未复核的误报即可把安全断面降为B级，新规则可避免这种误降级。</w:t>
+        <w:t xml:space="preserve">（1）明确了评价对象为“指定水位与时刻下堤段的渗流安全状态”，结论由等级、主控失效模式、依据和待办事项组成，并建立了五个准则层、29项指标的指标体系。</w:t>
       </w:r>
     </w:p>
     <w:p>
@@ -21701,91 +22784,7 @@
           <w:rFonts w:ascii="Times New Roman" w:eastAsia="SimSun" w:hAnsi="Times New Roman"/>
           <w:sz w:val="24"/>
         </w:rPr>
-        <w:t xml:space="preserve">（4）提出了随机森林决策层与序数物理下限，在875条受控情景上准确率为0.926、C级召回率为1.000且没有引入新错误，另外5批上准确率为 </w:t>
-      </w:r>
-      <w:r>
-        <w:rPr>
-          <w:rFonts w:ascii="Times New Roman" w:eastAsia="SimSun" w:hAnsi="Times New Roman"/>
-          <w:sz w:val="24"/>
-        </w:rPr>
-        <w:t xml:space="preserve">0</w:t>
-      </w:r>
-      <w:r>
-        <w:rPr>
-          <w:rFonts w:ascii="Times New Roman" w:eastAsia="SimSun" w:hAnsi="Times New Roman"/>
-          <w:sz w:val="24"/>
-        </w:rPr>
-        <w:t xml:space="preserve">.</w:t>
-      </w:r>
-      <w:r>
-        <w:rPr>
-          <w:rFonts w:ascii="Times New Roman" w:eastAsia="SimSun" w:hAnsi="Times New Roman"/>
-          <w:sz w:val="24"/>
-        </w:rPr>
-        <w:t xml:space="preserve">9</w:t>
-      </w:r>
-      <w:r>
-        <w:rPr>
-          <w:rFonts w:ascii="Times New Roman" w:eastAsia="SimSun" w:hAnsi="Times New Roman"/>
-          <w:sz w:val="24"/>
-        </w:rPr>
-        <w:t xml:space="preserve">2</w:t>
-      </w:r>
-      <w:r>
-        <w:rPr>
-          <w:rFonts w:ascii="Times New Roman" w:eastAsia="SimSun" w:hAnsi="Times New Roman"/>
-          <w:sz w:val="24"/>
-        </w:rPr>
-        <w:t xml:space="preserve">1</w:t>
-      </w:r>
-      <w:r>
-        <w:rPr>
-          <w:rFonts w:ascii="Times New Roman" w:eastAsia="SimSun" w:hAnsi="Times New Roman"/>
-          <w:sz w:val="24"/>
-        </w:rPr>
-        <w:t xml:space="preserve">±</w:t>
-      </w:r>
-      <w:r>
-        <w:rPr>
-          <w:rFonts w:ascii="Times New Roman" w:eastAsia="SimSun" w:hAnsi="Times New Roman"/>
-          <w:sz w:val="24"/>
-        </w:rPr>
-        <w:t xml:space="preserve">0</w:t>
-      </w:r>
-      <w:r>
-        <w:rPr>
-          <w:rFonts w:ascii="Times New Roman" w:eastAsia="SimSun" w:hAnsi="Times New Roman"/>
-          <w:sz w:val="24"/>
-        </w:rPr>
-        <w:t xml:space="preserve">.</w:t>
-      </w:r>
-      <w:r>
-        <w:rPr>
-          <w:rFonts w:ascii="Times New Roman" w:eastAsia="SimSun" w:hAnsi="Times New Roman"/>
-          <w:sz w:val="24"/>
-        </w:rPr>
-        <w:t xml:space="preserve">0</w:t>
-      </w:r>
-      <w:r>
-        <w:rPr>
-          <w:rFonts w:ascii="Times New Roman" w:eastAsia="SimSun" w:hAnsi="Times New Roman"/>
-          <w:sz w:val="24"/>
-        </w:rPr>
-        <w:t xml:space="preserve">0</w:t>
-      </w:r>
-      <w:r>
-        <w:rPr>
-          <w:rFonts w:ascii="Times New Roman" w:eastAsia="SimSun" w:hAnsi="Times New Roman"/>
-          <w:sz w:val="24"/>
-        </w:rPr>
-        <w:t xml:space="preserve">4</w:t>
-      </w:r>
-      <w:r>
-        <w:rPr>
-          <w:rFonts w:ascii="Times New Roman" w:eastAsia="SimSun" w:hAnsi="Times New Roman"/>
-          <w:sz w:val="24"/>
-        </w:rPr>
-        <w:t xml:space="preserve">。</w:t>
+        <w:t xml:space="preserve">（2）给出了无人机巡检方案、红外图像预处理和P2ES-YOLO管涌识别的技术流程；现场9个复核候选全部为误报（真实管涌比例上界0.28），与白天采集有关，识别算法的训练数据与对比实验已列出提纲，待补充。</w:t>
       </w:r>
     </w:p>
     <w:p>
@@ -21799,91 +22798,7 @@
           <w:rFonts w:ascii="Times New Roman" w:eastAsia="SimSun" w:hAnsi="Times New Roman"/>
           <w:sz w:val="24"/>
         </w:rPr>
-        <w:t xml:space="preserve">（5）建立了包含4051个候选策略的多目标评价体系，加入序数下限后各模型族超体积由0.42—0.59提高到0.73—0.88，在物理下限约束下选出的策略检验准确率为 </w:t>
-      </w:r>
-      <w:r>
-        <w:rPr>
-          <w:rFonts w:ascii="Times New Roman" w:eastAsia="SimSun" w:hAnsi="Times New Roman"/>
-          <w:sz w:val="24"/>
-        </w:rPr>
-        <w:t xml:space="preserve">0</w:t>
-      </w:r>
-      <w:r>
-        <w:rPr>
-          <w:rFonts w:ascii="Times New Roman" w:eastAsia="SimSun" w:hAnsi="Times New Roman"/>
-          <w:sz w:val="24"/>
-        </w:rPr>
-        <w:t xml:space="preserve">.</w:t>
-      </w:r>
-      <w:r>
-        <w:rPr>
-          <w:rFonts w:ascii="Times New Roman" w:eastAsia="SimSun" w:hAnsi="Times New Roman"/>
-          <w:sz w:val="24"/>
-        </w:rPr>
-        <w:t xml:space="preserve">9</w:t>
-      </w:r>
-      <w:r>
-        <w:rPr>
-          <w:rFonts w:ascii="Times New Roman" w:eastAsia="SimSun" w:hAnsi="Times New Roman"/>
-          <w:sz w:val="24"/>
-        </w:rPr>
-        <w:t xml:space="preserve">3</w:t>
-      </w:r>
-      <w:r>
-        <w:rPr>
-          <w:rFonts w:ascii="Times New Roman" w:eastAsia="SimSun" w:hAnsi="Times New Roman"/>
-          <w:sz w:val="24"/>
-        </w:rPr>
-        <w:t xml:space="preserve">9</w:t>
-      </w:r>
-      <w:r>
-        <w:rPr>
-          <w:rFonts w:ascii="Times New Roman" w:eastAsia="SimSun" w:hAnsi="Times New Roman"/>
-          <w:sz w:val="24"/>
-        </w:rPr>
-        <w:t xml:space="preserve">±</w:t>
-      </w:r>
-      <w:r>
-        <w:rPr>
-          <w:rFonts w:ascii="Times New Roman" w:eastAsia="SimSun" w:hAnsi="Times New Roman"/>
-          <w:sz w:val="24"/>
-        </w:rPr>
-        <w:t xml:space="preserve">0</w:t>
-      </w:r>
-      <w:r>
-        <w:rPr>
-          <w:rFonts w:ascii="Times New Roman" w:eastAsia="SimSun" w:hAnsi="Times New Roman"/>
-          <w:sz w:val="24"/>
-        </w:rPr>
-        <w:t xml:space="preserve">.</w:t>
-      </w:r>
-      <w:r>
-        <w:rPr>
-          <w:rFonts w:ascii="Times New Roman" w:eastAsia="SimSun" w:hAnsi="Times New Roman"/>
-          <w:sz w:val="24"/>
-        </w:rPr>
-        <w:t xml:space="preserve">0</w:t>
-      </w:r>
-      <w:r>
-        <w:rPr>
-          <w:rFonts w:ascii="Times New Roman" w:eastAsia="SimSun" w:hAnsi="Times New Roman"/>
-          <w:sz w:val="24"/>
-        </w:rPr>
-        <w:t xml:space="preserve">0</w:t>
-      </w:r>
-      <w:r>
-        <w:rPr>
-          <w:rFonts w:ascii="Times New Roman" w:eastAsia="SimSun" w:hAnsi="Times New Roman"/>
-          <w:sz w:val="24"/>
-        </w:rPr>
-        <w:t xml:space="preserve">1</w:t>
-      </w:r>
-      <w:r>
-        <w:rPr>
-          <w:rFonts w:ascii="Times New Roman" w:eastAsia="SimSun" w:hAnsi="Times New Roman"/>
-          <w:sz w:val="24"/>
-        </w:rPr>
-        <w:t xml:space="preserve">。</w:t>
+        <w:t xml:space="preserve">（3）提出了证据状态控制与巡检结果的“输入—约束—触发”机制，原规则下2个未复核的误报即可把安全断面降为B级，新规则可避免这种误降级。</w:t>
       </w:r>
     </w:p>
     <w:p>
@@ -21897,7 +22812,203 @@
           <w:rFonts w:ascii="Times New Roman" w:eastAsia="SimSun" w:hAnsi="Times New Roman"/>
           <w:sz w:val="24"/>
         </w:rPr>
-        <w:t xml:space="preserve">（6）提出了等级划分、门控阈值、巡检证据判定和三级预警建议；K45+500算例表明结论对C1取值部位敏感，透明评价能把这种依赖明确暴露出来。上述定量结论主要来自受控情景，现场适用性仍需在第6章示范工程中检验。</w:t>
+        <w:t xml:space="preserve">（4）提出了随机森林决策层与序数物理下限，在875条受控情景上准确率为0.926、C级召回率为1.000且没有引入新错误，另外5批上准确率为 </w:t>
+      </w:r>
+      <w:r>
+        <w:rPr>
+          <w:rFonts w:ascii="Times New Roman" w:eastAsia="SimSun" w:hAnsi="Times New Roman"/>
+          <w:sz w:val="24"/>
+        </w:rPr>
+        <w:t xml:space="preserve">0</w:t>
+      </w:r>
+      <w:r>
+        <w:rPr>
+          <w:rFonts w:ascii="Times New Roman" w:eastAsia="SimSun" w:hAnsi="Times New Roman"/>
+          <w:sz w:val="24"/>
+        </w:rPr>
+        <w:t xml:space="preserve">.</w:t>
+      </w:r>
+      <w:r>
+        <w:rPr>
+          <w:rFonts w:ascii="Times New Roman" w:eastAsia="SimSun" w:hAnsi="Times New Roman"/>
+          <w:sz w:val="24"/>
+        </w:rPr>
+        <w:t xml:space="preserve">9</w:t>
+      </w:r>
+      <w:r>
+        <w:rPr>
+          <w:rFonts w:ascii="Times New Roman" w:eastAsia="SimSun" w:hAnsi="Times New Roman"/>
+          <w:sz w:val="24"/>
+        </w:rPr>
+        <w:t xml:space="preserve">2</w:t>
+      </w:r>
+      <w:r>
+        <w:rPr>
+          <w:rFonts w:ascii="Times New Roman" w:eastAsia="SimSun" w:hAnsi="Times New Roman"/>
+          <w:sz w:val="24"/>
+        </w:rPr>
+        <w:t xml:space="preserve">1</w:t>
+      </w:r>
+      <w:r>
+        <w:rPr>
+          <w:rFonts w:ascii="Times New Roman" w:eastAsia="SimSun" w:hAnsi="Times New Roman"/>
+          <w:sz w:val="24"/>
+        </w:rPr>
+        <w:t xml:space="preserve">±</w:t>
+      </w:r>
+      <w:r>
+        <w:rPr>
+          <w:rFonts w:ascii="Times New Roman" w:eastAsia="SimSun" w:hAnsi="Times New Roman"/>
+          <w:sz w:val="24"/>
+        </w:rPr>
+        <w:t xml:space="preserve">0</w:t>
+      </w:r>
+      <w:r>
+        <w:rPr>
+          <w:rFonts w:ascii="Times New Roman" w:eastAsia="SimSun" w:hAnsi="Times New Roman"/>
+          <w:sz w:val="24"/>
+        </w:rPr>
+        <w:t xml:space="preserve">.</w:t>
+      </w:r>
+      <w:r>
+        <w:rPr>
+          <w:rFonts w:ascii="Times New Roman" w:eastAsia="SimSun" w:hAnsi="Times New Roman"/>
+          <w:sz w:val="24"/>
+        </w:rPr>
+        <w:t xml:space="preserve">0</w:t>
+      </w:r>
+      <w:r>
+        <w:rPr>
+          <w:rFonts w:ascii="Times New Roman" w:eastAsia="SimSun" w:hAnsi="Times New Roman"/>
+          <w:sz w:val="24"/>
+        </w:rPr>
+        <w:t xml:space="preserve">0</w:t>
+      </w:r>
+      <w:r>
+        <w:rPr>
+          <w:rFonts w:ascii="Times New Roman" w:eastAsia="SimSun" w:hAnsi="Times New Roman"/>
+          <w:sz w:val="24"/>
+        </w:rPr>
+        <w:t xml:space="preserve">4</w:t>
+      </w:r>
+      <w:r>
+        <w:rPr>
+          <w:rFonts w:ascii="Times New Roman" w:eastAsia="SimSun" w:hAnsi="Times New Roman"/>
+          <w:sz w:val="24"/>
+        </w:rPr>
+        <w:t xml:space="preserve">。</w:t>
+      </w:r>
+    </w:p>
+    <w:p>
+      <w:pPr>
+        <w:spacing w:after="0" w:line="360" w:lineRule="auto"/>
+        <w:ind w:firstLine="480"/>
+        <w:jc w:val="both"/>
+      </w:pPr>
+      <w:r>
+        <w:rPr>
+          <w:rFonts w:ascii="Times New Roman" w:eastAsia="SimSun" w:hAnsi="Times New Roman"/>
+          <w:sz w:val="24"/>
+        </w:rPr>
+        <w:t xml:space="preserve">（5）建立了包含4051个候选策略的多目标评价体系，加入序数下限后各模型族超体积由0.42—0.59提高到0.73—0.88，在物理下限约束下选出的策略检验准确率为 </w:t>
+      </w:r>
+      <w:r>
+        <w:rPr>
+          <w:rFonts w:ascii="Times New Roman" w:eastAsia="SimSun" w:hAnsi="Times New Roman"/>
+          <w:sz w:val="24"/>
+        </w:rPr>
+        <w:t xml:space="preserve">0</w:t>
+      </w:r>
+      <w:r>
+        <w:rPr>
+          <w:rFonts w:ascii="Times New Roman" w:eastAsia="SimSun" w:hAnsi="Times New Roman"/>
+          <w:sz w:val="24"/>
+        </w:rPr>
+        <w:t xml:space="preserve">.</w:t>
+      </w:r>
+      <w:r>
+        <w:rPr>
+          <w:rFonts w:ascii="Times New Roman" w:eastAsia="SimSun" w:hAnsi="Times New Roman"/>
+          <w:sz w:val="24"/>
+        </w:rPr>
+        <w:t xml:space="preserve">9</w:t>
+      </w:r>
+      <w:r>
+        <w:rPr>
+          <w:rFonts w:ascii="Times New Roman" w:eastAsia="SimSun" w:hAnsi="Times New Roman"/>
+          <w:sz w:val="24"/>
+        </w:rPr>
+        <w:t xml:space="preserve">3</w:t>
+      </w:r>
+      <w:r>
+        <w:rPr>
+          <w:rFonts w:ascii="Times New Roman" w:eastAsia="SimSun" w:hAnsi="Times New Roman"/>
+          <w:sz w:val="24"/>
+        </w:rPr>
+        <w:t xml:space="preserve">9</w:t>
+      </w:r>
+      <w:r>
+        <w:rPr>
+          <w:rFonts w:ascii="Times New Roman" w:eastAsia="SimSun" w:hAnsi="Times New Roman"/>
+          <w:sz w:val="24"/>
+        </w:rPr>
+        <w:t xml:space="preserve">±</w:t>
+      </w:r>
+      <w:r>
+        <w:rPr>
+          <w:rFonts w:ascii="Times New Roman" w:eastAsia="SimSun" w:hAnsi="Times New Roman"/>
+          <w:sz w:val="24"/>
+        </w:rPr>
+        <w:t xml:space="preserve">0</w:t>
+      </w:r>
+      <w:r>
+        <w:rPr>
+          <w:rFonts w:ascii="Times New Roman" w:eastAsia="SimSun" w:hAnsi="Times New Roman"/>
+          <w:sz w:val="24"/>
+        </w:rPr>
+        <w:t xml:space="preserve">.</w:t>
+      </w:r>
+      <w:r>
+        <w:rPr>
+          <w:rFonts w:ascii="Times New Roman" w:eastAsia="SimSun" w:hAnsi="Times New Roman"/>
+          <w:sz w:val="24"/>
+        </w:rPr>
+        <w:t xml:space="preserve">0</w:t>
+      </w:r>
+      <w:r>
+        <w:rPr>
+          <w:rFonts w:ascii="Times New Roman" w:eastAsia="SimSun" w:hAnsi="Times New Roman"/>
+          <w:sz w:val="24"/>
+        </w:rPr>
+        <w:t xml:space="preserve">0</w:t>
+      </w:r>
+      <w:r>
+        <w:rPr>
+          <w:rFonts w:ascii="Times New Roman" w:eastAsia="SimSun" w:hAnsi="Times New Roman"/>
+          <w:sz w:val="24"/>
+        </w:rPr>
+        <w:t xml:space="preserve">1</w:t>
+      </w:r>
+      <w:r>
+        <w:rPr>
+          <w:rFonts w:ascii="Times New Roman" w:eastAsia="SimSun" w:hAnsi="Times New Roman"/>
+          <w:sz w:val="24"/>
+        </w:rPr>
+        <w:t xml:space="preserve">。</w:t>
+      </w:r>
+    </w:p>
+    <w:p>
+      <w:pPr>
+        <w:spacing w:after="0" w:line="360" w:lineRule="auto"/>
+        <w:ind w:firstLine="480"/>
+        <w:jc w:val="both"/>
+      </w:pPr>
+      <w:r>
+        <w:rPr>
+          <w:rFonts w:ascii="Times New Roman" w:eastAsia="SimSun" w:hAnsi="Times New Roman"/>
+          <w:sz w:val="24"/>
+        </w:rPr>
+        <w:t xml:space="preserve">（6）提出了等级划分、门控阈值、巡检证据判定和三级预警建议；K45+500算例表明结论对C1取值部位敏感，第4章计算结果接入后设计水位下断面Ⅰ确定为C级、断面Ⅱ为“B—C级”，透明评价能把这类依赖和不确定性明确暴露出来。上述定量结论主要来自受控情景，现场适用性仍需在第6章示范工程中检验。</w:t>
       </w:r>
     </w:p>
     <w:p>
